--- a/ap-revision/C11 期末复习清单.docx
+++ b/ap-revision/C11 期末复习清单.docx
@@ -8,7 +8,7 @@
       </w:pPr>
       <w:r>
         <w:rPr>
-          <w:rFonts w:ascii="Arial" w:hAnsi="Arial" w:eastAsia="Arial"/>
+          <w:rFonts w:ascii="Arial" w:hAnsi="Arial"/>
           <w:b/>
           <w:sz w:val="28"/>
         </w:rPr>
@@ -26,7 +26,7 @@
       </w:pPr>
       <w:r>
         <w:rPr>
-          <w:rFonts w:ascii="霞鹜文楷 Medium" w:hAnsi="霞鹜文楷 Medium" w:eastAsia="霞鹜文楷 Medium"/>
+          <w:rFonts w:ascii="霞鹜文楷 Medium" w:hAnsi="霞鹜文楷 Medium"/>
           <w:b/>
           <w:sz w:val="22"/>
         </w:rPr>
@@ -39,7 +39,7 @@
       </w:pPr>
       <w:r>
         <w:rPr>
-          <w:rFonts w:ascii="霞鹜文楷 Medium" w:hAnsi="霞鹜文楷 Medium" w:eastAsia="霞鹜文楷 Medium"/>
+          <w:rFonts w:ascii="霞鹜文楷 Medium" w:hAnsi="霞鹜文楷 Medium"/>
           <w:b/>
           <w:sz w:val="22"/>
         </w:rPr>
@@ -52,7 +52,7 @@
       </w:pPr>
       <w:r>
         <w:rPr>
-          <w:rFonts w:ascii="霞鹜文楷 Medium" w:hAnsi="霞鹜文楷 Medium" w:eastAsia="霞鹜文楷 Medium"/>
+          <w:rFonts w:ascii="霞鹜文楷 Medium" w:hAnsi="霞鹜文楷 Medium"/>
           <w:b/>
           <w:sz w:val="22"/>
         </w:rPr>
@@ -65,13 +65,14 @@
       </w:pPr>
       <w:r>
         <w:rPr>
-          <w:rFonts w:ascii="霞鹜文楷 Medium" w:hAnsi="霞鹜文楷 Medium" w:eastAsia="霞鹜文楷 Medium"/>
+          <w:rFonts w:ascii="霞鹜文楷 Medium" w:hAnsi="霞鹜文楷 Medium"/>
           <w:b/>
           <w:sz w:val="22"/>
         </w:rPr>
         <w:t>Amphoteric species can act as both acid and base (e.g. H₂O, HCO₃⁻, HPO₄²⁻)</w:t>
       </w:r>
     </w:p>
+    <w:p/>
     <w:p>
       <w:pPr>
         <w:spacing w:after="40" w:before="80" w:line="240" w:lineRule="auto"/>
@@ -81,18 +82,18 @@
       </w:pPr>
       <w:r>
         <w:rPr>
-          <w:rFonts w:ascii="Arial" w:hAnsi="Arial" w:eastAsia="Arial"/>
-          <w:b w:val="0"/>
-          <w:sz w:val="22"/>
-        </w:rPr>
-        <w:t>1. H2PO4− (aq) + CN- (aq) ⇌  HCN (aq)  + HPO42− (aq) What is the conjugate acid in the reaction above?</w:t>
+          <w:rFonts w:ascii="Arial" w:hAnsi="Arial"/>
+          <w:b w:val="0"/>
+          <w:sz w:val="22"/>
+        </w:rPr>
+        <w:t>1. H₂PO₄− (aq) + CN- (aq) ⇌  HCN (aq)  + HPO₄₂− (aq) What is the conjugate acid in the reaction above?</w:t>
       </w:r>
       <w:r>
         <w:tab/>
       </w:r>
       <w:r>
         <w:rPr>
-          <w:rFonts w:ascii="Arial" w:hAnsi="Arial" w:eastAsia="Arial"/>
+          <w:rFonts w:ascii="Arial" w:hAnsi="Arial"/>
           <w:b w:val="0"/>
           <w:sz w:val="22"/>
         </w:rPr>
@@ -105,11 +106,11 @@
       </w:pPr>
       <w:r>
         <w:rPr>
-          <w:rFonts w:ascii="Arial" w:hAnsi="Arial" w:eastAsia="Arial"/>
-          <w:b w:val="0"/>
-          <w:sz w:val="22"/>
-        </w:rPr>
-        <w:t>A. HCN</w:t>
+          <w:rFonts w:ascii="Arial" w:hAnsi="Arial"/>
+          <w:b w:val="0"/>
+          <w:sz w:val="22"/>
+        </w:rPr>
+        <w:t>A. Option A</w:t>
       </w:r>
     </w:p>
     <w:p>
@@ -118,11 +119,11 @@
       </w:pPr>
       <w:r>
         <w:rPr>
-          <w:rFonts w:ascii="Arial" w:hAnsi="Arial" w:eastAsia="Arial"/>
-          <w:b w:val="0"/>
-          <w:sz w:val="22"/>
-        </w:rPr>
-        <w:t>B. CN-</w:t>
+          <w:rFonts w:ascii="Arial" w:hAnsi="Arial"/>
+          <w:b w:val="0"/>
+          <w:sz w:val="22"/>
+        </w:rPr>
+        <w:t>B. Option B</w:t>
       </w:r>
     </w:p>
     <w:p>
@@ -131,11 +132,11 @@
       </w:pPr>
       <w:r>
         <w:rPr>
-          <w:rFonts w:ascii="Arial" w:hAnsi="Arial" w:eastAsia="Arial"/>
-          <w:b w:val="0"/>
-          <w:sz w:val="22"/>
-        </w:rPr>
-        <w:t>C. H2PO4−</w:t>
+          <w:rFonts w:ascii="Arial" w:hAnsi="Arial"/>
+          <w:b w:val="0"/>
+          <w:sz w:val="22"/>
+        </w:rPr>
+        <w:t>C. Option C</w:t>
       </w:r>
     </w:p>
     <w:p>
@@ -144,11 +145,11 @@
       </w:pPr>
       <w:r>
         <w:rPr>
-          <w:rFonts w:ascii="Arial" w:hAnsi="Arial" w:eastAsia="Arial"/>
-          <w:b w:val="0"/>
-          <w:sz w:val="22"/>
-        </w:rPr>
-        <w:t>D. HPO42−</w:t>
+          <w:rFonts w:ascii="Arial" w:hAnsi="Arial"/>
+          <w:b w:val="0"/>
+          <w:sz w:val="22"/>
+        </w:rPr>
+        <w:t>D. Option D</w:t>
       </w:r>
     </w:p>
     <w:p>
@@ -165,80 +166,12 @@
       </w:pPr>
       <w:r>
         <w:rPr>
-          <w:rFonts w:ascii="Arial" w:hAnsi="Arial" w:eastAsia="Arial"/>
-          <w:b w:val="0"/>
-          <w:sz w:val="22"/>
-        </w:rPr>
-        <w:t>2. H3PO4 (aq) + H2O (l)  ⇌ H2PO4- (aq) + H3O+ (aq) Consider the reaction above. Which of the following statements is true?</w:t>
-      </w:r>
-      <w:r>
-        <w:tab/>
-      </w:r>
-      <w:r>
-        <w:rPr>
-          <w:rFonts w:ascii="Arial" w:hAnsi="Arial" w:eastAsia="Arial"/>
-          <w:b w:val="0"/>
-          <w:sz w:val="22"/>
-        </w:rPr>
-        <w:t>（   ）</w:t>
-      </w:r>
-    </w:p>
-    <w:p>
-      <w:pPr>
-        <w:spacing w:after="20" w:before="0" w:line="240" w:lineRule="auto"/>
-      </w:pPr>
-      <w:r>
-        <w:rPr>
-          <w:rFonts w:ascii="Arial" w:hAnsi="Arial" w:eastAsia="Arial"/>
-          <w:b w:val="0"/>
-          <w:sz w:val="22"/>
-        </w:rPr>
-        <w:t>A. H3PO4 and H2PO4- is a base and conjugate acid pair.</w:t>
-      </w:r>
-    </w:p>
-    <w:p>
-      <w:pPr>
-        <w:spacing w:after="20" w:before="0" w:line="240" w:lineRule="auto"/>
-      </w:pPr>
-      <w:r>
-        <w:rPr>
-          <w:rFonts w:ascii="Arial" w:hAnsi="Arial" w:eastAsia="Arial"/>
-          <w:b w:val="0"/>
-          <w:sz w:val="22"/>
-        </w:rPr>
-        <w:t>B. H2PO4- is a weak base.</w:t>
-      </w:r>
-    </w:p>
-    <w:p>
-      <w:pPr>
-        <w:spacing w:after="20" w:before="0" w:line="240" w:lineRule="auto"/>
-      </w:pPr>
-      <w:r>
-        <w:rPr>
-          <w:rFonts w:ascii="Arial" w:hAnsi="Arial" w:eastAsia="Arial"/>
-          <w:b w:val="0"/>
-          <w:sz w:val="22"/>
-        </w:rPr>
-        <w:t>C. H2O is acting as Brønsted-Lowry acid.</w:t>
-      </w:r>
-    </w:p>
-    <w:p>
-      <w:pPr>
-        <w:spacing w:after="20" w:before="0" w:line="240" w:lineRule="auto"/>
-      </w:pPr>
-      <w:r>
-        <w:rPr>
-          <w:rFonts w:ascii="Arial" w:hAnsi="Arial" w:eastAsia="Arial"/>
-          <w:b w:val="0"/>
-          <w:sz w:val="22"/>
-        </w:rPr>
-        <w:t>D. H3O+ is the conjugate base of H2O.</w:t>
-      </w:r>
-    </w:p>
-    <w:p>
-      <w:pPr>
-        <w:spacing w:after="0" w:before="0" w:line="240" w:lineRule="auto"/>
-      </w:pPr>
+          <w:rFonts w:ascii="Arial" w:hAnsi="Arial"/>
+          <w:b w:val="0"/>
+          <w:sz w:val="22"/>
+        </w:rPr>
+        <w:t>2. H₃PO₄ (aq) + H₂O (l)  ⇌ H₂PO₄- (aq) + H₃O+ (aq) Consider the reaction above.</w:t>
+      </w:r>
     </w:p>
     <w:p>
       <w:pPr>
@@ -249,22 +182,11 @@
       </w:pPr>
       <w:r>
         <w:rPr>
-          <w:rFonts w:ascii="Arial" w:hAnsi="Arial" w:eastAsia="Arial"/>
-          <w:b w:val="0"/>
-          <w:sz w:val="22"/>
-        </w:rPr>
-        <w:t>3. H3NSO3 (aq) + 2NH3 (aq) ⇌ HNSO32- (aq) + 2NH4+ (aq) For the equilibrium equation shown, which species are Brønsted-Lowry acids?</w:t>
-      </w:r>
-      <w:r>
-        <w:tab/>
-      </w:r>
-      <w:r>
-        <w:rPr>
-          <w:rFonts w:ascii="Arial" w:hAnsi="Arial" w:eastAsia="Arial"/>
-          <w:b w:val="0"/>
-          <w:sz w:val="22"/>
-        </w:rPr>
-        <w:t>（   ）</w:t>
+          <w:rFonts w:ascii="Arial" w:hAnsi="Arial"/>
+          <w:b w:val="0"/>
+          <w:sz w:val="22"/>
+        </w:rPr>
+        <w:t>Which of the following statements is true?	（   ）</w:t>
       </w:r>
     </w:p>
     <w:p>
@@ -273,11 +195,11 @@
       </w:pPr>
       <w:r>
         <w:rPr>
-          <w:rFonts w:ascii="Arial" w:hAnsi="Arial" w:eastAsia="Arial"/>
-          <w:b w:val="0"/>
-          <w:sz w:val="22"/>
-        </w:rPr>
-        <w:t>A. NH4+ and NH3</w:t>
+          <w:rFonts w:ascii="Arial" w:hAnsi="Arial"/>
+          <w:b w:val="0"/>
+          <w:sz w:val="22"/>
+        </w:rPr>
+        <w:t>A. H₃PO₄ and H₂PO₄- is a base and conjugate acid pair.</w:t>
       </w:r>
     </w:p>
     <w:p>
@@ -286,11 +208,11 @@
       </w:pPr>
       <w:r>
         <w:rPr>
-          <w:rFonts w:ascii="Arial" w:hAnsi="Arial" w:eastAsia="Arial"/>
-          <w:b w:val="0"/>
-          <w:sz w:val="22"/>
-        </w:rPr>
-        <w:t>B. NH4+ and HNSO32-</w:t>
+          <w:rFonts w:ascii="Arial" w:hAnsi="Arial"/>
+          <w:b w:val="0"/>
+          <w:sz w:val="22"/>
+        </w:rPr>
+        <w:t>B. H₂PO₄- is a weak base.</w:t>
       </w:r>
     </w:p>
     <w:p>
@@ -299,11 +221,11 @@
       </w:pPr>
       <w:r>
         <w:rPr>
-          <w:rFonts w:ascii="Arial" w:hAnsi="Arial" w:eastAsia="Arial"/>
-          <w:b w:val="0"/>
-          <w:sz w:val="22"/>
-        </w:rPr>
-        <w:t>C. H3NSO3 and HNSO32-</w:t>
+          <w:rFonts w:ascii="Arial" w:hAnsi="Arial"/>
+          <w:b w:val="0"/>
+          <w:sz w:val="22"/>
+        </w:rPr>
+        <w:t>C. H₂O is acting as Brønsted-Lowry acid.</w:t>
       </w:r>
     </w:p>
     <w:p>
@@ -312,11 +234,11 @@
       </w:pPr>
       <w:r>
         <w:rPr>
-          <w:rFonts w:ascii="Arial" w:hAnsi="Arial" w:eastAsia="Arial"/>
-          <w:b w:val="0"/>
-          <w:sz w:val="22"/>
-        </w:rPr>
-        <w:t>D. H3NSO3 and NH4+</w:t>
+          <w:rFonts w:ascii="Arial" w:hAnsi="Arial"/>
+          <w:b w:val="0"/>
+          <w:sz w:val="22"/>
+        </w:rPr>
+        <w:t>D. H₃O+ is the conjugate base of H₂O.</w:t>
       </w:r>
     </w:p>
     <w:p>
@@ -333,18 +255,18 @@
       </w:pPr>
       <w:r>
         <w:rPr>
-          <w:rFonts w:ascii="Arial" w:hAnsi="Arial" w:eastAsia="Arial"/>
-          <w:b w:val="0"/>
-          <w:sz w:val="22"/>
-        </w:rPr>
-        <w:t>4. H2SO4 + HNO3 ⇋  H2NO3+ + HSO4- The reaction above occurs between concentrated sulfuric and nitric acids. Identify the two species which are acting as Brønsted–Lowry bases.</w:t>
+          <w:rFonts w:ascii="Arial" w:hAnsi="Arial"/>
+          <w:b w:val="0"/>
+          <w:sz w:val="22"/>
+        </w:rPr>
+        <w:t>3. H₃NSO₃ (aq) + 2NH₃ (aq) ⇌ HNSO₃2- (aq) + 2NH₄+ (aq) For the equilibrium equation shown, which species are Brønsted-Lowry acids?</w:t>
       </w:r>
       <w:r>
         <w:tab/>
       </w:r>
       <w:r>
         <w:rPr>
-          <w:rFonts w:ascii="Arial" w:hAnsi="Arial" w:eastAsia="Arial"/>
+          <w:rFonts w:ascii="Arial" w:hAnsi="Arial"/>
           <w:b w:val="0"/>
           <w:sz w:val="22"/>
         </w:rPr>
@@ -357,11 +279,11 @@
       </w:pPr>
       <w:r>
         <w:rPr>
-          <w:rFonts w:ascii="Arial" w:hAnsi="Arial" w:eastAsia="Arial"/>
-          <w:b w:val="0"/>
-          <w:sz w:val="22"/>
-        </w:rPr>
-        <w:t>A. H2NO3+ and HSO4-</w:t>
+          <w:rFonts w:ascii="Arial" w:hAnsi="Arial"/>
+          <w:b w:val="0"/>
+          <w:sz w:val="22"/>
+        </w:rPr>
+        <w:t>A. Equation A</w:t>
       </w:r>
     </w:p>
     <w:p>
@@ -370,11 +292,11 @@
       </w:pPr>
       <w:r>
         <w:rPr>
-          <w:rFonts w:ascii="Arial" w:hAnsi="Arial" w:eastAsia="Arial"/>
-          <w:b w:val="0"/>
-          <w:sz w:val="22"/>
-        </w:rPr>
-        <w:t>B. HNO3 and H2NO3+</w:t>
+          <w:rFonts w:ascii="Arial" w:hAnsi="Arial"/>
+          <w:b w:val="0"/>
+          <w:sz w:val="22"/>
+        </w:rPr>
+        <w:t>B. Equation B</w:t>
       </w:r>
     </w:p>
     <w:p>
@@ -383,11 +305,11 @@
       </w:pPr>
       <w:r>
         <w:rPr>
-          <w:rFonts w:ascii="Arial" w:hAnsi="Arial" w:eastAsia="Arial"/>
-          <w:b w:val="0"/>
-          <w:sz w:val="22"/>
-        </w:rPr>
-        <w:t>C. H2SO4 and HSO4-</w:t>
+          <w:rFonts w:ascii="Arial" w:hAnsi="Arial"/>
+          <w:b w:val="0"/>
+          <w:sz w:val="22"/>
+        </w:rPr>
+        <w:t>C. Equation C</w:t>
       </w:r>
     </w:p>
     <w:p>
@@ -396,11 +318,11 @@
       </w:pPr>
       <w:r>
         <w:rPr>
-          <w:rFonts w:ascii="Arial" w:hAnsi="Arial" w:eastAsia="Arial"/>
-          <w:b w:val="0"/>
-          <w:sz w:val="22"/>
-        </w:rPr>
-        <w:t>D. HNO3 and HSO4-</w:t>
+          <w:rFonts w:ascii="Arial" w:hAnsi="Arial"/>
+          <w:b w:val="0"/>
+          <w:sz w:val="22"/>
+        </w:rPr>
+        <w:t>D. Equation D</w:t>
       </w:r>
     </w:p>
     <w:p>
@@ -417,80 +339,12 @@
       </w:pPr>
       <w:r>
         <w:rPr>
-          <w:rFonts w:ascii="Arial" w:hAnsi="Arial" w:eastAsia="Arial"/>
-          <w:b w:val="0"/>
-          <w:sz w:val="22"/>
-        </w:rPr>
-        <w:t>5. H2O (l) + F- (aq) ⇌ HF (aq) + OH- (aq) H2O (l) + HNO3 (aq) → H3O+ (aq) + NO3- (aq) H2O (l) + CO2 (g) ⇌ H2CO3 (aq) NH3 (aq) + H2O (l) ⇌ NH4+ (aq) + OH- (aq) Consider the reactions above. Which of the following statements is true?</w:t>
-      </w:r>
-      <w:r>
-        <w:tab/>
-      </w:r>
-      <w:r>
-        <w:rPr>
-          <w:rFonts w:ascii="Arial" w:hAnsi="Arial" w:eastAsia="Arial"/>
-          <w:b w:val="0"/>
-          <w:sz w:val="22"/>
-        </w:rPr>
-        <w:t>（   ）</w:t>
-      </w:r>
-    </w:p>
-    <w:p>
-      <w:pPr>
-        <w:spacing w:after="20" w:before="0" w:line="240" w:lineRule="auto"/>
-      </w:pPr>
-      <w:r>
-        <w:rPr>
-          <w:rFonts w:ascii="Arial" w:hAnsi="Arial" w:eastAsia="Arial"/>
-          <w:b w:val="0"/>
-          <w:sz w:val="22"/>
-        </w:rPr>
-        <w:t>A. H2O is shown acting as a Bronsted-Lowry acid only.</w:t>
-      </w:r>
-    </w:p>
-    <w:p>
-      <w:pPr>
-        <w:spacing w:after="20" w:before="0" w:line="240" w:lineRule="auto"/>
-      </w:pPr>
-      <w:r>
-        <w:rPr>
-          <w:rFonts w:ascii="Arial" w:hAnsi="Arial" w:eastAsia="Arial"/>
-          <w:b w:val="0"/>
-          <w:sz w:val="22"/>
-        </w:rPr>
-        <w:t>B. NO3- is a strong base.</w:t>
-      </w:r>
-    </w:p>
-    <w:p>
-      <w:pPr>
-        <w:spacing w:after="20" w:before="0" w:line="240" w:lineRule="auto"/>
-      </w:pPr>
-      <w:r>
-        <w:rPr>
-          <w:rFonts w:ascii="Arial" w:hAnsi="Arial" w:eastAsia="Arial"/>
-          <w:b w:val="0"/>
-          <w:sz w:val="22"/>
-        </w:rPr>
-        <w:t>C. H2O acts as a Bronsted-Lowry acid twice.</w:t>
-      </w:r>
-    </w:p>
-    <w:p>
-      <w:pPr>
-        <w:spacing w:after="20" w:before="0" w:line="240" w:lineRule="auto"/>
-      </w:pPr>
-      <w:r>
-        <w:rPr>
-          <w:rFonts w:ascii="Arial" w:hAnsi="Arial" w:eastAsia="Arial"/>
-          <w:b w:val="0"/>
-          <w:sz w:val="22"/>
-        </w:rPr>
-        <w:t>D. F- is the conjugate acid of HF.</w:t>
-      </w:r>
-    </w:p>
-    <w:p>
-      <w:pPr>
-        <w:spacing w:after="0" w:before="0" w:line="240" w:lineRule="auto"/>
-      </w:pPr>
+          <w:rFonts w:ascii="Arial" w:hAnsi="Arial"/>
+          <w:b w:val="0"/>
+          <w:sz w:val="22"/>
+        </w:rPr>
+        <w:t>4. H₂SO₄ + HNO₃ ⇋  H₂NO₃+ + HSO₄- The reaction above occurs between concentrated sulfuric and nitric acids.</w:t>
+      </w:r>
     </w:p>
     <w:p>
       <w:pPr>
@@ -501,22 +355,11 @@
       </w:pPr>
       <w:r>
         <w:rPr>
-          <w:rFonts w:ascii="Arial" w:hAnsi="Arial" w:eastAsia="Arial"/>
-          <w:b w:val="0"/>
-          <w:sz w:val="22"/>
-        </w:rPr>
-        <w:t>6. Potassium hydrogenphosphate has the formula K2HPO4 .  What is the conjugate base of this compound?</w:t>
-      </w:r>
-      <w:r>
-        <w:tab/>
-      </w:r>
-      <w:r>
-        <w:rPr>
-          <w:rFonts w:ascii="Arial" w:hAnsi="Arial" w:eastAsia="Arial"/>
-          <w:b w:val="0"/>
-          <w:sz w:val="22"/>
-        </w:rPr>
-        <w:t>（   ）</w:t>
+          <w:rFonts w:ascii="Arial" w:hAnsi="Arial"/>
+          <w:b w:val="0"/>
+          <w:sz w:val="22"/>
+        </w:rPr>
+        <w:t>Identify the two species which are acting as Brønsted–Lowry bases.	（   ）</w:t>
       </w:r>
     </w:p>
     <w:p>
@@ -525,11 +368,11 @@
       </w:pPr>
       <w:r>
         <w:rPr>
-          <w:rFonts w:ascii="Arial" w:hAnsi="Arial" w:eastAsia="Arial"/>
-          <w:b w:val="0"/>
-          <w:sz w:val="22"/>
-        </w:rPr>
-        <w:t>A. H2PO4-</w:t>
+          <w:rFonts w:ascii="Arial" w:hAnsi="Arial"/>
+          <w:b w:val="0"/>
+          <w:sz w:val="22"/>
+        </w:rPr>
+        <w:t>A. Option A</w:t>
       </w:r>
     </w:p>
     <w:p>
@@ -538,11 +381,11 @@
       </w:pPr>
       <w:r>
         <w:rPr>
-          <w:rFonts w:ascii="Arial" w:hAnsi="Arial" w:eastAsia="Arial"/>
-          <w:b w:val="0"/>
-          <w:sz w:val="22"/>
-        </w:rPr>
-        <w:t>B. KHPO42-</w:t>
+          <w:rFonts w:ascii="Arial" w:hAnsi="Arial"/>
+          <w:b w:val="0"/>
+          <w:sz w:val="22"/>
+        </w:rPr>
+        <w:t>B. Option B</w:t>
       </w:r>
     </w:p>
     <w:p>
@@ -551,11 +394,11 @@
       </w:pPr>
       <w:r>
         <w:rPr>
-          <w:rFonts w:ascii="Arial" w:hAnsi="Arial" w:eastAsia="Arial"/>
-          <w:b w:val="0"/>
-          <w:sz w:val="22"/>
-        </w:rPr>
-        <w:t>C. PO43-</w:t>
+          <w:rFonts w:ascii="Arial" w:hAnsi="Arial"/>
+          <w:b w:val="0"/>
+          <w:sz w:val="22"/>
+        </w:rPr>
+        <w:t>C. Option C</w:t>
       </w:r>
     </w:p>
     <w:p>
@@ -564,11 +407,11 @@
       </w:pPr>
       <w:r>
         <w:rPr>
-          <w:rFonts w:ascii="Arial" w:hAnsi="Arial" w:eastAsia="Arial"/>
-          <w:b w:val="0"/>
-          <w:sz w:val="22"/>
-        </w:rPr>
-        <w:t>D. KH2PO4</w:t>
+          <w:rFonts w:ascii="Arial" w:hAnsi="Arial"/>
+          <w:b w:val="0"/>
+          <w:sz w:val="22"/>
+        </w:rPr>
+        <w:t>D. Option D</w:t>
       </w:r>
     </w:p>
     <w:p>
@@ -585,80 +428,12 @@
       </w:pPr>
       <w:r>
         <w:rPr>
-          <w:rFonts w:ascii="Arial" w:hAnsi="Arial" w:eastAsia="Arial"/>
-          <w:b w:val="0"/>
-          <w:sz w:val="22"/>
-        </w:rPr>
-        <w:t>7. Which of the following is the conjugate base of carbonic acid (H2CO3)?</w:t>
-      </w:r>
-      <w:r>
-        <w:tab/>
-      </w:r>
-      <w:r>
-        <w:rPr>
-          <w:rFonts w:ascii="Arial" w:hAnsi="Arial" w:eastAsia="Arial"/>
-          <w:b w:val="0"/>
-          <w:sz w:val="22"/>
-        </w:rPr>
-        <w:t>（   ）</w:t>
-      </w:r>
-    </w:p>
-    <w:p>
-      <w:pPr>
-        <w:spacing w:after="20" w:before="0" w:line="240" w:lineRule="auto"/>
-      </w:pPr>
-      <w:r>
-        <w:rPr>
-          <w:rFonts w:ascii="Arial" w:hAnsi="Arial" w:eastAsia="Arial"/>
-          <w:b w:val="0"/>
-          <w:sz w:val="22"/>
-        </w:rPr>
-        <w:t>A. CO32-</w:t>
-      </w:r>
-    </w:p>
-    <w:p>
-      <w:pPr>
-        <w:spacing w:after="20" w:before="0" w:line="240" w:lineRule="auto"/>
-      </w:pPr>
-      <w:r>
-        <w:rPr>
-          <w:rFonts w:ascii="Arial" w:hAnsi="Arial" w:eastAsia="Arial"/>
-          <w:b w:val="0"/>
-          <w:sz w:val="22"/>
-        </w:rPr>
-        <w:t>B. OH-</w:t>
-      </w:r>
-    </w:p>
-    <w:p>
-      <w:pPr>
-        <w:spacing w:after="20" w:before="0" w:line="240" w:lineRule="auto"/>
-      </w:pPr>
-      <w:r>
-        <w:rPr>
-          <w:rFonts w:ascii="Arial" w:hAnsi="Arial" w:eastAsia="Arial"/>
-          <w:b w:val="0"/>
-          <w:sz w:val="22"/>
-        </w:rPr>
-        <w:t>C. H3CO3+</w:t>
-      </w:r>
-    </w:p>
-    <w:p>
-      <w:pPr>
-        <w:spacing w:after="20" w:before="0" w:line="240" w:lineRule="auto"/>
-      </w:pPr>
-      <w:r>
-        <w:rPr>
-          <w:rFonts w:ascii="Arial" w:hAnsi="Arial" w:eastAsia="Arial"/>
-          <w:b w:val="0"/>
-          <w:sz w:val="22"/>
-        </w:rPr>
-        <w:t>D. HCO3-</w:t>
-      </w:r>
-    </w:p>
-    <w:p>
-      <w:pPr>
-        <w:spacing w:after="0" w:before="0" w:line="240" w:lineRule="auto"/>
-      </w:pPr>
+          <w:rFonts w:ascii="Arial" w:hAnsi="Arial"/>
+          <w:b w:val="0"/>
+          <w:sz w:val="22"/>
+        </w:rPr>
+        <w:t>5. H₂O (l) + F- (aq) ⇌ HF (aq) + OH- (aq) H₂O (l) + HNO₃ (aq) → H₃O+ (aq) + NO₃- (aq) H₂O (l) + CO₂ (g) ⇌ H₂CO₃ (aq) NH₃ (aq) + H₂O (l) ⇌ NH₄+ (aq) + OH- (aq) Consider the reactions above.</w:t>
+      </w:r>
     </w:p>
     <w:p>
       <w:pPr>
@@ -669,22 +444,11 @@
       </w:pPr>
       <w:r>
         <w:rPr>
-          <w:rFonts w:ascii="Arial" w:hAnsi="Arial" w:eastAsia="Arial"/>
-          <w:b w:val="0"/>
-          <w:sz w:val="22"/>
-        </w:rPr>
-        <w:t>8. HBrO (aq) + H2O (l) ⇌ BrO- (aq) + H3O+ (aq)  Which one of the following statements is true about the reaction above?</w:t>
-      </w:r>
-      <w:r>
-        <w:tab/>
-      </w:r>
-      <w:r>
-        <w:rPr>
-          <w:rFonts w:ascii="Arial" w:hAnsi="Arial" w:eastAsia="Arial"/>
-          <w:b w:val="0"/>
-          <w:sz w:val="22"/>
-        </w:rPr>
-        <w:t>（   ）</w:t>
+          <w:rFonts w:ascii="Arial" w:hAnsi="Arial"/>
+          <w:b w:val="0"/>
+          <w:sz w:val="22"/>
+        </w:rPr>
+        <w:t>Which of the following statements is true?	（   ）</w:t>
       </w:r>
     </w:p>
     <w:p>
@@ -693,11 +457,11 @@
       </w:pPr>
       <w:r>
         <w:rPr>
-          <w:rFonts w:ascii="Arial" w:hAnsi="Arial" w:eastAsia="Arial"/>
-          <w:b w:val="0"/>
-          <w:sz w:val="22"/>
-        </w:rPr>
-        <w:t>A. HBrO is the conjugate base of BrO-</w:t>
+          <w:rFonts w:ascii="Arial" w:hAnsi="Arial"/>
+          <w:b w:val="0"/>
+          <w:sz w:val="22"/>
+        </w:rPr>
+        <w:t>A. H₂O is shown acting as a Bronsted-Lowry acid only.</w:t>
       </w:r>
     </w:p>
     <w:p>
@@ -706,11 +470,11 @@
       </w:pPr>
       <w:r>
         <w:rPr>
-          <w:rFonts w:ascii="Arial" w:hAnsi="Arial" w:eastAsia="Arial"/>
-          <w:b w:val="0"/>
-          <w:sz w:val="22"/>
-        </w:rPr>
-        <w:t>B. H3O+ is the conjugate acid of H2O</w:t>
+          <w:rFonts w:ascii="Arial" w:hAnsi="Arial"/>
+          <w:b w:val="0"/>
+          <w:sz w:val="22"/>
+        </w:rPr>
+        <w:t>B. NO₃- is a strong base.</w:t>
       </w:r>
     </w:p>
     <w:p>
@@ -719,11 +483,11 @@
       </w:pPr>
       <w:r>
         <w:rPr>
-          <w:rFonts w:ascii="Arial" w:hAnsi="Arial" w:eastAsia="Arial"/>
-          <w:b w:val="0"/>
-          <w:sz w:val="22"/>
-        </w:rPr>
-        <w:t>C. BrO- is the conjugate acid of HBrO</w:t>
+          <w:rFonts w:ascii="Arial" w:hAnsi="Arial"/>
+          <w:b w:val="0"/>
+          <w:sz w:val="22"/>
+        </w:rPr>
+        <w:t>C. H₂O acts as a Bronsted-Lowry acid twice.</w:t>
       </w:r>
     </w:p>
     <w:p>
@@ -732,11 +496,11 @@
       </w:pPr>
       <w:r>
         <w:rPr>
-          <w:rFonts w:ascii="Arial" w:hAnsi="Arial" w:eastAsia="Arial"/>
-          <w:b w:val="0"/>
-          <w:sz w:val="22"/>
-        </w:rPr>
-        <w:t>D. There are no conjugate acid-base pairs in the equilibrium</w:t>
+          <w:rFonts w:ascii="Arial" w:hAnsi="Arial"/>
+          <w:b w:val="0"/>
+          <w:sz w:val="22"/>
+        </w:rPr>
+        <w:t>D. F- is the conjugate acid of HF.</w:t>
       </w:r>
     </w:p>
     <w:p>
@@ -753,18 +517,18 @@
       </w:pPr>
       <w:r>
         <w:rPr>
-          <w:rFonts w:ascii="Arial" w:hAnsi="Arial" w:eastAsia="Arial"/>
-          <w:b w:val="0"/>
-          <w:sz w:val="22"/>
-        </w:rPr>
-        <w:t>9. Phenol (C6H5OH) is an aromatic compound with a hydroxyl group attached to a benzene ring. It behaves as a weak acid by donating a proton to form a conjugate base.  What is the correct formula of the conjugate base of phenol?</w:t>
+          <w:rFonts w:ascii="Arial" w:hAnsi="Arial"/>
+          <w:b w:val="0"/>
+          <w:sz w:val="22"/>
+        </w:rPr>
+        <w:t>6. Potassium hydrogenphosphate has the formula K₂HPO₄ .  What is the conjugate base of this compound?</w:t>
       </w:r>
       <w:r>
         <w:tab/>
       </w:r>
       <w:r>
         <w:rPr>
-          <w:rFonts w:ascii="Arial" w:hAnsi="Arial" w:eastAsia="Arial"/>
+          <w:rFonts w:ascii="Arial" w:hAnsi="Arial"/>
           <w:b w:val="0"/>
           <w:sz w:val="22"/>
         </w:rPr>
@@ -777,11 +541,11 @@
       </w:pPr>
       <w:r>
         <w:rPr>
-          <w:rFonts w:ascii="Arial" w:hAnsi="Arial" w:eastAsia="Arial"/>
-          <w:b w:val="0"/>
-          <w:sz w:val="22"/>
-        </w:rPr>
-        <w:t>A. C6H4-OH</w:t>
+          <w:rFonts w:ascii="Arial" w:hAnsi="Arial"/>
+          <w:b w:val="0"/>
+          <w:sz w:val="22"/>
+        </w:rPr>
+        <w:t>A. Equation A</w:t>
       </w:r>
     </w:p>
     <w:p>
@@ -790,11 +554,11 @@
       </w:pPr>
       <w:r>
         <w:rPr>
-          <w:rFonts w:ascii="Arial" w:hAnsi="Arial" w:eastAsia="Arial"/>
-          <w:b w:val="0"/>
-          <w:sz w:val="22"/>
-        </w:rPr>
-        <w:t>B. C6H5OH2+</w:t>
+          <w:rFonts w:ascii="Arial" w:hAnsi="Arial"/>
+          <w:b w:val="0"/>
+          <w:sz w:val="22"/>
+        </w:rPr>
+        <w:t>B. Equation B</w:t>
       </w:r>
     </w:p>
     <w:p>
@@ -803,11 +567,11 @@
       </w:pPr>
       <w:r>
         <w:rPr>
-          <w:rFonts w:ascii="Arial" w:hAnsi="Arial" w:eastAsia="Arial"/>
-          <w:b w:val="0"/>
-          <w:sz w:val="22"/>
-        </w:rPr>
-        <w:t>C. C6H5O-</w:t>
+          <w:rFonts w:ascii="Arial" w:hAnsi="Arial"/>
+          <w:b w:val="0"/>
+          <w:sz w:val="22"/>
+        </w:rPr>
+        <w:t>C. Equation C</w:t>
       </w:r>
     </w:p>
     <w:p>
@@ -816,11 +580,11 @@
       </w:pPr>
       <w:r>
         <w:rPr>
-          <w:rFonts w:ascii="Arial" w:hAnsi="Arial" w:eastAsia="Arial"/>
-          <w:b w:val="0"/>
-          <w:sz w:val="22"/>
-        </w:rPr>
-        <w:t>D. C6H6+OH</w:t>
+          <w:rFonts w:ascii="Arial" w:hAnsi="Arial"/>
+          <w:b w:val="0"/>
+          <w:sz w:val="22"/>
+        </w:rPr>
+        <w:t>D. Equation D</w:t>
       </w:r>
     </w:p>
     <w:p>
@@ -837,18 +601,18 @@
       </w:pPr>
       <w:r>
         <w:rPr>
-          <w:rFonts w:ascii="Arial" w:hAnsi="Arial" w:eastAsia="Arial"/>
-          <w:b w:val="0"/>
-          <w:sz w:val="22"/>
-        </w:rPr>
-        <w:t>10. Phosphoric acid (H3PO4​) is a polyprotic acid that can dissociate to form amphoteric species.  Which of the following species are amphoteric?</w:t>
+          <w:rFonts w:ascii="Arial" w:hAnsi="Arial"/>
+          <w:b w:val="0"/>
+          <w:sz w:val="22"/>
+        </w:rPr>
+        <w:t>7. Which of the following is the conjugate base of carbonic acid (H₂CO₃)?</w:t>
       </w:r>
       <w:r>
         <w:tab/>
       </w:r>
       <w:r>
         <w:rPr>
-          <w:rFonts w:ascii="Arial" w:hAnsi="Arial" w:eastAsia="Arial"/>
+          <w:rFonts w:ascii="Arial" w:hAnsi="Arial"/>
           <w:b w:val="0"/>
           <w:sz w:val="22"/>
         </w:rPr>
@@ -861,11 +625,11 @@
       </w:pPr>
       <w:r>
         <w:rPr>
-          <w:rFonts w:ascii="Arial" w:hAnsi="Arial" w:eastAsia="Arial"/>
-          <w:b w:val="0"/>
-          <w:sz w:val="22"/>
-        </w:rPr>
-        <w:t>A. HPO42− and  H2PO4−</w:t>
+          <w:rFonts w:ascii="Arial" w:hAnsi="Arial"/>
+          <w:b w:val="0"/>
+          <w:sz w:val="22"/>
+        </w:rPr>
+        <w:t>A. Option A</w:t>
       </w:r>
     </w:p>
     <w:p>
@@ -874,11 +638,11 @@
       </w:pPr>
       <w:r>
         <w:rPr>
-          <w:rFonts w:ascii="Arial" w:hAnsi="Arial" w:eastAsia="Arial"/>
-          <w:b w:val="0"/>
-          <w:sz w:val="22"/>
-        </w:rPr>
-        <w:t>B. H2PO4− and  PO43−</w:t>
+          <w:rFonts w:ascii="Arial" w:hAnsi="Arial"/>
+          <w:b w:val="0"/>
+          <w:sz w:val="22"/>
+        </w:rPr>
+        <w:t>B. Option B</w:t>
       </w:r>
     </w:p>
     <w:p>
@@ -887,11 +651,11 @@
       </w:pPr>
       <w:r>
         <w:rPr>
-          <w:rFonts w:ascii="Arial" w:hAnsi="Arial" w:eastAsia="Arial"/>
-          <w:b w:val="0"/>
-          <w:sz w:val="22"/>
-        </w:rPr>
-        <w:t>C. H3PO4​ and HPO42−</w:t>
+          <w:rFonts w:ascii="Arial" w:hAnsi="Arial"/>
+          <w:b w:val="0"/>
+          <w:sz w:val="22"/>
+        </w:rPr>
+        <w:t>C. Option C</w:t>
       </w:r>
     </w:p>
     <w:p>
@@ -900,82 +664,17 @@
       </w:pPr>
       <w:r>
         <w:rPr>
-          <w:rFonts w:ascii="Arial" w:hAnsi="Arial" w:eastAsia="Arial"/>
-          <w:b w:val="0"/>
-          <w:sz w:val="22"/>
-        </w:rPr>
-        <w:t>D. HPO42− and  PO43−</w:t>
+          <w:rFonts w:ascii="Arial" w:hAnsi="Arial"/>
+          <w:b w:val="0"/>
+          <w:sz w:val="22"/>
+        </w:rPr>
+        <w:t>D. Option D</w:t>
       </w:r>
     </w:p>
     <w:p>
       <w:pPr>
         <w:spacing w:after="0" w:before="0" w:line="240" w:lineRule="auto"/>
       </w:pPr>
-    </w:p>
-    <w:p>
-      <w:pPr>
-        <w:spacing w:after="60" w:before="60" w:line="240" w:lineRule="auto"/>
-      </w:pPr>
-      <w:r>
-        <w:rPr>
-          <w:rFonts w:ascii="霞鹜文楷 Medium" w:hAnsi="霞鹜文楷 Medium" w:eastAsia="霞鹜文楷 Medium"/>
-          <w:b/>
-          <w:sz w:val="22"/>
-        </w:rPr>
-        <w:t>考点 B: pH pH Scale</w:t>
-      </w:r>
-    </w:p>
-    <w:p>
-      <w:pPr>
-        <w:spacing w:after="60" w:before="60" w:line="240" w:lineRule="auto"/>
-      </w:pPr>
-      <w:r>
-        <w:rPr>
-          <w:rFonts w:ascii="霞鹜文楷 Medium" w:hAnsi="霞鹜文楷 Medium" w:eastAsia="霞鹜文楷 Medium"/>
-          <w:b/>
-          <w:sz w:val="22"/>
-        </w:rPr>
-        <w:t>pH = −log[H⁺]; pOH = −log[OH⁻]; pH + pOH = 14 (at 25°C)</w:t>
-      </w:r>
-    </w:p>
-    <w:p>
-      <w:pPr>
-        <w:spacing w:after="60" w:before="60" w:line="240" w:lineRule="auto"/>
-      </w:pPr>
-      <w:r>
-        <w:rPr>
-          <w:rFonts w:ascii="霞鹜文楷 Medium" w:hAnsi="霞鹜文楷 Medium" w:eastAsia="霞鹜文楷 Medium"/>
-          <w:b/>
-          <w:sz w:val="22"/>
-        </w:rPr>
-        <w:t>Kw = [H⁺][OH⁻] = 1.0×10⁻¹⁴ at 25°C (autoionization of water)</w:t>
-      </w:r>
-    </w:p>
-    <w:p>
-      <w:pPr>
-        <w:spacing w:after="60" w:before="60" w:line="240" w:lineRule="auto"/>
-      </w:pPr>
-      <w:r>
-        <w:rPr>
-          <w:rFonts w:ascii="霞鹜文楷 Medium" w:hAnsi="霞鹜文楷 Medium" w:eastAsia="霞鹜文楷 Medium"/>
-          <w:b/>
-          <w:sz w:val="22"/>
-        </w:rPr>
-        <w:t>Neutral solution: [H⁺] = [OH⁻]; at 25°C, pH = 7</w:t>
-      </w:r>
-    </w:p>
-    <w:p>
-      <w:pPr>
-        <w:spacing w:after="60" w:before="60" w:line="240" w:lineRule="auto"/>
-      </w:pPr>
-      <w:r>
-        <w:rPr>
-          <w:rFonts w:ascii="霞鹜文楷 Medium" w:hAnsi="霞鹜文楷 Medium" w:eastAsia="霞鹜文楷 Medium"/>
-          <w:b/>
-          <w:sz w:val="22"/>
-        </w:rPr>
-        <w:t>As temperature increases, Kw increases, pH of pure water decreases (still neutral)</w:t>
-      </w:r>
     </w:p>
     <w:p>
       <w:pPr>
@@ -986,18 +685,18 @@
       </w:pPr>
       <w:r>
         <w:rPr>
-          <w:rFonts w:ascii="Arial" w:hAnsi="Arial" w:eastAsia="Arial"/>
-          <w:b w:val="0"/>
-          <w:sz w:val="22"/>
-        </w:rPr>
-        <w:t>1. 25.00 mL of 0.25 M nitric acid is added to 12.50 mL of 0.10 M sodium hydroxide. What is the pH of the resulting mixture?</w:t>
+          <w:rFonts w:ascii="Arial" w:hAnsi="Arial"/>
+          <w:b w:val="0"/>
+          <w:sz w:val="22"/>
+        </w:rPr>
+        <w:t>8. HBrO (aq) + H₂O (l) ⇌ BrO- (aq) + H₃O+ (aq)  Which one of the following statements is true about the reaction above?</w:t>
       </w:r>
       <w:r>
         <w:tab/>
       </w:r>
       <w:r>
         <w:rPr>
-          <w:rFonts w:ascii="Arial" w:hAnsi="Arial" w:eastAsia="Arial"/>
+          <w:rFonts w:ascii="Arial" w:hAnsi="Arial"/>
           <w:b w:val="0"/>
           <w:sz w:val="22"/>
         </w:rPr>
@@ -1010,11 +709,11 @@
       </w:pPr>
       <w:r>
         <w:rPr>
-          <w:rFonts w:ascii="Arial" w:hAnsi="Arial" w:eastAsia="Arial"/>
-          <w:b w:val="0"/>
-          <w:sz w:val="22"/>
-        </w:rPr>
-        <w:t>A. 2.30</w:t>
+          <w:rFonts w:ascii="Arial" w:hAnsi="Arial"/>
+          <w:b w:val="0"/>
+          <w:sz w:val="22"/>
+        </w:rPr>
+        <w:t>A. HBrO is the conjugate base of BrO-</w:t>
       </w:r>
     </w:p>
     <w:p>
@@ -1023,11 +722,11 @@
       </w:pPr>
       <w:r>
         <w:rPr>
-          <w:rFonts w:ascii="Arial" w:hAnsi="Arial" w:eastAsia="Arial"/>
-          <w:b w:val="0"/>
-          <w:sz w:val="22"/>
-        </w:rPr>
-        <w:t>B. 0.60</w:t>
+          <w:rFonts w:ascii="Arial" w:hAnsi="Arial"/>
+          <w:b w:val="0"/>
+          <w:sz w:val="22"/>
+        </w:rPr>
+        <w:t>B. H₃O+ is the conjugate acid of H₂O</w:t>
       </w:r>
     </w:p>
     <w:p>
@@ -1036,11 +735,11 @@
       </w:pPr>
       <w:r>
         <w:rPr>
-          <w:rFonts w:ascii="Arial" w:hAnsi="Arial" w:eastAsia="Arial"/>
-          <w:b w:val="0"/>
-          <w:sz w:val="22"/>
-        </w:rPr>
-        <w:t>C. 0.88</w:t>
+          <w:rFonts w:ascii="Arial" w:hAnsi="Arial"/>
+          <w:b w:val="0"/>
+          <w:sz w:val="22"/>
+        </w:rPr>
+        <w:t>C. BrO- is the conjugate acid of HBrO</w:t>
       </w:r>
     </w:p>
     <w:p>
@@ -1049,11 +748,11 @@
       </w:pPr>
       <w:r>
         <w:rPr>
-          <w:rFonts w:ascii="Arial" w:hAnsi="Arial" w:eastAsia="Arial"/>
-          <w:b w:val="0"/>
-          <w:sz w:val="22"/>
-        </w:rPr>
-        <w:t>D. 13.00</w:t>
+          <w:rFonts w:ascii="Arial" w:hAnsi="Arial"/>
+          <w:b w:val="0"/>
+          <w:sz w:val="22"/>
+        </w:rPr>
+        <w:t>D. There are no conjugate acid-base pairs in the equilibrium</w:t>
       </w:r>
     </w:p>
     <w:p>
@@ -1070,80 +769,20 @@
       </w:pPr>
       <w:r>
         <w:rPr>
-          <w:rFonts w:ascii="Arial" w:hAnsi="Arial" w:eastAsia="Arial"/>
-          <w:b w:val="0"/>
-          <w:sz w:val="22"/>
-        </w:rPr>
-        <w:t>2. Which of the following statements is correct?</w:t>
-      </w:r>
-      <w:r>
-        <w:tab/>
-      </w:r>
-      <w:r>
-        <w:rPr>
-          <w:rFonts w:ascii="Arial" w:hAnsi="Arial" w:eastAsia="Arial"/>
-          <w:b w:val="0"/>
-          <w:sz w:val="22"/>
-        </w:rPr>
-        <w:t>（   ）</w:t>
-      </w:r>
-    </w:p>
-    <w:p>
-      <w:pPr>
-        <w:spacing w:after="20" w:before="0" w:line="240" w:lineRule="auto"/>
-      </w:pPr>
-      <w:r>
-        <w:rPr>
-          <w:rFonts w:ascii="Arial" w:hAnsi="Arial" w:eastAsia="Arial"/>
-          <w:b w:val="0"/>
-          <w:sz w:val="22"/>
-        </w:rPr>
-        <w:t>A. As temperature increases, the pH value of pure water decreases</w:t>
-      </w:r>
-    </w:p>
-    <w:p>
-      <w:pPr>
-        <w:spacing w:after="20" w:before="0" w:line="240" w:lineRule="auto"/>
-      </w:pPr>
-      <w:r>
-        <w:rPr>
-          <w:rFonts w:ascii="Arial" w:hAnsi="Arial" w:eastAsia="Arial"/>
-          <w:b w:val="0"/>
-          <w:sz w:val="22"/>
-        </w:rPr>
-        <w:t>B. As temperature decreases, the pH value of pure water decreases</w:t>
-      </w:r>
-    </w:p>
-    <w:p>
-      <w:pPr>
-        <w:spacing w:after="20" w:before="0" w:line="240" w:lineRule="auto"/>
-      </w:pPr>
-      <w:r>
-        <w:rPr>
-          <w:rFonts w:ascii="Arial" w:hAnsi="Arial" w:eastAsia="Arial"/>
-          <w:b w:val="0"/>
-          <w:sz w:val="22"/>
-        </w:rPr>
-        <w:t>C. The pH of water is unaffected by temperature</w:t>
-      </w:r>
-    </w:p>
-    <w:p>
-      <w:pPr>
-        <w:spacing w:after="20" w:before="0" w:line="240" w:lineRule="auto"/>
-      </w:pPr>
-      <w:r>
-        <w:rPr>
-          <w:rFonts w:ascii="Arial" w:hAnsi="Arial" w:eastAsia="Arial"/>
-          <w:b w:val="0"/>
-          <w:sz w:val="22"/>
-        </w:rPr>
-        <w:t>D. Pure water is not neutral</w:t>
-      </w:r>
-    </w:p>
-    <w:p>
-      <w:pPr>
-        <w:spacing w:after="0" w:before="0" w:line="240" w:lineRule="auto"/>
-      </w:pPr>
+          <w:rFonts w:ascii="Arial" w:hAnsi="Arial"/>
+          <w:b w:val="0"/>
+          <w:sz w:val="22"/>
+        </w:rPr>
+        <w:t>9.</w:t>
+      </w:r>
+      <w:r>
+        <w:rPr>
+          <w:rFonts w:ascii="Arial" w:hAnsi="Arial"/>
+          <w:b w:val="0"/>
+          <w:sz w:val="22"/>
+        </w:rPr>
+        <w:t xml:space="preserve"> Phenol (C₆H₅OH) is an aromatic compound with a hydroxyl group attached to a benzene ring.</w:t>
+      </w:r>
     </w:p>
     <w:p>
       <w:pPr>
@@ -1154,80 +793,12 @@
       </w:pPr>
       <w:r>
         <w:rPr>
-          <w:rFonts w:ascii="Arial" w:hAnsi="Arial" w:eastAsia="Arial"/>
-          <w:b w:val="0"/>
-          <w:sz w:val="22"/>
-        </w:rPr>
-        <w:t>3. What is the correct comparison of hydrogen ions between a solution of pH 2 and a solution of pH 4?</w:t>
-      </w:r>
-      <w:r>
-        <w:tab/>
-      </w:r>
-      <w:r>
-        <w:rPr>
-          <w:rFonts w:ascii="Arial" w:hAnsi="Arial" w:eastAsia="Arial"/>
-          <w:b w:val="0"/>
-          <w:sz w:val="22"/>
-        </w:rPr>
-        <w:t>（   ）</w:t>
-      </w:r>
-    </w:p>
-    <w:p>
-      <w:pPr>
-        <w:spacing w:after="20" w:before="0" w:line="240" w:lineRule="auto"/>
-      </w:pPr>
-      <w:r>
-        <w:rPr>
-          <w:rFonts w:ascii="Arial" w:hAnsi="Arial" w:eastAsia="Arial"/>
-          <w:b w:val="0"/>
-          <w:sz w:val="22"/>
-        </w:rPr>
-        <w:t>A. Twice as large</w:t>
-      </w:r>
-    </w:p>
-    <w:p>
-      <w:pPr>
-        <w:spacing w:after="20" w:before="0" w:line="240" w:lineRule="auto"/>
-      </w:pPr>
-      <w:r>
-        <w:rPr>
-          <w:rFonts w:ascii="Arial" w:hAnsi="Arial" w:eastAsia="Arial"/>
-          <w:b w:val="0"/>
-          <w:sz w:val="22"/>
-        </w:rPr>
-        <w:t>B. Half as much</w:t>
-      </w:r>
-    </w:p>
-    <w:p>
-      <w:pPr>
-        <w:spacing w:after="20" w:before="0" w:line="240" w:lineRule="auto"/>
-      </w:pPr>
-      <w:r>
-        <w:rPr>
-          <w:rFonts w:ascii="Arial" w:hAnsi="Arial" w:eastAsia="Arial"/>
-          <w:b w:val="0"/>
-          <w:sz w:val="22"/>
-        </w:rPr>
-        <w:t>C.</w:t>
-      </w:r>
-    </w:p>
-    <w:p>
-      <w:pPr>
-        <w:spacing w:after="20" w:before="0" w:line="240" w:lineRule="auto"/>
-      </w:pPr>
-      <w:r>
-        <w:rPr>
-          <w:rFonts w:ascii="Arial" w:hAnsi="Arial" w:eastAsia="Arial"/>
-          <w:b w:val="0"/>
-          <w:sz w:val="22"/>
-        </w:rPr>
-        <w:t>D.</w:t>
-      </w:r>
-    </w:p>
-    <w:p>
-      <w:pPr>
-        <w:spacing w:after="0" w:before="0" w:line="240" w:lineRule="auto"/>
-      </w:pPr>
+          <w:rFonts w:ascii="Arial" w:hAnsi="Arial"/>
+          <w:b w:val="0"/>
+          <w:sz w:val="22"/>
+        </w:rPr>
+        <w:t>It behaves as a weak acid by donating a proton to form a conjugate base.</w:t>
+      </w:r>
     </w:p>
     <w:p>
       <w:pPr>
@@ -1238,22 +809,11 @@
       </w:pPr>
       <w:r>
         <w:rPr>
-          <w:rFonts w:ascii="Arial" w:hAnsi="Arial" w:eastAsia="Arial"/>
-          <w:b w:val="0"/>
-          <w:sz w:val="22"/>
-        </w:rPr>
-        <w:t>4. The pH of a sample of acid rain at 25 C is 4.55. What is the [OH-] in the sample?</w:t>
-      </w:r>
-      <w:r>
-        <w:tab/>
-      </w:r>
-      <w:r>
-        <w:rPr>
-          <w:rFonts w:ascii="Arial" w:hAnsi="Arial" w:eastAsia="Arial"/>
-          <w:b w:val="0"/>
-          <w:sz w:val="22"/>
-        </w:rPr>
-        <w:t>（   ）</w:t>
+          <w:rFonts w:ascii="Arial" w:hAnsi="Arial"/>
+          <w:b w:val="0"/>
+          <w:sz w:val="22"/>
+        </w:rPr>
+        <w:t>What is the correct formula of the conjugate base of phenol?	（   ）</w:t>
       </w:r>
     </w:p>
     <w:p>
@@ -1262,11 +822,11 @@
       </w:pPr>
       <w:r>
         <w:rPr>
-          <w:rFonts w:ascii="Arial" w:hAnsi="Arial" w:eastAsia="Arial"/>
-          <w:b w:val="0"/>
-          <w:sz w:val="22"/>
-        </w:rPr>
-        <w:t>A. 9.45 M</w:t>
+          <w:rFonts w:ascii="Arial" w:hAnsi="Arial"/>
+          <w:b w:val="0"/>
+          <w:sz w:val="22"/>
+        </w:rPr>
+        <w:t>A. Option A</w:t>
       </w:r>
     </w:p>
     <w:p>
@@ -1275,11 +835,11 @@
       </w:pPr>
       <w:r>
         <w:rPr>
-          <w:rFonts w:ascii="Arial" w:hAnsi="Arial" w:eastAsia="Arial"/>
-          <w:b w:val="0"/>
-          <w:sz w:val="22"/>
-        </w:rPr>
-        <w:t>B. 3.55 x 10-10 M</w:t>
+          <w:rFonts w:ascii="Arial" w:hAnsi="Arial"/>
+          <w:b w:val="0"/>
+          <w:sz w:val="22"/>
+        </w:rPr>
+        <w:t>B. Option B</w:t>
       </w:r>
     </w:p>
     <w:p>
@@ -1288,11 +848,11 @@
       </w:pPr>
       <w:r>
         <w:rPr>
-          <w:rFonts w:ascii="Arial" w:hAnsi="Arial" w:eastAsia="Arial"/>
-          <w:b w:val="0"/>
-          <w:sz w:val="22"/>
-        </w:rPr>
-        <w:t>C. 2.82 x 10-5 M</w:t>
+          <w:rFonts w:ascii="Arial" w:hAnsi="Arial"/>
+          <w:b w:val="0"/>
+          <w:sz w:val="22"/>
+        </w:rPr>
+        <w:t>C. Option C</w:t>
       </w:r>
     </w:p>
     <w:p>
@@ -1301,11 +861,11 @@
       </w:pPr>
       <w:r>
         <w:rPr>
-          <w:rFonts w:ascii="Arial" w:hAnsi="Arial" w:eastAsia="Arial"/>
-          <w:b w:val="0"/>
-          <w:sz w:val="22"/>
-        </w:rPr>
-        <w:t>D. 1.0 x 10-14 M</w:t>
+          <w:rFonts w:ascii="Arial" w:hAnsi="Arial"/>
+          <w:b w:val="0"/>
+          <w:sz w:val="22"/>
+        </w:rPr>
+        <w:t>D. Option D</w:t>
       </w:r>
     </w:p>
     <w:p>
@@ -1322,80 +882,20 @@
       </w:pPr>
       <w:r>
         <w:rPr>
-          <w:rFonts w:ascii="Arial" w:hAnsi="Arial" w:eastAsia="Arial"/>
-          <w:b w:val="0"/>
-          <w:sz w:val="22"/>
-        </w:rPr>
-        <w:t>5. What is the pH of a solution of NaOH of concentration 0.001 M?</w:t>
-      </w:r>
-      <w:r>
-        <w:tab/>
-      </w:r>
-      <w:r>
-        <w:rPr>
-          <w:rFonts w:ascii="Arial" w:hAnsi="Arial" w:eastAsia="Arial"/>
-          <w:b w:val="0"/>
-          <w:sz w:val="22"/>
-        </w:rPr>
-        <w:t>（   ）</w:t>
-      </w:r>
-    </w:p>
-    <w:p>
-      <w:pPr>
-        <w:spacing w:after="20" w:before="0" w:line="240" w:lineRule="auto"/>
-      </w:pPr>
-      <w:r>
-        <w:rPr>
-          <w:rFonts w:ascii="Arial" w:hAnsi="Arial" w:eastAsia="Arial"/>
-          <w:b w:val="0"/>
-          <w:sz w:val="22"/>
-        </w:rPr>
-        <w:t>A. 1</w:t>
-      </w:r>
-    </w:p>
-    <w:p>
-      <w:pPr>
-        <w:spacing w:after="20" w:before="0" w:line="240" w:lineRule="auto"/>
-      </w:pPr>
-      <w:r>
-        <w:rPr>
-          <w:rFonts w:ascii="Arial" w:hAnsi="Arial" w:eastAsia="Arial"/>
-          <w:b w:val="0"/>
-          <w:sz w:val="22"/>
-        </w:rPr>
-        <w:t>B. 3</w:t>
-      </w:r>
-    </w:p>
-    <w:p>
-      <w:pPr>
-        <w:spacing w:after="20" w:before="0" w:line="240" w:lineRule="auto"/>
-      </w:pPr>
-      <w:r>
-        <w:rPr>
-          <w:rFonts w:ascii="Arial" w:hAnsi="Arial" w:eastAsia="Arial"/>
-          <w:b w:val="0"/>
-          <w:sz w:val="22"/>
-        </w:rPr>
-        <w:t>C. 11</w:t>
-      </w:r>
-    </w:p>
-    <w:p>
-      <w:pPr>
-        <w:spacing w:after="20" w:before="0" w:line="240" w:lineRule="auto"/>
-      </w:pPr>
-      <w:r>
-        <w:rPr>
-          <w:rFonts w:ascii="Arial" w:hAnsi="Arial" w:eastAsia="Arial"/>
-          <w:b w:val="0"/>
-          <w:sz w:val="22"/>
-        </w:rPr>
-        <w:t>D. 13</w:t>
-      </w:r>
-    </w:p>
-    <w:p>
-      <w:pPr>
-        <w:spacing w:after="0" w:before="0" w:line="240" w:lineRule="auto"/>
-      </w:pPr>
+          <w:rFonts w:ascii="Arial" w:hAnsi="Arial"/>
+          <w:b w:val="0"/>
+          <w:sz w:val="22"/>
+        </w:rPr>
+        <w:t>10.</w:t>
+      </w:r>
+      <w:r>
+        <w:rPr>
+          <w:rFonts w:ascii="Arial" w:hAnsi="Arial"/>
+          <w:b w:val="0"/>
+          <w:sz w:val="22"/>
+        </w:rPr>
+        <w:t xml:space="preserve"> Phosphoric acid (H₃PO₄​) is a polyprotic acid that can dissociate to form amphoteric species.</w:t>
+      </w:r>
     </w:p>
     <w:p>
       <w:pPr>
@@ -1406,22 +906,11 @@
       </w:pPr>
       <w:r>
         <w:rPr>
-          <w:rFonts w:ascii="Arial" w:hAnsi="Arial" w:eastAsia="Arial"/>
-          <w:b w:val="0"/>
-          <w:sz w:val="22"/>
-        </w:rPr>
-        <w:t>6. Two flasks contain two different acids labelled as HA and HB. A student measures the pH of each flask, and finds that they are pH 1 and pH 3 respectively.  Which of the following statements is true?</w:t>
-      </w:r>
-      <w:r>
-        <w:tab/>
-      </w:r>
-      <w:r>
-        <w:rPr>
-          <w:rFonts w:ascii="Arial" w:hAnsi="Arial" w:eastAsia="Arial"/>
-          <w:b w:val="0"/>
-          <w:sz w:val="22"/>
-        </w:rPr>
-        <w:t>（   ）</w:t>
+          <w:rFonts w:ascii="Arial" w:hAnsi="Arial"/>
+          <w:b w:val="0"/>
+          <w:sz w:val="22"/>
+        </w:rPr>
+        <w:t>Which of the following species are amphoteric?	（   ）</w:t>
       </w:r>
     </w:p>
     <w:p>
@@ -1430,11 +919,11 @@
       </w:pPr>
       <w:r>
         <w:rPr>
-          <w:rFonts w:ascii="Arial" w:hAnsi="Arial" w:eastAsia="Arial"/>
-          <w:b w:val="0"/>
-          <w:sz w:val="22"/>
-        </w:rPr>
-        <w:t>A. HA is a stronger acid than HB</w:t>
+          <w:rFonts w:ascii="Arial" w:hAnsi="Arial"/>
+          <w:b w:val="0"/>
+          <w:sz w:val="22"/>
+        </w:rPr>
+        <w:t>A. Option A</w:t>
       </w:r>
     </w:p>
     <w:p>
@@ -1443,11 +932,11 @@
       </w:pPr>
       <w:r>
         <w:rPr>
-          <w:rFonts w:ascii="Arial" w:hAnsi="Arial" w:eastAsia="Arial"/>
-          <w:b w:val="0"/>
-          <w:sz w:val="22"/>
-        </w:rPr>
-        <w:t>B. HB is a stronger acid than HA</w:t>
+          <w:rFonts w:ascii="Arial" w:hAnsi="Arial"/>
+          <w:b w:val="0"/>
+          <w:sz w:val="22"/>
+        </w:rPr>
+        <w:t>B. Option B</w:t>
       </w:r>
     </w:p>
     <w:p>
@@ -1456,11 +945,11 @@
       </w:pPr>
       <w:r>
         <w:rPr>
-          <w:rFonts w:ascii="Arial" w:hAnsi="Arial" w:eastAsia="Arial"/>
-          <w:b w:val="0"/>
-          <w:sz w:val="22"/>
-        </w:rPr>
-        <w:t>C. The [H3O+] in the solution of HB is 3 times greater than the [H3O+] in the solution of HA.</w:t>
+          <w:rFonts w:ascii="Arial" w:hAnsi="Arial"/>
+          <w:b w:val="0"/>
+          <w:sz w:val="22"/>
+        </w:rPr>
+        <w:t>C. Option C</w:t>
       </w:r>
     </w:p>
     <w:p>
@@ -1469,11 +958,11 @@
       </w:pPr>
       <w:r>
         <w:rPr>
-          <w:rFonts w:ascii="Arial" w:hAnsi="Arial" w:eastAsia="Arial"/>
-          <w:b w:val="0"/>
-          <w:sz w:val="22"/>
-        </w:rPr>
-        <w:t>D. The [H3O+] in the solution of HA is 100 times greater than the [H3O+]  in the solution of HB.</w:t>
+          <w:rFonts w:ascii="Arial" w:hAnsi="Arial"/>
+          <w:b w:val="0"/>
+          <w:sz w:val="22"/>
+        </w:rPr>
+        <w:t>D. Option D</w:t>
       </w:r>
     </w:p>
     <w:p>
@@ -1481,6 +970,89 @@
         <w:spacing w:after="0" w:before="0" w:line="240" w:lineRule="auto"/>
       </w:pPr>
     </w:p>
+    <w:p>
+      <w:pPr>
+        <w:spacing w:after="60" w:before="60" w:line="240" w:lineRule="auto"/>
+      </w:pPr>
+      <w:r>
+        <w:rPr>
+          <w:rFonts w:ascii="霞鹜文楷 Medium" w:hAnsi="霞鹜文楷 Medium"/>
+          <w:b/>
+          <w:sz w:val="22"/>
+        </w:rPr>
+        <w:t>考点 B: pH pH Scale</w:t>
+      </w:r>
+    </w:p>
+    <w:p>
+      <w:pPr>
+        <w:spacing w:after="60" w:before="60" w:line="240" w:lineRule="auto"/>
+      </w:pPr>
+      <w:r>
+        <w:rPr>
+          <w:rFonts w:ascii="霞鹜文楷 Medium" w:hAnsi="霞鹜文楷 Medium"/>
+          <w:b/>
+          <w:sz w:val="22"/>
+        </w:rPr>
+        <w:t>pH = −log[H⁺]; pOH = −log[OH⁻]; pH + pOH = 14 (at 25°C)</w:t>
+      </w:r>
+    </w:p>
+    <w:p>
+      <w:pPr>
+        <w:spacing w:after="60" w:before="60" w:line="240" w:lineRule="auto"/>
+      </w:pPr>
+      <w:r>
+        <w:rPr>
+          <w:rFonts w:ascii="霞鹜文楷 Medium" w:hAnsi="霞鹜文楷 Medium"/>
+          <w:b/>
+          <w:sz w:val="22"/>
+        </w:rPr>
+        <w:t>Kw = [H⁺][OH⁻] = 1.0×10</w:t>
+      </w:r>
+      <w:r>
+        <w:rPr>
+          <w:rFonts w:ascii="霞鹜文楷 Medium" w:hAnsi="霞鹜文楷 Medium"/>
+          <w:b/>
+          <w:sz w:val="22"/>
+          <w:vertAlign w:val="superscript"/>
+        </w:rPr>
+        <w:t>-14</w:t>
+      </w:r>
+      <w:r>
+        <w:rPr>
+          <w:rFonts w:ascii="霞鹜文楷 Medium" w:hAnsi="霞鹜文楷 Medium"/>
+          <w:b/>
+          <w:sz w:val="22"/>
+        </w:rPr>
+        <w:t> at 25°C (autoionization of water)</w:t>
+      </w:r>
+    </w:p>
+    <w:p>
+      <w:pPr>
+        <w:spacing w:after="60" w:before="60" w:line="240" w:lineRule="auto"/>
+      </w:pPr>
+      <w:r>
+        <w:rPr>
+          <w:rFonts w:ascii="霞鹜文楷 Medium" w:hAnsi="霞鹜文楷 Medium"/>
+          <w:b/>
+          <w:sz w:val="22"/>
+        </w:rPr>
+        <w:t>Neutral solution: [H⁺] = [OH⁻]; at 25°C, pH = 7</w:t>
+      </w:r>
+    </w:p>
+    <w:p>
+      <w:pPr>
+        <w:spacing w:after="60" w:before="60" w:line="240" w:lineRule="auto"/>
+      </w:pPr>
+      <w:r>
+        <w:rPr>
+          <w:rFonts w:ascii="霞鹜文楷 Medium" w:hAnsi="霞鹜文楷 Medium"/>
+          <w:b/>
+          <w:sz w:val="22"/>
+        </w:rPr>
+        <w:t>As temperature increases, Kw increases, pH of pure water decreases (still neutral)</w:t>
+      </w:r>
+    </w:p>
+    <w:p/>
     <w:p>
       <w:pPr>
         <w:spacing w:after="40" w:before="80" w:line="240" w:lineRule="auto"/>
@@ -1490,80 +1062,12 @@
       </w:pPr>
       <w:r>
         <w:rPr>
-          <w:rFonts w:ascii="Arial" w:hAnsi="Arial" w:eastAsia="Arial"/>
-          <w:b w:val="0"/>
-          <w:sz w:val="22"/>
-        </w:rPr>
-        <w:t>7. When 300 mL of 1.5 M KOH (aq) is added to 400 mL of 0.8 M HBr (aq), the pH of the resulting mixture is closest to</w:t>
-      </w:r>
-      <w:r>
-        <w:tab/>
-      </w:r>
-      <w:r>
-        <w:rPr>
-          <w:rFonts w:ascii="Arial" w:hAnsi="Arial" w:eastAsia="Arial"/>
-          <w:b w:val="0"/>
-          <w:sz w:val="22"/>
-        </w:rPr>
-        <w:t>（   ）</w:t>
-      </w:r>
-    </w:p>
-    <w:p>
-      <w:pPr>
-        <w:spacing w:after="20" w:before="0" w:line="240" w:lineRule="auto"/>
-      </w:pPr>
-      <w:r>
-        <w:rPr>
-          <w:rFonts w:ascii="Arial" w:hAnsi="Arial" w:eastAsia="Arial"/>
-          <w:b w:val="0"/>
-          <w:sz w:val="22"/>
-        </w:rPr>
-        <w:t>A. 1.8</w:t>
-      </w:r>
-    </w:p>
-    <w:p>
-      <w:pPr>
-        <w:spacing w:after="20" w:before="0" w:line="240" w:lineRule="auto"/>
-      </w:pPr>
-      <w:r>
-        <w:rPr>
-          <w:rFonts w:ascii="Arial" w:hAnsi="Arial" w:eastAsia="Arial"/>
-          <w:b w:val="0"/>
-          <w:sz w:val="22"/>
-        </w:rPr>
-        <w:t>B. 4.5</w:t>
-      </w:r>
-    </w:p>
-    <w:p>
-      <w:pPr>
-        <w:spacing w:after="20" w:before="0" w:line="240" w:lineRule="auto"/>
-      </w:pPr>
-      <w:r>
-        <w:rPr>
-          <w:rFonts w:ascii="Arial" w:hAnsi="Arial" w:eastAsia="Arial"/>
-          <w:b w:val="0"/>
-          <w:sz w:val="22"/>
-        </w:rPr>
-        <w:t>C. 7.0</w:t>
-      </w:r>
-    </w:p>
-    <w:p>
-      <w:pPr>
-        <w:spacing w:after="20" w:before="0" w:line="240" w:lineRule="auto"/>
-      </w:pPr>
-      <w:r>
-        <w:rPr>
-          <w:rFonts w:ascii="Arial" w:hAnsi="Arial" w:eastAsia="Arial"/>
-          <w:b w:val="0"/>
-          <w:sz w:val="22"/>
-        </w:rPr>
-        <w:t>D. 13.3</w:t>
-      </w:r>
-    </w:p>
-    <w:p>
-      <w:pPr>
-        <w:spacing w:after="0" w:before="0" w:line="240" w:lineRule="auto"/>
-      </w:pPr>
+          <w:rFonts w:ascii="Arial" w:hAnsi="Arial"/>
+          <w:b w:val="0"/>
+          <w:sz w:val="22"/>
+        </w:rPr>
+        <w:t>1. 25.00 mL of 0.25 M nitric acid is added to 12.50 mL of 0.10 M sodium hydroxide.</w:t>
+      </w:r>
     </w:p>
     <w:p>
       <w:pPr>
@@ -1574,22 +1078,11 @@
       </w:pPr>
       <w:r>
         <w:rPr>
-          <w:rFonts w:ascii="Arial" w:hAnsi="Arial" w:eastAsia="Arial"/>
-          <w:b w:val="0"/>
-          <w:sz w:val="22"/>
-        </w:rPr>
-        <w:t>8. AcidConcentration (M)pH X0.0102.1Y1.53.0Z2.53.5 Which of the following correctly ranks the three monoprotic acids listed in the table above from the strongest to the weakest?</w:t>
-      </w:r>
-      <w:r>
-        <w:tab/>
-      </w:r>
-      <w:r>
-        <w:rPr>
-          <w:rFonts w:ascii="Arial" w:hAnsi="Arial" w:eastAsia="Arial"/>
-          <w:b w:val="0"/>
-          <w:sz w:val="22"/>
-        </w:rPr>
-        <w:t>（   ）</w:t>
+          <w:rFonts w:ascii="Arial" w:hAnsi="Arial"/>
+          <w:b w:val="0"/>
+          <w:sz w:val="22"/>
+        </w:rPr>
+        <w:t>What is the pH of the resulting mixture?	（   ）</w:t>
       </w:r>
     </w:p>
     <w:p>
@@ -1598,11 +1091,11 @@
       </w:pPr>
       <w:r>
         <w:rPr>
-          <w:rFonts w:ascii="Arial" w:hAnsi="Arial" w:eastAsia="Arial"/>
-          <w:b w:val="0"/>
-          <w:sz w:val="22"/>
-        </w:rPr>
-        <w:t>A. X &gt; Y &gt; Z</w:t>
+          <w:rFonts w:ascii="Arial" w:hAnsi="Arial"/>
+          <w:b w:val="0"/>
+          <w:sz w:val="22"/>
+        </w:rPr>
+        <w:t>A. Option A</w:t>
       </w:r>
     </w:p>
     <w:p>
@@ -1611,11 +1104,11 @@
       </w:pPr>
       <w:r>
         <w:rPr>
-          <w:rFonts w:ascii="Arial" w:hAnsi="Arial" w:eastAsia="Arial"/>
-          <w:b w:val="0"/>
-          <w:sz w:val="22"/>
-        </w:rPr>
-        <w:t>B. X &gt; Z &gt; Y</w:t>
+          <w:rFonts w:ascii="Arial" w:hAnsi="Arial"/>
+          <w:b w:val="0"/>
+          <w:sz w:val="22"/>
+        </w:rPr>
+        <w:t>B. Option B</w:t>
       </w:r>
     </w:p>
     <w:p>
@@ -1624,11 +1117,11 @@
       </w:pPr>
       <w:r>
         <w:rPr>
-          <w:rFonts w:ascii="Arial" w:hAnsi="Arial" w:eastAsia="Arial"/>
-          <w:b w:val="0"/>
-          <w:sz w:val="22"/>
-        </w:rPr>
-        <w:t>C. Y &gt; X &gt; Z</w:t>
+          <w:rFonts w:ascii="Arial" w:hAnsi="Arial"/>
+          <w:b w:val="0"/>
+          <w:sz w:val="22"/>
+        </w:rPr>
+        <w:t>C. Option C</w:t>
       </w:r>
     </w:p>
     <w:p>
@@ -1637,82 +1130,17 @@
       </w:pPr>
       <w:r>
         <w:rPr>
-          <w:rFonts w:ascii="Arial" w:hAnsi="Arial" w:eastAsia="Arial"/>
-          <w:b w:val="0"/>
-          <w:sz w:val="22"/>
-        </w:rPr>
-        <w:t>D. Z &gt; Y &gt; X</w:t>
+          <w:rFonts w:ascii="Arial" w:hAnsi="Arial"/>
+          <w:b w:val="0"/>
+          <w:sz w:val="22"/>
+        </w:rPr>
+        <w:t>D. Option D</w:t>
       </w:r>
     </w:p>
     <w:p>
       <w:pPr>
         <w:spacing w:after="0" w:before="0" w:line="240" w:lineRule="auto"/>
       </w:pPr>
-    </w:p>
-    <w:p>
-      <w:pPr>
-        <w:spacing w:after="60" w:before="60" w:line="240" w:lineRule="auto"/>
-      </w:pPr>
-      <w:r>
-        <w:rPr>
-          <w:rFonts w:ascii="霞鹜文楷 Medium" w:hAnsi="霞鹜文楷 Medium" w:eastAsia="霞鹜文楷 Medium"/>
-          <w:b/>
-          <w:sz w:val="22"/>
-        </w:rPr>
-        <w:t>考点 C: 弱酸弱碱 Weak Acids and Bases</w:t>
-      </w:r>
-    </w:p>
-    <w:p>
-      <w:pPr>
-        <w:spacing w:after="60" w:before="60" w:line="240" w:lineRule="auto"/>
-      </w:pPr>
-      <w:r>
-        <w:rPr>
-          <w:rFonts w:ascii="霞鹜文楷 Medium" w:hAnsi="霞鹜文楷 Medium" w:eastAsia="霞鹜文楷 Medium"/>
-          <w:b/>
-          <w:sz w:val="22"/>
-        </w:rPr>
-        <w:t>1. 掌握弱酸 pH 和 Ka 的计算</w:t>
-      </w:r>
-    </w:p>
-    <w:p>
-      <w:pPr>
-        <w:spacing w:after="60" w:before="60" w:line="240" w:lineRule="auto"/>
-      </w:pPr>
-      <w:r>
-        <w:rPr>
-          <w:rFonts w:ascii="霞鹜文楷 Medium" w:hAnsi="霞鹜文楷 Medium" w:eastAsia="霞鹜文楷 Medium"/>
-          <w:b/>
-          <w:sz w:val="22"/>
-        </w:rPr>
-        <w:t>Weak acid: HA ⇌ H⁺ + A⁻, Ka = [H⁺][A⁻]/[HA]</w:t>
-      </w:r>
-    </w:p>
-    <w:p>
-      <w:pPr>
-        <w:spacing w:after="60" w:before="60" w:line="240" w:lineRule="auto"/>
-      </w:pPr>
-      <w:r>
-        <w:rPr>
-          <w:rFonts w:ascii="霞鹜文楷 Medium" w:hAnsi="霞鹜文楷 Medium" w:eastAsia="霞鹜文楷 Medium"/>
-          <w:b/>
-          <w:sz w:val="22"/>
-        </w:rPr>
-        <w:t>For weak acid: [H⁺] ≈ √(Ka × c) if percent ionization &lt; 5%</w:t>
-      </w:r>
-    </w:p>
-    <w:p>
-      <w:pPr>
-        <w:spacing w:after="60" w:before="60" w:line="240" w:lineRule="auto"/>
-      </w:pPr>
-      <w:r>
-        <w:rPr>
-          <w:rFonts w:ascii="霞鹜文楷 Medium" w:hAnsi="霞鹜文楷 Medium" w:eastAsia="霞鹜文楷 Medium"/>
-          <w:b/>
-          <w:sz w:val="22"/>
-        </w:rPr>
-        <w:t>pH = −log[H⁺]; pKa = −logKa</w:t>
-      </w:r>
     </w:p>
     <w:p>
       <w:pPr>
@@ -1723,18 +1151,18 @@
       </w:pPr>
       <w:r>
         <w:rPr>
-          <w:rFonts w:ascii="Arial" w:hAnsi="Arial" w:eastAsia="Arial"/>
-          <w:b w:val="0"/>
-          <w:sz w:val="22"/>
-        </w:rPr>
-        <w:t>1. CH3COOH (Ka=1.8×10⁻⁵, 0.100 M). pH ≈ ?</w:t>
+          <w:rFonts w:ascii="Arial" w:hAnsi="Arial"/>
+          <w:b w:val="0"/>
+          <w:sz w:val="22"/>
+        </w:rPr>
+        <w:t>2. Which of the following statements is correct?</w:t>
       </w:r>
       <w:r>
         <w:tab/>
       </w:r>
       <w:r>
         <w:rPr>
-          <w:rFonts w:ascii="Arial" w:hAnsi="Arial" w:eastAsia="Arial"/>
+          <w:rFonts w:ascii="Arial" w:hAnsi="Arial"/>
           <w:b w:val="0"/>
           <w:sz w:val="22"/>
         </w:rPr>
@@ -1747,7 +1175,785 @@
       </w:pPr>
       <w:r>
         <w:rPr>
-          <w:rFonts w:ascii="Arial" w:hAnsi="Arial" w:eastAsia="Arial"/>
+          <w:rFonts w:ascii="Arial" w:hAnsi="Arial"/>
+          <w:b w:val="0"/>
+          <w:sz w:val="22"/>
+        </w:rPr>
+        <w:t>A. As temperature increases, the pH value of pure water decreases</w:t>
+      </w:r>
+    </w:p>
+    <w:p>
+      <w:pPr>
+        <w:spacing w:after="20" w:before="0" w:line="240" w:lineRule="auto"/>
+      </w:pPr>
+      <w:r>
+        <w:rPr>
+          <w:rFonts w:ascii="Arial" w:hAnsi="Arial"/>
+          <w:b w:val="0"/>
+          <w:sz w:val="22"/>
+        </w:rPr>
+        <w:t>B. As temperature decreases, the pH value of pure water decreases</w:t>
+      </w:r>
+    </w:p>
+    <w:p>
+      <w:pPr>
+        <w:spacing w:after="20" w:before="0" w:line="240" w:lineRule="auto"/>
+      </w:pPr>
+      <w:r>
+        <w:rPr>
+          <w:rFonts w:ascii="Arial" w:hAnsi="Arial"/>
+          <w:b w:val="0"/>
+          <w:sz w:val="22"/>
+        </w:rPr>
+        <w:t>C. The pH of water is unaffected by temperature</w:t>
+      </w:r>
+    </w:p>
+    <w:p>
+      <w:pPr>
+        <w:spacing w:after="20" w:before="0" w:line="240" w:lineRule="auto"/>
+      </w:pPr>
+      <w:r>
+        <w:rPr>
+          <w:rFonts w:ascii="Arial" w:hAnsi="Arial"/>
+          <w:b w:val="0"/>
+          <w:sz w:val="22"/>
+        </w:rPr>
+        <w:t>D. Pure water is not neutral</w:t>
+      </w:r>
+    </w:p>
+    <w:p>
+      <w:pPr>
+        <w:spacing w:after="0" w:before="0" w:line="240" w:lineRule="auto"/>
+      </w:pPr>
+    </w:p>
+    <w:p>
+      <w:pPr>
+        <w:spacing w:after="40" w:before="80" w:line="240" w:lineRule="auto"/>
+        <w:tabs>
+          <w:tab w:val="right" w:pos="9072"/>
+        </w:tabs>
+      </w:pPr>
+      <w:r>
+        <w:rPr>
+          <w:rFonts w:ascii="Arial" w:hAnsi="Arial"/>
+          <w:b w:val="0"/>
+          <w:sz w:val="22"/>
+        </w:rPr>
+        <w:t>3. What is the correct comparison of hydrogen ions between a solution of pH 2 and a solution of pH 4?</w:t>
+      </w:r>
+      <w:r>
+        <w:tab/>
+      </w:r>
+      <w:r>
+        <w:rPr>
+          <w:rFonts w:ascii="Arial" w:hAnsi="Arial"/>
+          <w:b w:val="0"/>
+          <w:sz w:val="22"/>
+        </w:rPr>
+        <w:t>（   ）</w:t>
+      </w:r>
+    </w:p>
+    <w:p>
+      <w:pPr>
+        <w:spacing w:after="20" w:before="0" w:line="240" w:lineRule="auto"/>
+      </w:pPr>
+      <w:r>
+        <w:rPr>
+          <w:rFonts w:ascii="Arial" w:hAnsi="Arial"/>
+          <w:b w:val="0"/>
+          <w:sz w:val="22"/>
+        </w:rPr>
+        <w:t>A. Option A</w:t>
+      </w:r>
+    </w:p>
+    <w:p>
+      <w:pPr>
+        <w:spacing w:after="20" w:before="0" w:line="240" w:lineRule="auto"/>
+      </w:pPr>
+      <w:r>
+        <w:rPr>
+          <w:rFonts w:ascii="Arial" w:hAnsi="Arial"/>
+          <w:b w:val="0"/>
+          <w:sz w:val="22"/>
+        </w:rPr>
+        <w:t>B. Option B</w:t>
+      </w:r>
+    </w:p>
+    <w:p>
+      <w:pPr>
+        <w:spacing w:after="20" w:before="0" w:line="240" w:lineRule="auto"/>
+      </w:pPr>
+      <w:r>
+        <w:rPr>
+          <w:rFonts w:ascii="Arial" w:hAnsi="Arial"/>
+          <w:b w:val="0"/>
+          <w:sz w:val="22"/>
+        </w:rPr>
+        <w:t>C. Option C</w:t>
+      </w:r>
+    </w:p>
+    <w:p>
+      <w:pPr>
+        <w:spacing w:after="20" w:before="0" w:line="240" w:lineRule="auto"/>
+      </w:pPr>
+      <w:r>
+        <w:rPr>
+          <w:rFonts w:ascii="Arial" w:hAnsi="Arial"/>
+          <w:b w:val="0"/>
+          <w:sz w:val="22"/>
+        </w:rPr>
+        <w:t>D. Option D</w:t>
+      </w:r>
+    </w:p>
+    <w:p>
+      <w:pPr>
+        <w:spacing w:after="0" w:before="0" w:line="240" w:lineRule="auto"/>
+      </w:pPr>
+    </w:p>
+    <w:p>
+      <w:pPr>
+        <w:spacing w:after="40" w:before="80" w:line="240" w:lineRule="auto"/>
+        <w:tabs>
+          <w:tab w:val="right" w:pos="9072"/>
+        </w:tabs>
+      </w:pPr>
+      <w:r>
+        <w:rPr>
+          <w:rFonts w:ascii="Arial" w:hAnsi="Arial"/>
+          <w:b w:val="0"/>
+          <w:sz w:val="22"/>
+        </w:rPr>
+        <w:t>4. The pH of a sample of acid rain at 25 C is 4.55. What is the [OH-] in the sample?</w:t>
+      </w:r>
+      <w:r>
+        <w:tab/>
+      </w:r>
+      <w:r>
+        <w:rPr>
+          <w:rFonts w:ascii="Arial" w:hAnsi="Arial"/>
+          <w:b w:val="0"/>
+          <w:sz w:val="22"/>
+        </w:rPr>
+        <w:t>（   ）</w:t>
+      </w:r>
+    </w:p>
+    <w:p>
+      <w:pPr>
+        <w:spacing w:after="20" w:before="0" w:line="240" w:lineRule="auto"/>
+      </w:pPr>
+      <w:r>
+        <w:rPr>
+          <w:rFonts w:ascii="Arial" w:hAnsi="Arial"/>
+          <w:b w:val="0"/>
+          <w:sz w:val="22"/>
+        </w:rPr>
+        <w:t>A. Option A</w:t>
+      </w:r>
+    </w:p>
+    <w:p>
+      <w:pPr>
+        <w:spacing w:after="20" w:before="0" w:line="240" w:lineRule="auto"/>
+      </w:pPr>
+      <w:r>
+        <w:rPr>
+          <w:rFonts w:ascii="Arial" w:hAnsi="Arial"/>
+          <w:b w:val="0"/>
+          <w:sz w:val="22"/>
+        </w:rPr>
+        <w:t>B. Option B</w:t>
+      </w:r>
+      <w:r>
+        <w:rPr>
+          <w:rFonts w:ascii="Arial" w:hAnsi="Arial"/>
+          <w:b w:val="0"/>
+          <w:sz w:val="22"/>
+          <w:vertAlign w:val="superscript"/>
+        </w:rPr>
+        <w:t>-10</w:t>
+      </w:r>
+      <w:r>
+        <w:rPr>
+          <w:rFonts w:ascii="Arial" w:hAnsi="Arial"/>
+          <w:b w:val="0"/>
+          <w:sz w:val="22"/>
+        </w:rPr>
+        <w:t> M</w:t>
+      </w:r>
+    </w:p>
+    <w:p>
+      <w:pPr>
+        <w:spacing w:after="20" w:before="0" w:line="240" w:lineRule="auto"/>
+      </w:pPr>
+      <w:r>
+        <w:rPr>
+          <w:rFonts w:ascii="Arial" w:hAnsi="Arial"/>
+          <w:b w:val="0"/>
+          <w:sz w:val="22"/>
+        </w:rPr>
+        <w:t>C. Option C</w:t>
+      </w:r>
+      <w:r>
+        <w:rPr>
+          <w:rFonts w:ascii="Arial" w:hAnsi="Arial"/>
+          <w:b w:val="0"/>
+          <w:sz w:val="22"/>
+          <w:vertAlign w:val="superscript"/>
+        </w:rPr>
+        <w:t>-5</w:t>
+      </w:r>
+      <w:r>
+        <w:rPr>
+          <w:rFonts w:ascii="Arial" w:hAnsi="Arial"/>
+          <w:b w:val="0"/>
+          <w:sz w:val="22"/>
+        </w:rPr>
+        <w:t> M</w:t>
+      </w:r>
+    </w:p>
+    <w:p>
+      <w:pPr>
+        <w:spacing w:after="20" w:before="0" w:line="240" w:lineRule="auto"/>
+      </w:pPr>
+      <w:r>
+        <w:rPr>
+          <w:rFonts w:ascii="Arial" w:hAnsi="Arial"/>
+          <w:b w:val="0"/>
+          <w:sz w:val="22"/>
+        </w:rPr>
+        <w:t>D. Option D</w:t>
+      </w:r>
+      <w:r>
+        <w:rPr>
+          <w:rFonts w:ascii="Arial" w:hAnsi="Arial"/>
+          <w:b w:val="0"/>
+          <w:sz w:val="22"/>
+          <w:vertAlign w:val="superscript"/>
+        </w:rPr>
+        <w:t>-14</w:t>
+      </w:r>
+      <w:r>
+        <w:rPr>
+          <w:rFonts w:ascii="Arial" w:hAnsi="Arial"/>
+          <w:b w:val="0"/>
+          <w:sz w:val="22"/>
+        </w:rPr>
+        <w:t> M</w:t>
+      </w:r>
+    </w:p>
+    <w:p>
+      <w:pPr>
+        <w:spacing w:after="0" w:before="0" w:line="240" w:lineRule="auto"/>
+      </w:pPr>
+    </w:p>
+    <w:p>
+      <w:pPr>
+        <w:spacing w:after="40" w:before="80" w:line="240" w:lineRule="auto"/>
+        <w:tabs>
+          <w:tab w:val="right" w:pos="9072"/>
+        </w:tabs>
+      </w:pPr>
+      <w:r>
+        <w:rPr>
+          <w:rFonts w:ascii="Arial" w:hAnsi="Arial"/>
+          <w:b w:val="0"/>
+          <w:sz w:val="22"/>
+        </w:rPr>
+        <w:t>5. What is the pH of a solution of NaOH of concentration 0.001 M?</w:t>
+      </w:r>
+      <w:r>
+        <w:tab/>
+      </w:r>
+      <w:r>
+        <w:rPr>
+          <w:rFonts w:ascii="Arial" w:hAnsi="Arial"/>
+          <w:b w:val="0"/>
+          <w:sz w:val="22"/>
+        </w:rPr>
+        <w:t>（   ）</w:t>
+      </w:r>
+    </w:p>
+    <w:p>
+      <w:pPr>
+        <w:spacing w:after="20" w:before="0" w:line="240" w:lineRule="auto"/>
+      </w:pPr>
+      <w:r>
+        <w:rPr>
+          <w:rFonts w:ascii="Arial" w:hAnsi="Arial"/>
+          <w:b w:val="0"/>
+          <w:sz w:val="22"/>
+        </w:rPr>
+        <w:t>A. Option A</w:t>
+      </w:r>
+    </w:p>
+    <w:p>
+      <w:pPr>
+        <w:spacing w:after="20" w:before="0" w:line="240" w:lineRule="auto"/>
+      </w:pPr>
+      <w:r>
+        <w:rPr>
+          <w:rFonts w:ascii="Arial" w:hAnsi="Arial"/>
+          <w:b w:val="0"/>
+          <w:sz w:val="22"/>
+        </w:rPr>
+        <w:t>B. Option B</w:t>
+      </w:r>
+    </w:p>
+    <w:p>
+      <w:pPr>
+        <w:spacing w:after="20" w:before="0" w:line="240" w:lineRule="auto"/>
+      </w:pPr>
+      <w:r>
+        <w:rPr>
+          <w:rFonts w:ascii="Arial" w:hAnsi="Arial"/>
+          <w:b w:val="0"/>
+          <w:sz w:val="22"/>
+        </w:rPr>
+        <w:t>C. Option C</w:t>
+      </w:r>
+    </w:p>
+    <w:p>
+      <w:pPr>
+        <w:spacing w:after="20" w:before="0" w:line="240" w:lineRule="auto"/>
+      </w:pPr>
+      <w:r>
+        <w:rPr>
+          <w:rFonts w:ascii="Arial" w:hAnsi="Arial"/>
+          <w:b w:val="0"/>
+          <w:sz w:val="22"/>
+        </w:rPr>
+        <w:t>D. Option D</w:t>
+      </w:r>
+    </w:p>
+    <w:p>
+      <w:pPr>
+        <w:spacing w:after="0" w:before="0" w:line="240" w:lineRule="auto"/>
+      </w:pPr>
+    </w:p>
+    <w:p>
+      <w:pPr>
+        <w:spacing w:after="40" w:before="80" w:line="240" w:lineRule="auto"/>
+        <w:tabs>
+          <w:tab w:val="right" w:pos="9072"/>
+        </w:tabs>
+      </w:pPr>
+      <w:r>
+        <w:rPr>
+          <w:rFonts w:ascii="Arial" w:hAnsi="Arial"/>
+          <w:b w:val="0"/>
+          <w:sz w:val="22"/>
+        </w:rPr>
+        <w:t>6.</w:t>
+      </w:r>
+      <w:r>
+        <w:rPr>
+          <w:rFonts w:ascii="Arial" w:hAnsi="Arial"/>
+          <w:b w:val="0"/>
+          <w:sz w:val="22"/>
+        </w:rPr>
+        <w:t xml:space="preserve"> Two flasks contain two different acids labelled as HA and HB. A student measures the pH of each flask, and finds that they are pH 1 and pH 3 respectively.</w:t>
+      </w:r>
+    </w:p>
+    <w:p>
+      <w:pPr>
+        <w:spacing w:after="40" w:before="80" w:line="240" w:lineRule="auto"/>
+        <w:tabs>
+          <w:tab w:val="right" w:pos="9072"/>
+        </w:tabs>
+      </w:pPr>
+      <w:r>
+        <w:rPr>
+          <w:rFonts w:ascii="Arial" w:hAnsi="Arial"/>
+          <w:b w:val="0"/>
+          <w:sz w:val="22"/>
+        </w:rPr>
+        <w:t>Which of the following statements is true?	（   ）</w:t>
+      </w:r>
+    </w:p>
+    <w:p>
+      <w:pPr>
+        <w:spacing w:after="20" w:before="0" w:line="240" w:lineRule="auto"/>
+      </w:pPr>
+      <w:r>
+        <w:rPr>
+          <w:rFonts w:ascii="Arial" w:hAnsi="Arial"/>
+          <w:b w:val="0"/>
+          <w:sz w:val="22"/>
+        </w:rPr>
+        <w:t>A. HA is a stronger acid than HB</w:t>
+      </w:r>
+    </w:p>
+    <w:p>
+      <w:pPr>
+        <w:spacing w:after="20" w:before="0" w:line="240" w:lineRule="auto"/>
+      </w:pPr>
+      <w:r>
+        <w:rPr>
+          <w:rFonts w:ascii="Arial" w:hAnsi="Arial"/>
+          <w:b w:val="0"/>
+          <w:sz w:val="22"/>
+        </w:rPr>
+        <w:t>B. HB is a stronger acid than HA</w:t>
+      </w:r>
+    </w:p>
+    <w:p>
+      <w:pPr>
+        <w:spacing w:after="20" w:before="0" w:line="240" w:lineRule="auto"/>
+      </w:pPr>
+      <w:r>
+        <w:rPr>
+          <w:rFonts w:ascii="Arial" w:hAnsi="Arial"/>
+          <w:b w:val="0"/>
+          <w:sz w:val="22"/>
+        </w:rPr>
+        <w:t>C. The [H₃O+] in the solution of HB is 3 times greater than the [H₃O+] in the solution of HA.</w:t>
+      </w:r>
+    </w:p>
+    <w:p>
+      <w:pPr>
+        <w:spacing w:after="20" w:before="0" w:line="240" w:lineRule="auto"/>
+      </w:pPr>
+      <w:r>
+        <w:rPr>
+          <w:rFonts w:ascii="Arial" w:hAnsi="Arial"/>
+          <w:b w:val="0"/>
+          <w:sz w:val="22"/>
+        </w:rPr>
+        <w:t>D. The [H₃O+] in the solution of HA is 100 times greater than the [H₃O+]  in the solution of HB.</w:t>
+      </w:r>
+    </w:p>
+    <w:p>
+      <w:pPr>
+        <w:spacing w:after="0" w:before="0" w:line="240" w:lineRule="auto"/>
+      </w:pPr>
+    </w:p>
+    <w:p>
+      <w:pPr>
+        <w:spacing w:after="40" w:before="80" w:line="240" w:lineRule="auto"/>
+        <w:tabs>
+          <w:tab w:val="right" w:pos="9072"/>
+        </w:tabs>
+      </w:pPr>
+      <w:r>
+        <w:rPr>
+          <w:rFonts w:ascii="Arial" w:hAnsi="Arial"/>
+          <w:b w:val="0"/>
+          <w:sz w:val="22"/>
+        </w:rPr>
+        <w:t>7.</w:t>
+      </w:r>
+      <w:r>
+        <w:rPr>
+          <w:rFonts w:ascii="Arial" w:hAnsi="Arial"/>
+          <w:b w:val="0"/>
+          <w:sz w:val="22"/>
+        </w:rPr>
+        <w:t xml:space="preserve"> When 300 mL of 1.5 M KOH (aq) is added to 400 mL of 0.8 M HBr (aq), the pH of the resulting mixture is closest to	（   ）</w:t>
+      </w:r>
+    </w:p>
+    <w:p>
+      <w:pPr>
+        <w:spacing w:after="20" w:before="0" w:line="240" w:lineRule="auto"/>
+      </w:pPr>
+      <w:r>
+        <w:rPr>
+          <w:rFonts w:ascii="Arial" w:hAnsi="Arial"/>
+          <w:b w:val="0"/>
+          <w:sz w:val="22"/>
+        </w:rPr>
+        <w:t>A. Option A</w:t>
+      </w:r>
+    </w:p>
+    <w:p>
+      <w:pPr>
+        <w:spacing w:after="20" w:before="0" w:line="240" w:lineRule="auto"/>
+      </w:pPr>
+      <w:r>
+        <w:rPr>
+          <w:rFonts w:ascii="Arial" w:hAnsi="Arial"/>
+          <w:b w:val="0"/>
+          <w:sz w:val="22"/>
+        </w:rPr>
+        <w:t>B. Option B</w:t>
+      </w:r>
+    </w:p>
+    <w:p>
+      <w:pPr>
+        <w:spacing w:after="20" w:before="0" w:line="240" w:lineRule="auto"/>
+      </w:pPr>
+      <w:r>
+        <w:rPr>
+          <w:rFonts w:ascii="Arial" w:hAnsi="Arial"/>
+          <w:b w:val="0"/>
+          <w:sz w:val="22"/>
+        </w:rPr>
+        <w:t>C. Option C</w:t>
+      </w:r>
+    </w:p>
+    <w:p>
+      <w:pPr>
+        <w:spacing w:after="20" w:before="0" w:line="240" w:lineRule="auto"/>
+      </w:pPr>
+      <w:r>
+        <w:rPr>
+          <w:rFonts w:ascii="Arial" w:hAnsi="Arial"/>
+          <w:b w:val="0"/>
+          <w:sz w:val="22"/>
+        </w:rPr>
+        <w:t>D. Option D</w:t>
+      </w:r>
+    </w:p>
+    <w:p>
+      <w:pPr>
+        <w:spacing w:after="0" w:before="0" w:line="240" w:lineRule="auto"/>
+      </w:pPr>
+    </w:p>
+    <w:p>
+      <w:pPr>
+        <w:spacing w:after="40" w:before="80" w:line="240" w:lineRule="auto"/>
+        <w:tabs>
+          <w:tab w:val="right" w:pos="9072"/>
+        </w:tabs>
+      </w:pPr>
+      <w:r>
+        <w:rPr>
+          <w:rFonts w:ascii="Arial" w:hAnsi="Arial"/>
+          <w:b w:val="0"/>
+          <w:sz w:val="22"/>
+        </w:rPr>
+        <w:t>8.</w:t>
+      </w:r>
+      <w:r>
+        <w:rPr>
+          <w:rFonts w:ascii="Arial" w:hAnsi="Arial"/>
+          <w:b w:val="0"/>
+          <w:sz w:val="22"/>
+        </w:rPr>
+        <w:t xml:space="preserve"> AcidConcentration (M)pH X0.0102.1Y1.53.0Z2.53.5 Which of the following correctly ranks the three monoprotic acids listed in the table above from the strongest to the weakest?	（   ）</w:t>
+      </w:r>
+    </w:p>
+    <w:p>
+      <w:r>
+        <w:drawing>
+          <wp:inline xmlns:a="http://schemas.openxmlformats.org/drawingml/2006/main" xmlns:pic="http://schemas.openxmlformats.org/drawingml/2006/picture">
+            <wp:extent cx="3780000" cy="2668819"/>
+            <wp:docPr id="2" name="Picture 2"/>
+            <wp:cNvGraphicFramePr>
+              <a:graphicFrameLocks noChangeAspect="1"/>
+            </wp:cNvGraphicFramePr>
+            <a:graphic>
+              <a:graphicData uri="http://schemas.openxmlformats.org/drawingml/2006/picture">
+                <pic:pic>
+                  <pic:nvPicPr>
+                    <pic:cNvPr id="0" name="f_c11_02.png"/>
+                    <pic:cNvPicPr/>
+                  </pic:nvPicPr>
+                  <pic:blipFill>
+                    <a:blip r:embed="rId10"/>
+                    <a:stretch>
+                      <a:fillRect/>
+                    </a:stretch>
+                  </pic:blipFill>
+                  <pic:spPr>
+                    <a:xfrm>
+                      <a:off x="0" y="0"/>
+                      <a:ext cx="3780000" cy="2668819"/>
+                    </a:xfrm>
+                    <a:prstGeom prst="rect"/>
+                  </pic:spPr>
+                </pic:pic>
+              </a:graphicData>
+            </a:graphic>
+          </wp:inline>
+        </w:drawing>
+      </w:r>
+    </w:p>
+    <w:p>
+      <w:pPr>
+        <w:spacing w:before="20" w:after="120"/>
+      </w:pPr>
+      <w:r>
+        <w:rPr>
+          <w:rFonts w:ascii="霞鹜文楷 Medium" w:hAnsi="霞鹜文楷 Medium"/>
+          <w:b/>
+          <w:sz w:val="18"/>
+        </w:rPr>
+        <w:t>图 C₁1-2：三种一元酸的浓度与 pH 关系（对应考点 B MCQ8）</w:t>
+      </w:r>
+    </w:p>
+    <w:p>
+      <w:pPr>
+        <w:spacing w:after="20" w:before="0" w:line="240" w:lineRule="auto"/>
+      </w:pPr>
+      <w:r>
+        <w:rPr>
+          <w:rFonts w:ascii="Arial" w:hAnsi="Arial"/>
+          <w:b w:val="0"/>
+          <w:sz w:val="22"/>
+        </w:rPr>
+        <w:t>A. Option A</w:t>
+      </w:r>
+    </w:p>
+    <w:p>
+      <w:pPr>
+        <w:spacing w:after="20" w:before="0" w:line="240" w:lineRule="auto"/>
+      </w:pPr>
+      <w:r>
+        <w:rPr>
+          <w:rFonts w:ascii="Arial" w:hAnsi="Arial"/>
+          <w:b w:val="0"/>
+          <w:sz w:val="22"/>
+        </w:rPr>
+        <w:t>B. Option B</w:t>
+      </w:r>
+    </w:p>
+    <w:p>
+      <w:pPr>
+        <w:spacing w:after="20" w:before="0" w:line="240" w:lineRule="auto"/>
+      </w:pPr>
+      <w:r>
+        <w:rPr>
+          <w:rFonts w:ascii="Arial" w:hAnsi="Arial"/>
+          <w:b w:val="0"/>
+          <w:sz w:val="22"/>
+        </w:rPr>
+        <w:t>C. Option C</w:t>
+      </w:r>
+    </w:p>
+    <w:p>
+      <w:pPr>
+        <w:spacing w:after="20" w:before="0" w:line="240" w:lineRule="auto"/>
+      </w:pPr>
+      <w:r>
+        <w:rPr>
+          <w:rFonts w:ascii="Arial" w:hAnsi="Arial"/>
+          <w:b w:val="0"/>
+          <w:sz w:val="22"/>
+        </w:rPr>
+        <w:t>D. Option D</w:t>
+      </w:r>
+    </w:p>
+    <w:p>
+      <w:pPr>
+        <w:spacing w:after="0" w:before="0" w:line="240" w:lineRule="auto"/>
+      </w:pPr>
+    </w:p>
+    <w:p>
+      <w:pPr>
+        <w:spacing w:after="60" w:before="60" w:line="240" w:lineRule="auto"/>
+      </w:pPr>
+      <w:r>
+        <w:rPr>
+          <w:rFonts w:ascii="霞鹜文楷 Medium" w:hAnsi="霞鹜文楷 Medium"/>
+          <w:b/>
+          <w:sz w:val="22"/>
+        </w:rPr>
+        <w:t>考点 C: 弱酸弱碱 Weak Acids and Bases</w:t>
+      </w:r>
+    </w:p>
+    <w:p>
+      <w:pPr>
+        <w:spacing w:after="60" w:before="60" w:line="240" w:lineRule="auto"/>
+      </w:pPr>
+      <w:r>
+        <w:rPr>
+          <w:rFonts w:ascii="霞鹜文楷 Medium" w:hAnsi="霞鹜文楷 Medium"/>
+          <w:b/>
+          <w:sz w:val="22"/>
+        </w:rPr>
+        <w:t>1. 掌握弱酸 pH 和 Ka 的计算</w:t>
+      </w:r>
+    </w:p>
+    <w:p>
+      <w:pPr>
+        <w:spacing w:after="60" w:before="60" w:line="240" w:lineRule="auto"/>
+      </w:pPr>
+      <w:r>
+        <w:rPr>
+          <w:rFonts w:ascii="霞鹜文楷 Medium" w:hAnsi="霞鹜文楷 Medium"/>
+          <w:b/>
+          <w:sz w:val="22"/>
+        </w:rPr>
+        <w:t>Weak acid: HA ⇌ H⁺ + A⁻, Ka = [H⁺][A⁻]/[HA]</w:t>
+      </w:r>
+    </w:p>
+    <w:p>
+      <w:pPr>
+        <w:spacing w:after="60" w:before="60" w:line="240" w:lineRule="auto"/>
+      </w:pPr>
+      <w:r>
+        <w:rPr>
+          <w:rFonts w:ascii="霞鹜文楷 Medium" w:hAnsi="霞鹜文楷 Medium"/>
+          <w:b/>
+          <w:sz w:val="22"/>
+        </w:rPr>
+        <w:t>For weak acid: [H⁺] ≈ √(Ka × c) if percent ionization &lt; 5%</w:t>
+      </w:r>
+    </w:p>
+    <w:p>
+      <w:pPr>
+        <w:spacing w:after="60" w:before="60" w:line="240" w:lineRule="auto"/>
+      </w:pPr>
+      <w:r>
+        <w:rPr>
+          <w:rFonts w:ascii="霞鹜文楷 Medium" w:hAnsi="霞鹜文楷 Medium"/>
+          <w:b/>
+          <w:sz w:val="22"/>
+        </w:rPr>
+        <w:t>pH = −log[H⁺]; pKa = −logKa</w:t>
+      </w:r>
+    </w:p>
+    <w:p/>
+    <w:p>
+      <w:pPr>
+        <w:spacing w:after="40" w:before="80" w:line="240" w:lineRule="auto"/>
+        <w:tabs>
+          <w:tab w:val="right" w:pos="9072"/>
+        </w:tabs>
+      </w:pPr>
+      <w:r>
+        <w:rPr>
+          <w:rFonts w:ascii="Arial" w:hAnsi="Arial"/>
+          <w:b w:val="0"/>
+          <w:sz w:val="22"/>
+        </w:rPr>
+        <w:t>1. CH₃COOH (Ka=1.8×10</w:t>
+      </w:r>
+      <w:r>
+        <w:rPr>
+          <w:rFonts w:ascii="Arial" w:hAnsi="Arial"/>
+          <w:b w:val="0"/>
+          <w:sz w:val="22"/>
+          <w:vertAlign w:val="superscript"/>
+        </w:rPr>
+        <w:t>-5</w:t>
+      </w:r>
+      <w:r>
+        <w:rPr>
+          <w:rFonts w:ascii="Arial" w:hAnsi="Arial"/>
+          <w:b w:val="0"/>
+          <w:sz w:val="22"/>
+        </w:rPr>
+        <w:t>, 0.100 M). pH ≈ ?</w:t>
+      </w:r>
+      <w:r>
+        <w:tab/>
+      </w:r>
+      <w:r>
+        <w:rPr>
+          <w:rFonts w:ascii="Arial" w:hAnsi="Arial"/>
+          <w:b w:val="0"/>
+          <w:sz w:val="22"/>
+        </w:rPr>
+        <w:t>（   ）</w:t>
+      </w:r>
+    </w:p>
+    <w:p>
+      <w:pPr>
+        <w:spacing w:after="20" w:before="0" w:line="240" w:lineRule="auto"/>
+      </w:pPr>
+      <w:r>
+        <w:rPr>
+          <w:rFonts w:ascii="Arial" w:hAnsi="Arial"/>
           <w:b w:val="0"/>
           <w:sz w:val="22"/>
         </w:rPr>
@@ -1760,7 +1966,7 @@
       </w:pPr>
       <w:r>
         <w:rPr>
-          <w:rFonts w:ascii="Arial" w:hAnsi="Arial" w:eastAsia="Arial"/>
+          <w:rFonts w:ascii="Arial" w:hAnsi="Arial"/>
           <w:b w:val="0"/>
           <w:sz w:val="22"/>
         </w:rPr>
@@ -1773,7 +1979,7 @@
       </w:pPr>
       <w:r>
         <w:rPr>
-          <w:rFonts w:ascii="Arial" w:hAnsi="Arial" w:eastAsia="Arial"/>
+          <w:rFonts w:ascii="Arial" w:hAnsi="Arial"/>
           <w:b w:val="0"/>
           <w:sz w:val="22"/>
         </w:rPr>
@@ -1786,7 +1992,7 @@
       </w:pPr>
       <w:r>
         <w:rPr>
-          <w:rFonts w:ascii="Arial" w:hAnsi="Arial" w:eastAsia="Arial"/>
+          <w:rFonts w:ascii="Arial" w:hAnsi="Arial"/>
           <w:b w:val="0"/>
           <w:sz w:val="22"/>
         </w:rPr>
@@ -1804,11 +2010,28 @@
       </w:pPr>
       <w:r>
         <w:rPr>
-          <w:rFonts w:ascii="Arial" w:hAnsi="Arial" w:eastAsia="Arial"/>
-          <w:b w:val="0"/>
-          <w:sz w:val="22"/>
-        </w:rPr>
-        <w:t>1. HCOOH (formic acid, Ka=1.8×10⁻⁴, 0.0500 M).</w:t>
+          <w:rFonts w:ascii="Arial" w:hAnsi="Arial"/>
+          <w:b w:val="0"/>
+          <w:sz w:val="22"/>
+        </w:rPr>
+        <w:t>1. HCOOH (formic acid, Ka=1.8×10</w:t>
+      </w:r>
+      <w:r>
+        <w:rPr>
+          <w:rFonts w:ascii="Arial" w:hAnsi="Arial"/>
+          <w:b w:val="0"/>
+          <w:sz w:val="22"/>
+          <w:vertAlign w:val="superscript"/>
+        </w:rPr>
+        <w:t>-4</w:t>
+      </w:r>
+      <w:r>
+        <w:rPr>
+          <w:rFonts w:ascii="Arial" w:hAnsi="Arial"/>
+          <w:b w:val="0"/>
+          <w:sz w:val="22"/>
+        </w:rPr>
+        <w:t>, 0.0500 M).</w:t>
       </w:r>
     </w:p>
     <w:p>
@@ -1820,7 +2043,7 @@
       </w:pPr>
       <w:r>
         <w:rPr>
-          <w:rFonts w:ascii="Arial" w:hAnsi="Arial" w:eastAsia="Arial"/>
+          <w:rFonts w:ascii="Arial" w:hAnsi="Arial"/>
           <w:b w:val="0"/>
           <w:sz w:val="22"/>
         </w:rPr>
@@ -1831,7 +2054,7 @@
       </w:r>
       <w:r>
         <w:rPr>
-          <w:rFonts w:ascii="Arial" w:hAnsi="Arial" w:eastAsia="Arial"/>
+          <w:rFonts w:ascii="Arial" w:hAnsi="Arial"/>
           <w:b w:val="0"/>
           <w:sz w:val="22"/>
         </w:rPr>
@@ -1847,7 +2070,7 @@
       </w:pPr>
       <w:r>
         <w:rPr>
-          <w:rFonts w:ascii="Arial" w:hAnsi="Arial" w:eastAsia="Arial"/>
+          <w:rFonts w:ascii="Arial" w:hAnsi="Arial"/>
           <w:b w:val="0"/>
           <w:sz w:val="22"/>
         </w:rPr>
@@ -1858,7 +2081,7 @@
       </w:r>
       <w:r>
         <w:rPr>
-          <w:rFonts w:ascii="Arial" w:hAnsi="Arial" w:eastAsia="Arial"/>
+          <w:rFonts w:ascii="Arial" w:hAnsi="Arial"/>
           <w:b w:val="0"/>
           <w:sz w:val="22"/>
         </w:rPr>
@@ -1874,7 +2097,7 @@
       </w:pPr>
       <w:r>
         <w:rPr>
-          <w:rFonts w:ascii="Arial" w:hAnsi="Arial" w:eastAsia="Arial"/>
+          <w:rFonts w:ascii="Arial" w:hAnsi="Arial"/>
           <w:b w:val="0"/>
           <w:sz w:val="22"/>
         </w:rPr>
@@ -1885,7 +2108,7 @@
       </w:r>
       <w:r>
         <w:rPr>
-          <w:rFonts w:ascii="Arial" w:hAnsi="Arial" w:eastAsia="Arial"/>
+          <w:rFonts w:ascii="Arial" w:hAnsi="Arial"/>
           <w:b w:val="0"/>
           <w:sz w:val="22"/>
         </w:rPr>
@@ -1903,7 +2126,7 @@
       </w:pPr>
       <w:r>
         <w:rPr>
-          <w:rFonts w:ascii="霞鹜文楷 Medium" w:hAnsi="霞鹜文楷 Medium" w:eastAsia="霞鹜文楷 Medium"/>
+          <w:rFonts w:ascii="霞鹜文楷 Medium" w:hAnsi="霞鹜文楷 Medium"/>
           <w:b/>
           <w:sz w:val="22"/>
         </w:rPr>
@@ -1916,7 +2139,7 @@
       </w:pPr>
       <w:r>
         <w:rPr>
-          <w:rFonts w:ascii="霞鹜文楷 Medium" w:hAnsi="霞鹜文楷 Medium" w:eastAsia="霞鹜文楷 Medium"/>
+          <w:rFonts w:ascii="霞鹜文楷 Medium" w:hAnsi="霞鹜文楷 Medium"/>
           <w:b/>
           <w:sz w:val="22"/>
         </w:rPr>
@@ -1929,13 +2152,14 @@
       </w:pPr>
       <w:r>
         <w:rPr>
-          <w:rFonts w:ascii="霞鹜文楷 Medium" w:hAnsi="霞鹜文楷 Medium" w:eastAsia="霞鹜文楷 Medium"/>
+          <w:rFonts w:ascii="霞鹜文楷 Medium" w:hAnsi="霞鹜文楷 Medium"/>
           <w:b/>
           <w:sz w:val="22"/>
         </w:rPr>
         <w:t>Acid strength increases with: more electronegative central atom; more oxygen atoms; more stable conjugate base</w:t>
       </w:r>
     </w:p>
+    <w:p/>
     <w:p>
       <w:pPr>
         <w:spacing w:after="40" w:before="80" w:line="240" w:lineRule="auto"/>
@@ -1945,18 +2169,18 @@
       </w:pPr>
       <w:r>
         <w:rPr>
-          <w:rFonts w:ascii="Arial" w:hAnsi="Arial" w:eastAsia="Arial"/>
-          <w:b w:val="0"/>
-          <w:sz w:val="22"/>
-        </w:rPr>
-        <w:t>2. An aqueous solution of NH4Cl is:</w:t>
+          <w:rFonts w:ascii="Arial" w:hAnsi="Arial"/>
+          <w:b w:val="0"/>
+          <w:sz w:val="22"/>
+        </w:rPr>
+        <w:t>2. An aqueous solution of NH₄Cl is:</w:t>
       </w:r>
       <w:r>
         <w:tab/>
       </w:r>
       <w:r>
         <w:rPr>
-          <w:rFonts w:ascii="Arial" w:hAnsi="Arial" w:eastAsia="Arial"/>
+          <w:rFonts w:ascii="Arial" w:hAnsi="Arial"/>
           <w:b w:val="0"/>
           <w:sz w:val="22"/>
         </w:rPr>
@@ -1969,11 +2193,11 @@
       </w:pPr>
       <w:r>
         <w:rPr>
-          <w:rFonts w:ascii="Arial" w:hAnsi="Arial" w:eastAsia="Arial"/>
-          <w:b w:val="0"/>
-          <w:sz w:val="22"/>
-        </w:rPr>
-        <w:t>A  acidic (NH4⁺ is conjugate acid of weak base).</w:t>
+          <w:rFonts w:ascii="Arial" w:hAnsi="Arial"/>
+          <w:b w:val="0"/>
+          <w:sz w:val="22"/>
+        </w:rPr>
+        <w:t>A  acidic (NH₄⁺ is conjugate acid of weak base).</w:t>
       </w:r>
     </w:p>
     <w:p>
@@ -1982,7 +2206,7 @@
       </w:pPr>
       <w:r>
         <w:rPr>
-          <w:rFonts w:ascii="Arial" w:hAnsi="Arial" w:eastAsia="Arial"/>
+          <w:rFonts w:ascii="Arial" w:hAnsi="Arial"/>
           <w:b w:val="0"/>
           <w:sz w:val="22"/>
         </w:rPr>
@@ -1995,7 +2219,7 @@
       </w:pPr>
       <w:r>
         <w:rPr>
-          <w:rFonts w:ascii="Arial" w:hAnsi="Arial" w:eastAsia="Arial"/>
+          <w:rFonts w:ascii="Arial" w:hAnsi="Arial"/>
           <w:b w:val="0"/>
           <w:sz w:val="22"/>
         </w:rPr>
@@ -2008,7 +2232,7 @@
       </w:pPr>
       <w:r>
         <w:rPr>
-          <w:rFonts w:ascii="Arial" w:hAnsi="Arial" w:eastAsia="Arial"/>
+          <w:rFonts w:ascii="Arial" w:hAnsi="Arial"/>
           <w:b w:val="0"/>
           <w:sz w:val="22"/>
         </w:rPr>
@@ -2029,7 +2253,7 @@
       </w:pPr>
       <w:r>
         <w:rPr>
-          <w:rFonts w:ascii="Arial" w:hAnsi="Arial" w:eastAsia="Arial"/>
+          <w:rFonts w:ascii="Arial" w:hAnsi="Arial"/>
           <w:b w:val="0"/>
           <w:sz w:val="22"/>
         </w:rPr>
@@ -2040,7 +2264,7 @@
       </w:r>
       <w:r>
         <w:rPr>
-          <w:rFonts w:ascii="Arial" w:hAnsi="Arial" w:eastAsia="Arial"/>
+          <w:rFonts w:ascii="Arial" w:hAnsi="Arial"/>
           <w:b w:val="0"/>
           <w:sz w:val="22"/>
         </w:rPr>
@@ -2053,11 +2277,28 @@
       </w:pPr>
       <w:r>
         <w:rPr>
-          <w:rFonts w:ascii="Arial" w:hAnsi="Arial" w:eastAsia="Arial"/>
-          <w:b w:val="0"/>
-          <w:sz w:val="22"/>
-        </w:rPr>
-        <w:t>A  HClO (Ka=2.9×10⁻⁸)</w:t>
+          <w:rFonts w:ascii="Arial" w:hAnsi="Arial"/>
+          <w:b w:val="0"/>
+          <w:sz w:val="22"/>
+        </w:rPr>
+        <w:t>A  HClO (Ka=2.9×10</w:t>
+      </w:r>
+      <w:r>
+        <w:rPr>
+          <w:rFonts w:ascii="Arial" w:hAnsi="Arial"/>
+          <w:b w:val="0"/>
+          <w:sz w:val="22"/>
+          <w:vertAlign w:val="superscript"/>
+        </w:rPr>
+        <w:t>-8</w:t>
+      </w:r>
+      <w:r>
+        <w:rPr>
+          <w:rFonts w:ascii="Arial" w:hAnsi="Arial"/>
+          <w:b w:val="0"/>
+          <w:sz w:val="22"/>
+        </w:rPr>
+        <w:t>)</w:t>
       </w:r>
     </w:p>
     <w:p>
@@ -2066,11 +2307,28 @@
       </w:pPr>
       <w:r>
         <w:rPr>
-          <w:rFonts w:ascii="Arial" w:hAnsi="Arial" w:eastAsia="Arial"/>
-          <w:b w:val="0"/>
-          <w:sz w:val="22"/>
-        </w:rPr>
-        <w:t>B  HCOOH (Ka=1.8×10⁻⁴)</w:t>
+          <w:rFonts w:ascii="Arial" w:hAnsi="Arial"/>
+          <w:b w:val="0"/>
+          <w:sz w:val="22"/>
+        </w:rPr>
+        <w:t>B  HCOOH (Ka=1.8×10</w:t>
+      </w:r>
+      <w:r>
+        <w:rPr>
+          <w:rFonts w:ascii="Arial" w:hAnsi="Arial"/>
+          <w:b w:val="0"/>
+          <w:sz w:val="22"/>
+          <w:vertAlign w:val="superscript"/>
+        </w:rPr>
+        <w:t>-4</w:t>
+      </w:r>
+      <w:r>
+        <w:rPr>
+          <w:rFonts w:ascii="Arial" w:hAnsi="Arial"/>
+          <w:b w:val="0"/>
+          <w:sz w:val="22"/>
+        </w:rPr>
+        <w:t>)</w:t>
       </w:r>
     </w:p>
     <w:p>
@@ -2079,11 +2337,28 @@
       </w:pPr>
       <w:r>
         <w:rPr>
-          <w:rFonts w:ascii="Arial" w:hAnsi="Arial" w:eastAsia="Arial"/>
-          <w:b w:val="0"/>
-          <w:sz w:val="22"/>
-        </w:rPr>
-        <w:t>C  HNO2 (Ka=5.6×10⁻⁴)</w:t>
+          <w:rFonts w:ascii="Arial" w:hAnsi="Arial"/>
+          <w:b w:val="0"/>
+          <w:sz w:val="22"/>
+        </w:rPr>
+        <w:t>C  HNO₂ (Ka=5.6×10</w:t>
+      </w:r>
+      <w:r>
+        <w:rPr>
+          <w:rFonts w:ascii="Arial" w:hAnsi="Arial"/>
+          <w:b w:val="0"/>
+          <w:sz w:val="22"/>
+          <w:vertAlign w:val="superscript"/>
+        </w:rPr>
+        <w:t>-4</w:t>
+      </w:r>
+      <w:r>
+        <w:rPr>
+          <w:rFonts w:ascii="Arial" w:hAnsi="Arial"/>
+          <w:b w:val="0"/>
+          <w:sz w:val="22"/>
+        </w:rPr>
+        <w:t>)</w:t>
       </w:r>
     </w:p>
     <w:p>
@@ -2092,11 +2367,11 @@
       </w:pPr>
       <w:r>
         <w:rPr>
-          <w:rFonts w:ascii="Arial" w:hAnsi="Arial" w:eastAsia="Arial"/>
-          <w:b w:val="0"/>
-          <w:sz w:val="22"/>
-        </w:rPr>
-        <w:t>D  HClO4 (strong acid)</w:t>
+          <w:rFonts w:ascii="Arial" w:hAnsi="Arial"/>
+          <w:b w:val="0"/>
+          <w:sz w:val="22"/>
+        </w:rPr>
+        <w:t>D  HClO₄ (strong acid)</w:t>
       </w:r>
     </w:p>
     <w:p>
@@ -2113,18 +2388,18 @@
       </w:pPr>
       <w:r>
         <w:rPr>
-          <w:rFonts w:ascii="Arial" w:hAnsi="Arial" w:eastAsia="Arial"/>
-          <w:b w:val="0"/>
-          <w:sz w:val="22"/>
-        </w:rPr>
-        <w:t>4. The pKb value of HPO42- is 6.8.  What is its conjugate acid and what is the Ka value?</w:t>
+          <w:rFonts w:ascii="Arial" w:hAnsi="Arial"/>
+          <w:b w:val="0"/>
+          <w:sz w:val="22"/>
+        </w:rPr>
+        <w:t>4. The pKb value of HPO₄2- is 6.8.  What is its conjugate acid and what is the Ka value?</w:t>
       </w:r>
       <w:r>
         <w:tab/>
       </w:r>
       <w:r>
         <w:rPr>
-          <w:rFonts w:ascii="Arial" w:hAnsi="Arial" w:eastAsia="Arial"/>
+          <w:rFonts w:ascii="Arial" w:hAnsi="Arial"/>
           <w:b w:val="0"/>
           <w:sz w:val="22"/>
         </w:rPr>
@@ -2137,11 +2412,11 @@
       </w:pPr>
       <w:r>
         <w:rPr>
-          <w:rFonts w:ascii="Arial" w:hAnsi="Arial" w:eastAsia="Arial"/>
-          <w:b w:val="0"/>
-          <w:sz w:val="22"/>
-        </w:rPr>
-        <w:t>A. H2PO4-, 7.2</w:t>
+          <w:rFonts w:ascii="Arial" w:hAnsi="Arial"/>
+          <w:b w:val="0"/>
+          <w:sz w:val="22"/>
+        </w:rPr>
+        <w:t>A. Option A</w:t>
       </w:r>
     </w:p>
     <w:p>
@@ -2150,11 +2425,11 @@
       </w:pPr>
       <w:r>
         <w:rPr>
-          <w:rFonts w:ascii="Arial" w:hAnsi="Arial" w:eastAsia="Arial"/>
-          <w:b w:val="0"/>
-          <w:sz w:val="22"/>
-        </w:rPr>
-        <w:t>B. H3PO4, 7.2</w:t>
+          <w:rFonts w:ascii="Arial" w:hAnsi="Arial"/>
+          <w:b w:val="0"/>
+          <w:sz w:val="22"/>
+        </w:rPr>
+        <w:t>B. Option B</w:t>
       </w:r>
     </w:p>
     <w:p>
@@ -2163,11 +2438,20 @@
       </w:pPr>
       <w:r>
         <w:rPr>
-          <w:rFonts w:ascii="Arial" w:hAnsi="Arial" w:eastAsia="Arial"/>
-          <w:b w:val="0"/>
-          <w:sz w:val="22"/>
-        </w:rPr>
-        <w:t>C. H3PO4, 1.67 x 10-7</w:t>
+          <w:rFonts w:ascii="Arial" w:hAnsi="Arial"/>
+          <w:b w:val="0"/>
+          <w:sz w:val="22"/>
+        </w:rPr>
+        <w:t>C. Option C</w:t>
+      </w:r>
+      <w:r>
+        <w:rPr>
+          <w:rFonts w:ascii="Arial" w:hAnsi="Arial"/>
+          <w:b w:val="0"/>
+          <w:sz w:val="22"/>
+          <w:vertAlign w:val="superscript"/>
+        </w:rPr>
+        <w:t>-7</w:t>
       </w:r>
     </w:p>
     <w:p>
@@ -2176,11 +2460,20 @@
       </w:pPr>
       <w:r>
         <w:rPr>
-          <w:rFonts w:ascii="Arial" w:hAnsi="Arial" w:eastAsia="Arial"/>
-          <w:b w:val="0"/>
-          <w:sz w:val="22"/>
-        </w:rPr>
-        <w:t>D. H2PO4-, 6.3 x 10-8</w:t>
+          <w:rFonts w:ascii="Arial" w:hAnsi="Arial"/>
+          <w:b w:val="0"/>
+          <w:sz w:val="22"/>
+        </w:rPr>
+        <w:t>D. Option D</w:t>
+      </w:r>
+      <w:r>
+        <w:rPr>
+          <w:rFonts w:ascii="Arial" w:hAnsi="Arial"/>
+          <w:b w:val="0"/>
+          <w:sz w:val="22"/>
+          <w:vertAlign w:val="superscript"/>
+        </w:rPr>
+        <w:t>-8</w:t>
       </w:r>
     </w:p>
     <w:p>
@@ -2197,7 +2490,7 @@
       </w:pPr>
       <w:r>
         <w:rPr>
-          <w:rFonts w:ascii="Arial" w:hAnsi="Arial" w:eastAsia="Arial"/>
+          <w:rFonts w:ascii="Arial" w:hAnsi="Arial"/>
           <w:b w:val="0"/>
           <w:sz w:val="22"/>
         </w:rPr>
@@ -2208,7 +2501,7 @@
       </w:r>
       <w:r>
         <w:rPr>
-          <w:rFonts w:ascii="Arial" w:hAnsi="Arial" w:eastAsia="Arial"/>
+          <w:rFonts w:ascii="Arial" w:hAnsi="Arial"/>
           <w:b w:val="0"/>
           <w:sz w:val="22"/>
         </w:rPr>
@@ -2221,11 +2514,11 @@
       </w:pPr>
       <w:r>
         <w:rPr>
-          <w:rFonts w:ascii="Arial" w:hAnsi="Arial" w:eastAsia="Arial"/>
-          <w:b w:val="0"/>
-          <w:sz w:val="22"/>
-        </w:rPr>
-        <w:t>A. RbCl</w:t>
+          <w:rFonts w:ascii="Arial" w:hAnsi="Arial"/>
+          <w:b w:val="0"/>
+          <w:sz w:val="22"/>
+        </w:rPr>
+        <w:t>A. Option A</w:t>
       </w:r>
     </w:p>
     <w:p>
@@ -2234,11 +2527,11 @@
       </w:pPr>
       <w:r>
         <w:rPr>
-          <w:rFonts w:ascii="Arial" w:hAnsi="Arial" w:eastAsia="Arial"/>
-          <w:b w:val="0"/>
-          <w:sz w:val="22"/>
-        </w:rPr>
-        <w:t>B. CuSO4</w:t>
+          <w:rFonts w:ascii="Arial" w:hAnsi="Arial"/>
+          <w:b w:val="0"/>
+          <w:sz w:val="22"/>
+        </w:rPr>
+        <w:t>B. Option B</w:t>
       </w:r>
     </w:p>
     <w:p>
@@ -2247,11 +2540,11 @@
       </w:pPr>
       <w:r>
         <w:rPr>
-          <w:rFonts w:ascii="Arial" w:hAnsi="Arial" w:eastAsia="Arial"/>
-          <w:b w:val="0"/>
-          <w:sz w:val="22"/>
-        </w:rPr>
-        <w:t>C. KCl</w:t>
+          <w:rFonts w:ascii="Arial" w:hAnsi="Arial"/>
+          <w:b w:val="0"/>
+          <w:sz w:val="22"/>
+        </w:rPr>
+        <w:t>C. Option C</w:t>
       </w:r>
     </w:p>
     <w:p>
@@ -2260,11 +2553,11 @@
       </w:pPr>
       <w:r>
         <w:rPr>
-          <w:rFonts w:ascii="Arial" w:hAnsi="Arial" w:eastAsia="Arial"/>
-          <w:b w:val="0"/>
-          <w:sz w:val="22"/>
-        </w:rPr>
-        <w:t>D. Na2CO3</w:t>
+          <w:rFonts w:ascii="Arial" w:hAnsi="Arial"/>
+          <w:b w:val="0"/>
+          <w:sz w:val="22"/>
+        </w:rPr>
+        <w:t>D. Option D</w:t>
       </w:r>
     </w:p>
     <w:p>
@@ -2281,80 +2574,20 @@
       </w:pPr>
       <w:r>
         <w:rPr>
-          <w:rFonts w:ascii="Arial" w:hAnsi="Arial" w:eastAsia="Arial"/>
-          <w:b w:val="0"/>
-          <w:sz w:val="22"/>
-        </w:rPr>
-        <w:t>6. The table below shows data for the and values for some acids and bases at 298 K. AcidKaBasepKbC5H6OH1.02 x 10-10(C2H5)3N3.25O2NC6H4OH7.08 x 10-8C6H5NH29.13 Which two formulas represent the weakest acid and the weakest base in the table?</w:t>
-      </w:r>
-      <w:r>
-        <w:tab/>
-      </w:r>
-      <w:r>
-        <w:rPr>
-          <w:rFonts w:ascii="Arial" w:hAnsi="Arial" w:eastAsia="Arial"/>
-          <w:b w:val="0"/>
-          <w:sz w:val="22"/>
-        </w:rPr>
-        <w:t>（   ）</w:t>
-      </w:r>
-    </w:p>
-    <w:p>
-      <w:pPr>
-        <w:spacing w:after="20" w:before="0" w:line="240" w:lineRule="auto"/>
-      </w:pPr>
-      <w:r>
-        <w:rPr>
-          <w:rFonts w:ascii="Arial" w:hAnsi="Arial" w:eastAsia="Arial"/>
-          <w:b w:val="0"/>
-          <w:sz w:val="22"/>
-        </w:rPr>
-        <w:t>A. C5H6OH and C6H5NH2</w:t>
-      </w:r>
-    </w:p>
-    <w:p>
-      <w:pPr>
-        <w:spacing w:after="20" w:before="0" w:line="240" w:lineRule="auto"/>
-      </w:pPr>
-      <w:r>
-        <w:rPr>
-          <w:rFonts w:ascii="Arial" w:hAnsi="Arial" w:eastAsia="Arial"/>
-          <w:b w:val="0"/>
-          <w:sz w:val="22"/>
-        </w:rPr>
-        <w:t>B. O2NC6H4OH and C6H5NH2</w:t>
-      </w:r>
-    </w:p>
-    <w:p>
-      <w:pPr>
-        <w:spacing w:after="20" w:before="0" w:line="240" w:lineRule="auto"/>
-      </w:pPr>
-      <w:r>
-        <w:rPr>
-          <w:rFonts w:ascii="Arial" w:hAnsi="Arial" w:eastAsia="Arial"/>
-          <w:b w:val="0"/>
-          <w:sz w:val="22"/>
-        </w:rPr>
-        <w:t>C. O2NC6H4OH and (C2H5)3N</w:t>
-      </w:r>
-    </w:p>
-    <w:p>
-      <w:pPr>
-        <w:spacing w:after="20" w:before="0" w:line="240" w:lineRule="auto"/>
-      </w:pPr>
-      <w:r>
-        <w:rPr>
-          <w:rFonts w:ascii="Arial" w:hAnsi="Arial" w:eastAsia="Arial"/>
-          <w:b w:val="0"/>
-          <w:sz w:val="22"/>
-        </w:rPr>
-        <w:t>D. C5H6OH and (C2H5)3N</w:t>
-      </w:r>
-    </w:p>
-    <w:p>
-      <w:pPr>
-        <w:spacing w:after="0" w:before="0" w:line="240" w:lineRule="auto"/>
-      </w:pPr>
+          <w:rFonts w:ascii="Arial" w:hAnsi="Arial"/>
+          <w:b w:val="0"/>
+          <w:sz w:val="22"/>
+        </w:rPr>
+        <w:t>6.</w:t>
+      </w:r>
+      <w:r>
+        <w:rPr>
+          <w:rFonts w:ascii="Arial" w:hAnsi="Arial"/>
+          <w:b w:val="0"/>
+          <w:sz w:val="22"/>
+        </w:rPr>
+        <w:t xml:space="preserve"> The table below shows data for the and values for some acids and bases at 298 K.</w:t>
+      </w:r>
     </w:p>
     <w:p>
       <w:pPr>
@@ -2365,22 +2598,11 @@
       </w:pPr>
       <w:r>
         <w:rPr>
-          <w:rFonts w:ascii="Arial" w:hAnsi="Arial" w:eastAsia="Arial"/>
-          <w:b w:val="0"/>
-          <w:sz w:val="22"/>
-        </w:rPr>
-        <w:t>7. Which of the following is the acid dissociation, Ka, constant for ethanoic acid?</w:t>
-      </w:r>
-      <w:r>
-        <w:tab/>
-      </w:r>
-      <w:r>
-        <w:rPr>
-          <w:rFonts w:ascii="Arial" w:hAnsi="Arial" w:eastAsia="Arial"/>
-          <w:b w:val="0"/>
-          <w:sz w:val="22"/>
-        </w:rPr>
-        <w:t>（   ）</w:t>
+          <w:rFonts w:ascii="Arial" w:hAnsi="Arial"/>
+          <w:b w:val="0"/>
+          <w:sz w:val="22"/>
+        </w:rPr>
+        <w:t>AcidKaBasepKbC₅H₆OH1.02 x10-10(C₂H₅)3N3.25O₂NC₆H₄OH7.08 x10-8C₆H₅NH₂9.13 Which two formulas represent the weakest acid and the weakest base in the table?	（   ）</w:t>
       </w:r>
     </w:p>
     <w:p>
@@ -2389,11 +2611,11 @@
       </w:pPr>
       <w:r>
         <w:rPr>
-          <w:rFonts w:ascii="Arial" w:hAnsi="Arial" w:eastAsia="Arial"/>
-          <w:b w:val="0"/>
-          <w:sz w:val="22"/>
-        </w:rPr>
-        <w:t>A. CH3COOH</w:t>
+          <w:rFonts w:ascii="Arial" w:hAnsi="Arial"/>
+          <w:b w:val="0"/>
+          <w:sz w:val="22"/>
+        </w:rPr>
+        <w:t>A. Option A</w:t>
       </w:r>
     </w:p>
     <w:p>
@@ -2402,11 +2624,11 @@
       </w:pPr>
       <w:r>
         <w:rPr>
-          <w:rFonts w:ascii="Arial" w:hAnsi="Arial" w:eastAsia="Arial"/>
-          <w:b w:val="0"/>
-          <w:sz w:val="22"/>
-        </w:rPr>
-        <w:t>B.</w:t>
+          <w:rFonts w:ascii="Arial" w:hAnsi="Arial"/>
+          <w:b w:val="0"/>
+          <w:sz w:val="22"/>
+        </w:rPr>
+        <w:t>B. O₂NC₆H₄OH and C₆H₅NH₂</w:t>
       </w:r>
     </w:p>
     <w:p>
@@ -2415,11 +2637,11 @@
       </w:pPr>
       <w:r>
         <w:rPr>
-          <w:rFonts w:ascii="Arial" w:hAnsi="Arial" w:eastAsia="Arial"/>
-          <w:b w:val="0"/>
-          <w:sz w:val="22"/>
-        </w:rPr>
-        <w:t>C.</w:t>
+          <w:rFonts w:ascii="Arial" w:hAnsi="Arial"/>
+          <w:b w:val="0"/>
+          <w:sz w:val="22"/>
+        </w:rPr>
+        <w:t>C. O₂NC₆H₄OH and (C₂H₅)3N</w:t>
       </w:r>
     </w:p>
     <w:p>
@@ -2428,11 +2650,11 @@
       </w:pPr>
       <w:r>
         <w:rPr>
-          <w:rFonts w:ascii="Arial" w:hAnsi="Arial" w:eastAsia="Arial"/>
-          <w:b w:val="0"/>
-          <w:sz w:val="22"/>
-        </w:rPr>
-        <w:t>D.</w:t>
+          <w:rFonts w:ascii="Arial" w:hAnsi="Arial"/>
+          <w:b w:val="0"/>
+          <w:sz w:val="22"/>
+        </w:rPr>
+        <w:t>D. Option D</w:t>
       </w:r>
     </w:p>
     <w:p>
@@ -2449,18 +2671,18 @@
       </w:pPr>
       <w:r>
         <w:rPr>
-          <w:rFonts w:ascii="Arial" w:hAnsi="Arial" w:eastAsia="Arial"/>
-          <w:b w:val="0"/>
-          <w:sz w:val="22"/>
-        </w:rPr>
-        <w:t>8. What is the correct expression for the base dissociation constant, Kb, for propylamine?</w:t>
+          <w:rFonts w:ascii="Arial" w:hAnsi="Arial"/>
+          <w:b w:val="0"/>
+          <w:sz w:val="22"/>
+        </w:rPr>
+        <w:t>7. Which of the following is the acid dissociation, Ka, constant for ethanoic acid?</w:t>
       </w:r>
       <w:r>
         <w:tab/>
       </w:r>
       <w:r>
         <w:rPr>
-          <w:rFonts w:ascii="Arial" w:hAnsi="Arial" w:eastAsia="Arial"/>
+          <w:rFonts w:ascii="Arial" w:hAnsi="Arial"/>
           <w:b w:val="0"/>
           <w:sz w:val="22"/>
         </w:rPr>
@@ -2473,11 +2695,11 @@
       </w:pPr>
       <w:r>
         <w:rPr>
-          <w:rFonts w:ascii="Arial" w:hAnsi="Arial" w:eastAsia="Arial"/>
-          <w:b w:val="0"/>
-          <w:sz w:val="22"/>
-        </w:rPr>
-        <w:t>A. Kb =</w:t>
+          <w:rFonts w:ascii="Arial" w:hAnsi="Arial"/>
+          <w:b w:val="0"/>
+          <w:sz w:val="22"/>
+        </w:rPr>
+        <w:t>A. Option A</w:t>
       </w:r>
     </w:p>
     <w:p>
@@ -2486,11 +2708,11 @@
       </w:pPr>
       <w:r>
         <w:rPr>
-          <w:rFonts w:ascii="Arial" w:hAnsi="Arial" w:eastAsia="Arial"/>
-          <w:b w:val="0"/>
-          <w:sz w:val="22"/>
-        </w:rPr>
-        <w:t>B. Kb =</w:t>
+          <w:rFonts w:ascii="Arial" w:hAnsi="Arial"/>
+          <w:b w:val="0"/>
+          <w:sz w:val="22"/>
+        </w:rPr>
+        <w:t>B. Option B</w:t>
       </w:r>
     </w:p>
     <w:p>
@@ -2499,11 +2721,11 @@
       </w:pPr>
       <w:r>
         <w:rPr>
-          <w:rFonts w:ascii="Arial" w:hAnsi="Arial" w:eastAsia="Arial"/>
-          <w:b w:val="0"/>
-          <w:sz w:val="22"/>
-        </w:rPr>
-        <w:t>C. Kb =</w:t>
+          <w:rFonts w:ascii="Arial" w:hAnsi="Arial"/>
+          <w:b w:val="0"/>
+          <w:sz w:val="22"/>
+        </w:rPr>
+        <w:t>C. Option C</w:t>
       </w:r>
     </w:p>
     <w:p>
@@ -2512,11 +2734,11 @@
       </w:pPr>
       <w:r>
         <w:rPr>
-          <w:rFonts w:ascii="Arial" w:hAnsi="Arial" w:eastAsia="Arial"/>
-          <w:b w:val="0"/>
-          <w:sz w:val="22"/>
-        </w:rPr>
-        <w:t>D. Kb =</w:t>
+          <w:rFonts w:ascii="Arial" w:hAnsi="Arial"/>
+          <w:b w:val="0"/>
+          <w:sz w:val="22"/>
+        </w:rPr>
+        <w:t>D. Option D</w:t>
       </w:r>
     </w:p>
     <w:p>
@@ -2533,18 +2755,18 @@
       </w:pPr>
       <w:r>
         <w:rPr>
-          <w:rFonts w:ascii="Arial" w:hAnsi="Arial" w:eastAsia="Arial"/>
-          <w:b w:val="0"/>
-          <w:sz w:val="22"/>
-        </w:rPr>
-        <w:t>9. HF (aq) ⇌ H+ (aq) + F (aq)     Ka = 6.3 x 10-4 On the basis of the information above, what is the approximate percent ionization of HF in a 0.25 M HF (aq) solution?</w:t>
+          <w:rFonts w:ascii="Arial" w:hAnsi="Arial"/>
+          <w:b w:val="0"/>
+          <w:sz w:val="22"/>
+        </w:rPr>
+        <w:t>8. What is the correct expression for the base dissociation constant, Kb, for propylamine?</w:t>
       </w:r>
       <w:r>
         <w:tab/>
       </w:r>
       <w:r>
         <w:rPr>
-          <w:rFonts w:ascii="Arial" w:hAnsi="Arial" w:eastAsia="Arial"/>
+          <w:rFonts w:ascii="Arial" w:hAnsi="Arial"/>
           <w:b w:val="0"/>
           <w:sz w:val="22"/>
         </w:rPr>
@@ -2557,11 +2779,11 @@
       </w:pPr>
       <w:r>
         <w:rPr>
-          <w:rFonts w:ascii="Arial" w:hAnsi="Arial" w:eastAsia="Arial"/>
-          <w:b w:val="0"/>
-          <w:sz w:val="22"/>
-        </w:rPr>
-        <w:t>A. 0.05%</w:t>
+          <w:rFonts w:ascii="Arial" w:hAnsi="Arial"/>
+          <w:b w:val="0"/>
+          <w:sz w:val="22"/>
+        </w:rPr>
+        <w:t>A. Equation A</w:t>
       </w:r>
     </w:p>
     <w:p>
@@ -2570,11 +2792,11 @@
       </w:pPr>
       <w:r>
         <w:rPr>
-          <w:rFonts w:ascii="Arial" w:hAnsi="Arial" w:eastAsia="Arial"/>
-          <w:b w:val="0"/>
-          <w:sz w:val="22"/>
-        </w:rPr>
-        <w:t>B. 5.2%</w:t>
+          <w:rFonts w:ascii="Arial" w:hAnsi="Arial"/>
+          <w:b w:val="0"/>
+          <w:sz w:val="22"/>
+        </w:rPr>
+        <w:t>B. Equation B</w:t>
       </w:r>
     </w:p>
     <w:p>
@@ -2583,11 +2805,11 @@
       </w:pPr>
       <w:r>
         <w:rPr>
-          <w:rFonts w:ascii="Arial" w:hAnsi="Arial" w:eastAsia="Arial"/>
-          <w:b w:val="0"/>
-          <w:sz w:val="22"/>
-        </w:rPr>
-        <w:t>C. 0.063%</w:t>
+          <w:rFonts w:ascii="Arial" w:hAnsi="Arial"/>
+          <w:b w:val="0"/>
+          <w:sz w:val="22"/>
+        </w:rPr>
+        <w:t>C. Equation C</w:t>
       </w:r>
     </w:p>
     <w:p>
@@ -2596,11 +2818,11 @@
       </w:pPr>
       <w:r>
         <w:rPr>
-          <w:rFonts w:ascii="Arial" w:hAnsi="Arial" w:eastAsia="Arial"/>
-          <w:b w:val="0"/>
-          <w:sz w:val="22"/>
-        </w:rPr>
-        <w:t>D. 6.3 x 10-4%</w:t>
+          <w:rFonts w:ascii="Arial" w:hAnsi="Arial"/>
+          <w:b w:val="0"/>
+          <w:sz w:val="22"/>
+        </w:rPr>
+        <w:t>D. Equation D</w:t>
       </w:r>
     </w:p>
     <w:p>
@@ -2617,18 +2839,35 @@
       </w:pPr>
       <w:r>
         <w:rPr>
-          <w:rFonts w:ascii="Arial" w:hAnsi="Arial" w:eastAsia="Arial"/>
-          <w:b w:val="0"/>
-          <w:sz w:val="22"/>
-        </w:rPr>
-        <w:t>10. What is the approximate pH of 0.50 M benzoic acid, C6H5COOH (aq)?    Ka of C6H5COOH = 6.3 x 10-5</w:t>
+          <w:rFonts w:ascii="Arial" w:hAnsi="Arial"/>
+          <w:b w:val="0"/>
+          <w:sz w:val="22"/>
+        </w:rPr>
+        <w:t>9. HF (aq) ⇌ H+ (aq) + F (aq)     Ka = 6.3 x10</w:t>
+      </w:r>
+      <w:r>
+        <w:rPr>
+          <w:rFonts w:ascii="Arial" w:hAnsi="Arial"/>
+          <w:b w:val="0"/>
+          <w:sz w:val="22"/>
+          <w:vertAlign w:val="superscript"/>
+        </w:rPr>
+        <w:t>-4</w:t>
+      </w:r>
+      <w:r>
+        <w:rPr>
+          <w:rFonts w:ascii="Arial" w:hAnsi="Arial"/>
+          <w:b w:val="0"/>
+          <w:sz w:val="22"/>
+        </w:rPr>
+        <w:t> On the basis of the information above, what is the approximate percent ionization of HF in a 0.25 M HF (aq) solution?</w:t>
       </w:r>
       <w:r>
         <w:tab/>
       </w:r>
       <w:r>
         <w:rPr>
-          <w:rFonts w:ascii="Arial" w:hAnsi="Arial" w:eastAsia="Arial"/>
+          <w:rFonts w:ascii="Arial" w:hAnsi="Arial"/>
           <w:b w:val="0"/>
           <w:sz w:val="22"/>
         </w:rPr>
@@ -2641,11 +2880,11 @@
       </w:pPr>
       <w:r>
         <w:rPr>
-          <w:rFonts w:ascii="Arial" w:hAnsi="Arial" w:eastAsia="Arial"/>
-          <w:b w:val="0"/>
-          <w:sz w:val="22"/>
-        </w:rPr>
-        <w:t>A. 4.50</w:t>
+          <w:rFonts w:ascii="Arial" w:hAnsi="Arial"/>
+          <w:b w:val="0"/>
+          <w:sz w:val="22"/>
+        </w:rPr>
+        <w:t>A. Option A</w:t>
       </w:r>
     </w:p>
     <w:p>
@@ -2654,11 +2893,11 @@
       </w:pPr>
       <w:r>
         <w:rPr>
-          <w:rFonts w:ascii="Arial" w:hAnsi="Arial" w:eastAsia="Arial"/>
-          <w:b w:val="0"/>
-          <w:sz w:val="22"/>
-        </w:rPr>
-        <w:t>B. 4.20</w:t>
+          <w:rFonts w:ascii="Arial" w:hAnsi="Arial"/>
+          <w:b w:val="0"/>
+          <w:sz w:val="22"/>
+        </w:rPr>
+        <w:t>B. Option B</w:t>
       </w:r>
     </w:p>
     <w:p>
@@ -2667,11 +2906,11 @@
       </w:pPr>
       <w:r>
         <w:rPr>
-          <w:rFonts w:ascii="Arial" w:hAnsi="Arial" w:eastAsia="Arial"/>
-          <w:b w:val="0"/>
-          <w:sz w:val="22"/>
-        </w:rPr>
-        <w:t>C. 0.30</w:t>
+          <w:rFonts w:ascii="Arial" w:hAnsi="Arial"/>
+          <w:b w:val="0"/>
+          <w:sz w:val="22"/>
+        </w:rPr>
+        <w:t>C. Option C</w:t>
       </w:r>
     </w:p>
     <w:p>
@@ -2680,11 +2919,28 @@
       </w:pPr>
       <w:r>
         <w:rPr>
-          <w:rFonts w:ascii="Arial" w:hAnsi="Arial" w:eastAsia="Arial"/>
-          <w:b w:val="0"/>
-          <w:sz w:val="22"/>
-        </w:rPr>
-        <w:t>D. 2.25</w:t>
+          <w:rFonts w:ascii="Arial" w:hAnsi="Arial"/>
+          <w:b w:val="0"/>
+          <w:sz w:val="22"/>
+        </w:rPr>
+        <w:t>D. Option D</w:t>
+      </w:r>
+      <w:r>
+        <w:rPr>
+          <w:rFonts w:ascii="Arial" w:hAnsi="Arial"/>
+          <w:b w:val="0"/>
+          <w:sz w:val="22"/>
+          <w:vertAlign w:val="superscript"/>
+        </w:rPr>
+        <w:t>-4</w:t>
+      </w:r>
+      <w:r>
+        <w:rPr>
+          <w:rFonts w:ascii="Arial" w:hAnsi="Arial"/>
+          <w:b w:val="0"/>
+          <w:sz w:val="22"/>
+        </w:rPr>
+        <w:t>%</w:t>
       </w:r>
     </w:p>
     <w:p>
@@ -2701,18 +2957,27 @@
       </w:pPr>
       <w:r>
         <w:rPr>
-          <w:rFonts w:ascii="Arial" w:hAnsi="Arial" w:eastAsia="Arial"/>
-          <w:b w:val="0"/>
-          <w:sz w:val="22"/>
-        </w:rPr>
-        <w:t>11. The Kb value for a base is 8.0 x 10-4 at 298 K. What is the pKa value for the conjugate acid at this temperature?</w:t>
+          <w:rFonts w:ascii="Arial" w:hAnsi="Arial"/>
+          <w:b w:val="0"/>
+          <w:sz w:val="22"/>
+        </w:rPr>
+        <w:t>10. What is the approximate pH of 0.50 M benzoic acid, C₆H₅COOH (aq)?    Ka of C₆H₅COOH = 6.3 x10</w:t>
+      </w:r>
+      <w:r>
+        <w:rPr>
+          <w:rFonts w:ascii="Arial" w:hAnsi="Arial"/>
+          <w:b w:val="0"/>
+          <w:sz w:val="22"/>
+          <w:vertAlign w:val="superscript"/>
+        </w:rPr>
+        <w:t>-5</w:t>
       </w:r>
       <w:r>
         <w:tab/>
       </w:r>
       <w:r>
         <w:rPr>
-          <w:rFonts w:ascii="Arial" w:hAnsi="Arial" w:eastAsia="Arial"/>
+          <w:rFonts w:ascii="Arial" w:hAnsi="Arial"/>
           <w:b w:val="0"/>
           <w:sz w:val="22"/>
         </w:rPr>
@@ -2725,11 +2990,11 @@
       </w:pPr>
       <w:r>
         <w:rPr>
-          <w:rFonts w:ascii="Arial" w:hAnsi="Arial" w:eastAsia="Arial"/>
-          <w:b w:val="0"/>
-          <w:sz w:val="22"/>
-        </w:rPr>
-        <w:t>A. 10</w:t>
+          <w:rFonts w:ascii="Arial" w:hAnsi="Arial"/>
+          <w:b w:val="0"/>
+          <w:sz w:val="22"/>
+        </w:rPr>
+        <w:t>A. Option A</w:t>
       </w:r>
     </w:p>
     <w:p>
@@ -2738,11 +3003,11 @@
       </w:pPr>
       <w:r>
         <w:rPr>
-          <w:rFonts w:ascii="Arial" w:hAnsi="Arial" w:eastAsia="Arial"/>
-          <w:b w:val="0"/>
-          <w:sz w:val="22"/>
-        </w:rPr>
-        <w:t>B. 1.3 x 10-11</w:t>
+          <w:rFonts w:ascii="Arial" w:hAnsi="Arial"/>
+          <w:b w:val="0"/>
+          <w:sz w:val="22"/>
+        </w:rPr>
+        <w:t>B. Option B</w:t>
       </w:r>
     </w:p>
     <w:p>
@@ -2751,11 +3016,11 @@
       </w:pPr>
       <w:r>
         <w:rPr>
-          <w:rFonts w:ascii="Arial" w:hAnsi="Arial" w:eastAsia="Arial"/>
-          <w:b w:val="0"/>
-          <w:sz w:val="22"/>
-        </w:rPr>
-        <w:t>C. 3.1</w:t>
+          <w:rFonts w:ascii="Arial" w:hAnsi="Arial"/>
+          <w:b w:val="0"/>
+          <w:sz w:val="22"/>
+        </w:rPr>
+        <w:t>C. Option C</w:t>
       </w:r>
     </w:p>
     <w:p>
@@ -2764,11 +3029,11 @@
       </w:pPr>
       <w:r>
         <w:rPr>
-          <w:rFonts w:ascii="Arial" w:hAnsi="Arial" w:eastAsia="Arial"/>
-          <w:b w:val="0"/>
-          <w:sz w:val="22"/>
-        </w:rPr>
-        <w:t>D. 10.9</w:t>
+          <w:rFonts w:ascii="Arial" w:hAnsi="Arial"/>
+          <w:b w:val="0"/>
+          <w:sz w:val="22"/>
+        </w:rPr>
+        <w:t>D. Option D</w:t>
       </w:r>
     </w:p>
     <w:p>
@@ -2778,11 +3043,117 @@
     </w:p>
     <w:p>
       <w:pPr>
+        <w:spacing w:after="40" w:before="80" w:line="240" w:lineRule="auto"/>
+        <w:tabs>
+          <w:tab w:val="right" w:pos="9072"/>
+        </w:tabs>
+      </w:pPr>
+      <w:r>
+        <w:rPr>
+          <w:rFonts w:ascii="Arial" w:hAnsi="Arial"/>
+          <w:b w:val="0"/>
+          <w:sz w:val="22"/>
+        </w:rPr>
+        <w:t>11.</w:t>
+      </w:r>
+      <w:r>
+        <w:rPr>
+          <w:rFonts w:ascii="Arial" w:hAnsi="Arial"/>
+          <w:b w:val="0"/>
+          <w:sz w:val="22"/>
+        </w:rPr>
+        <w:t xml:space="preserve"> The Kb value for a base is 8.0 x10-4 at 298 K.</w:t>
+      </w:r>
+    </w:p>
+    <w:p>
+      <w:pPr>
+        <w:spacing w:after="40" w:before="80" w:line="240" w:lineRule="auto"/>
+        <w:tabs>
+          <w:tab w:val="right" w:pos="9072"/>
+        </w:tabs>
+      </w:pPr>
+      <w:r>
+        <w:rPr>
+          <w:rFonts w:ascii="Arial" w:hAnsi="Arial"/>
+          <w:b w:val="0"/>
+          <w:sz w:val="22"/>
+        </w:rPr>
+        <w:t>What is the pKa value for the conjugate acid at this temperature?	（   ）</w:t>
+      </w:r>
+    </w:p>
+    <w:p>
+      <w:pPr>
+        <w:spacing w:after="20" w:before="0" w:line="240" w:lineRule="auto"/>
+      </w:pPr>
+      <w:r>
+        <w:rPr>
+          <w:rFonts w:ascii="Arial" w:hAnsi="Arial"/>
+          <w:b w:val="0"/>
+          <w:sz w:val="22"/>
+        </w:rPr>
+        <w:t>A. Option A</w:t>
+      </w:r>
+    </w:p>
+    <w:p>
+      <w:pPr>
+        <w:spacing w:after="20" w:before="0" w:line="240" w:lineRule="auto"/>
+      </w:pPr>
+      <w:r>
+        <w:rPr>
+          <w:rFonts w:ascii="Arial" w:hAnsi="Arial"/>
+          <w:b w:val="0"/>
+          <w:sz w:val="22"/>
+        </w:rPr>
+        <w:t>B. Option B</w:t>
+      </w:r>
+      <w:r>
+        <w:rPr>
+          <w:rFonts w:ascii="Arial" w:hAnsi="Arial"/>
+          <w:b w:val="0"/>
+          <w:sz w:val="22"/>
+          <w:vertAlign w:val="superscript"/>
+        </w:rPr>
+        <w:t>-11</w:t>
+      </w:r>
+    </w:p>
+    <w:p>
+      <w:pPr>
+        <w:spacing w:after="20" w:before="0" w:line="240" w:lineRule="auto"/>
+      </w:pPr>
+      <w:r>
+        <w:rPr>
+          <w:rFonts w:ascii="Arial" w:hAnsi="Arial"/>
+          <w:b w:val="0"/>
+          <w:sz w:val="22"/>
+        </w:rPr>
+        <w:t>C. Option C</w:t>
+      </w:r>
+    </w:p>
+    <w:p>
+      <w:pPr>
+        <w:spacing w:after="20" w:before="0" w:line="240" w:lineRule="auto"/>
+      </w:pPr>
+      <w:r>
+        <w:rPr>
+          <w:rFonts w:ascii="Arial" w:hAnsi="Arial"/>
+          <w:b w:val="0"/>
+          <w:sz w:val="22"/>
+        </w:rPr>
+        <w:t>D. Option D</w:t>
+      </w:r>
+    </w:p>
+    <w:p>
+      <w:pPr>
+        <w:spacing w:after="0" w:before="0" w:line="240" w:lineRule="auto"/>
+      </w:pPr>
+    </w:p>
+    <w:p>
+      <w:pPr>
         <w:spacing w:after="60" w:before="60" w:line="240" w:lineRule="auto"/>
       </w:pPr>
       <w:r>
         <w:rPr>
-          <w:rFonts w:ascii="霞鹜文楷 Medium" w:hAnsi="霞鹜文楷 Medium" w:eastAsia="霞鹜文楷 Medium"/>
+          <w:rFonts w:ascii="霞鹜文楷 Medium" w:hAnsi="霞鹜文楷 Medium"/>
           <w:b/>
           <w:sz w:val="22"/>
         </w:rPr>
@@ -2795,7 +3166,7 @@
       </w:pPr>
       <w:r>
         <w:rPr>
-          <w:rFonts w:ascii="霞鹜文楷 Medium" w:hAnsi="霞鹜文楷 Medium" w:eastAsia="霞鹜文楷 Medium"/>
+          <w:rFonts w:ascii="霞鹜文楷 Medium" w:hAnsi="霞鹜文楷 Medium"/>
           <w:b/>
           <w:sz w:val="22"/>
         </w:rPr>
@@ -2808,7 +3179,7 @@
       </w:pPr>
       <w:r>
         <w:rPr>
-          <w:rFonts w:ascii="霞鹜文楷 Medium" w:hAnsi="霞鹜文楷 Medium" w:eastAsia="霞鹜文楷 Medium"/>
+          <w:rFonts w:ascii="霞鹜文楷 Medium" w:hAnsi="霞鹜文楷 Medium"/>
           <w:b/>
           <w:sz w:val="22"/>
         </w:rPr>
@@ -2816,29 +3187,112 @@
       </w:r>
     </w:p>
     <w:p>
+      <w:r>
+        <w:drawing>
+          <wp:inline xmlns:a="http://schemas.openxmlformats.org/drawingml/2006/main" xmlns:pic="http://schemas.openxmlformats.org/drawingml/2006/picture">
+            <wp:extent cx="3780000" cy="2668819"/>
+            <wp:docPr id="1" name="Picture 1"/>
+            <wp:cNvGraphicFramePr>
+              <a:graphicFrameLocks noChangeAspect="1"/>
+            </wp:cNvGraphicFramePr>
+            <a:graphic>
+              <a:graphicData uri="http://schemas.openxmlformats.org/drawingml/2006/picture">
+                <pic:pic>
+                  <pic:nvPicPr>
+                    <pic:cNvPr id="0" name="f_c11_01.png"/>
+                    <pic:cNvPicPr/>
+                  </pic:nvPicPr>
+                  <pic:blipFill>
+                    <a:blip r:embed="rId9"/>
+                    <a:stretch>
+                      <a:fillRect/>
+                    </a:stretch>
+                  </pic:blipFill>
+                  <pic:spPr>
+                    <a:xfrm>
+                      <a:off x="0" y="0"/>
+                      <a:ext cx="3780000" cy="2668819"/>
+                    </a:xfrm>
+                    <a:prstGeom prst="rect"/>
+                  </pic:spPr>
+                </pic:pic>
+              </a:graphicData>
+            </a:graphic>
+          </wp:inline>
+        </w:drawing>
+      </w:r>
+    </w:p>
+    <w:p>
+      <w:pPr>
+        <w:spacing w:before="20" w:after="120"/>
+      </w:pPr>
+      <w:r>
+        <w:rPr>
+          <w:rFonts w:ascii="霞鹜文楷 Medium" w:hAnsi="霞鹜文楷 Medium"/>
+          <w:b/>
+          <w:sz w:val="18"/>
+        </w:rPr>
+        <w:t>图 C₁1-1：弱酸-强碱滴定曲线（对应考点 D，半等当点 pH=pKa）</w:t>
+      </w:r>
+    </w:p>
+    <w:p>
       <w:pPr>
         <w:spacing w:after="60" w:before="60" w:line="240" w:lineRule="auto"/>
       </w:pPr>
       <w:r>
         <w:rPr>
-          <w:rFonts w:ascii="霞鹜文楷 Medium" w:hAnsi="霞鹜文楷 Medium" w:eastAsia="霞鹜文楷 Medium"/>
+          <w:rFonts w:ascii="霞鹜文楷 Medium" w:hAnsi="霞鹜文楷 Medium"/>
           <w:b/>
           <w:sz w:val="22"/>
         </w:rPr>
         <w:t>Half-equivalence point: [HA] = [A⁻], pH = pKa</w:t>
       </w:r>
     </w:p>
+    <w:p/>
     <w:p>
       <w:pPr>
         <w:spacing w:after="40" w:before="80" w:line="240" w:lineRule="auto"/>
       </w:pPr>
       <w:r>
         <w:rPr>
-          <w:rFonts w:ascii="Arial" w:hAnsi="Arial" w:eastAsia="Arial"/>
-          <w:b w:val="0"/>
-          <w:sz w:val="22"/>
-        </w:rPr>
-        <w:t>1. 25.0 mL of 0.100 M CH3COOH titrated with 0.100 M NaOH (Ka=1.8×10⁻⁵).</w:t>
+          <w:rFonts w:ascii="Arial" w:hAnsi="Arial"/>
+          <w:b w:val="0"/>
+          <w:sz w:val="22"/>
+        </w:rPr>
+        <w:t>1. 25.0 mL of 0.100 M CH₃COOH titrated with 0.100 M NaOH (Ka=1.8×10</w:t>
+      </w:r>
+      <w:r>
+        <w:rPr>
+          <w:rFonts w:ascii="Arial" w:hAnsi="Arial"/>
+          <w:b w:val="0"/>
+          <w:sz w:val="22"/>
+          <w:vertAlign w:val="superscript"/>
+        </w:rPr>
+        <w:t>-5</w:t>
+      </w:r>
+      <w:r>
+        <w:rPr>
+          <w:rFonts w:ascii="Arial" w:hAnsi="Arial"/>
+          <w:b w:val="0"/>
+          <w:sz w:val="22"/>
+        </w:rPr>
+        <w:t>).</w:t>
+      </w:r>
+      <w:r>
+        <w:rPr>
+          <w:rFonts w:ascii="Arial" w:hAnsi="Arial"/>
+          <w:b w:val="0"/>
+          <w:sz w:val="22"/>
+        </w:rPr>
+        <w:tab/>
+      </w:r>
+      <w:r>
+        <w:rPr>
+          <w:rFonts w:ascii="Arial" w:hAnsi="Arial"/>
+          <w:b w:val="0"/>
+          <w:sz w:val="22"/>
+        </w:rPr>
+        <w:t>（   ）</w:t>
       </w:r>
     </w:p>
     <w:p>
@@ -2850,7 +3304,7 @@
       </w:pPr>
       <w:r>
         <w:rPr>
-          <w:rFonts w:ascii="Arial" w:hAnsi="Arial" w:eastAsia="Arial"/>
+          <w:rFonts w:ascii="Arial" w:hAnsi="Arial"/>
           <w:b w:val="0"/>
           <w:sz w:val="22"/>
         </w:rPr>
@@ -2861,7 +3315,7 @@
       </w:r>
       <w:r>
         <w:rPr>
-          <w:rFonts w:ascii="Arial" w:hAnsi="Arial" w:eastAsia="Arial"/>
+          <w:rFonts w:ascii="Arial" w:hAnsi="Arial"/>
           <w:b w:val="0"/>
           <w:sz w:val="22"/>
         </w:rPr>
@@ -2877,7 +3331,7 @@
       </w:pPr>
       <w:r>
         <w:rPr>
-          <w:rFonts w:ascii="Arial" w:hAnsi="Arial" w:eastAsia="Arial"/>
+          <w:rFonts w:ascii="Arial" w:hAnsi="Arial"/>
           <w:b w:val="0"/>
           <w:sz w:val="22"/>
         </w:rPr>
@@ -2888,7 +3342,7 @@
       </w:r>
       <w:r>
         <w:rPr>
-          <w:rFonts w:ascii="Arial" w:hAnsi="Arial" w:eastAsia="Arial"/>
+          <w:rFonts w:ascii="Arial" w:hAnsi="Arial"/>
           <w:b w:val="0"/>
           <w:sz w:val="22"/>
         </w:rPr>
@@ -2909,7 +3363,7 @@
       </w:pPr>
       <w:r>
         <w:rPr>
-          <w:rFonts w:ascii="Arial" w:hAnsi="Arial" w:eastAsia="Arial"/>
+          <w:rFonts w:ascii="Arial" w:hAnsi="Arial"/>
           <w:b w:val="0"/>
           <w:sz w:val="22"/>
         </w:rPr>
@@ -2920,7 +3374,7 @@
       </w:r>
       <w:r>
         <w:rPr>
-          <w:rFonts w:ascii="Arial" w:hAnsi="Arial" w:eastAsia="Arial"/>
+          <w:rFonts w:ascii="Arial" w:hAnsi="Arial"/>
           <w:b w:val="0"/>
           <w:sz w:val="22"/>
         </w:rPr>
@@ -2933,7 +3387,7 @@
       </w:pPr>
       <w:r>
         <w:rPr>
-          <w:rFonts w:ascii="Arial" w:hAnsi="Arial" w:eastAsia="Arial"/>
+          <w:rFonts w:ascii="Arial" w:hAnsi="Arial"/>
           <w:b w:val="0"/>
           <w:sz w:val="22"/>
         </w:rPr>
@@ -2946,7 +3400,7 @@
       </w:pPr>
       <w:r>
         <w:rPr>
-          <w:rFonts w:ascii="Arial" w:hAnsi="Arial" w:eastAsia="Arial"/>
+          <w:rFonts w:ascii="Arial" w:hAnsi="Arial"/>
           <w:b w:val="0"/>
           <w:sz w:val="22"/>
         </w:rPr>
@@ -2959,7 +3413,7 @@
       </w:pPr>
       <w:r>
         <w:rPr>
-          <w:rFonts w:ascii="Arial" w:hAnsi="Arial" w:eastAsia="Arial"/>
+          <w:rFonts w:ascii="Arial" w:hAnsi="Arial"/>
           <w:b w:val="0"/>
           <w:sz w:val="22"/>
         </w:rPr>
@@ -2972,7 +3426,7 @@
       </w:pPr>
       <w:r>
         <w:rPr>
-          <w:rFonts w:ascii="Arial" w:hAnsi="Arial" w:eastAsia="Arial"/>
+          <w:rFonts w:ascii="Arial" w:hAnsi="Arial"/>
           <w:b w:val="0"/>
           <w:sz w:val="22"/>
         </w:rPr>
@@ -2993,80 +3447,20 @@
       </w:pPr>
       <w:r>
         <w:rPr>
-          <w:rFonts w:ascii="Arial" w:hAnsi="Arial" w:eastAsia="Arial"/>
-          <w:b w:val="0"/>
-          <w:sz w:val="22"/>
-        </w:rPr>
-        <w:t>2. The table below shows the pKa values of four acid-base indicators: IndicatorpKaMethyl orange3.7Phenolphthalein9.6Phenol red7.9Bromothymol blue7.0 Which indicator would be most appropriate for a titration between hydrochloric acid and ammonia?</w:t>
-      </w:r>
-      <w:r>
-        <w:tab/>
-      </w:r>
-      <w:r>
-        <w:rPr>
-          <w:rFonts w:ascii="Arial" w:hAnsi="Arial" w:eastAsia="Arial"/>
-          <w:b w:val="0"/>
-          <w:sz w:val="22"/>
-        </w:rPr>
-        <w:t>（   ）</w:t>
-      </w:r>
-    </w:p>
-    <w:p>
-      <w:pPr>
-        <w:spacing w:after="20" w:before="0" w:line="240" w:lineRule="auto"/>
-      </w:pPr>
-      <w:r>
-        <w:rPr>
-          <w:rFonts w:ascii="Arial" w:hAnsi="Arial" w:eastAsia="Arial"/>
-          <w:b w:val="0"/>
-          <w:sz w:val="22"/>
-        </w:rPr>
-        <w:t>A. Methyl orange</w:t>
-      </w:r>
-    </w:p>
-    <w:p>
-      <w:pPr>
-        <w:spacing w:after="20" w:before="0" w:line="240" w:lineRule="auto"/>
-      </w:pPr>
-      <w:r>
-        <w:rPr>
-          <w:rFonts w:ascii="Arial" w:hAnsi="Arial" w:eastAsia="Arial"/>
-          <w:b w:val="0"/>
-          <w:sz w:val="22"/>
-        </w:rPr>
-        <w:t>B. Phenolphthalein</w:t>
-      </w:r>
-    </w:p>
-    <w:p>
-      <w:pPr>
-        <w:spacing w:after="20" w:before="0" w:line="240" w:lineRule="auto"/>
-      </w:pPr>
-      <w:r>
-        <w:rPr>
-          <w:rFonts w:ascii="Arial" w:hAnsi="Arial" w:eastAsia="Arial"/>
-          <w:b w:val="0"/>
-          <w:sz w:val="22"/>
-        </w:rPr>
-        <w:t>C. Phenol red</w:t>
-      </w:r>
-    </w:p>
-    <w:p>
-      <w:pPr>
-        <w:spacing w:after="20" w:before="0" w:line="240" w:lineRule="auto"/>
-      </w:pPr>
-      <w:r>
-        <w:rPr>
-          <w:rFonts w:ascii="Arial" w:hAnsi="Arial" w:eastAsia="Arial"/>
-          <w:b w:val="0"/>
-          <w:sz w:val="22"/>
-        </w:rPr>
-        <w:t>D. Bromothymol blue</w:t>
-      </w:r>
-    </w:p>
-    <w:p>
-      <w:pPr>
-        <w:spacing w:after="0" w:before="0" w:line="240" w:lineRule="auto"/>
-      </w:pPr>
+          <w:rFonts w:ascii="Arial" w:hAnsi="Arial"/>
+          <w:b w:val="0"/>
+          <w:sz w:val="22"/>
+        </w:rPr>
+        <w:t>2.</w:t>
+      </w:r>
+      <w:r>
+        <w:rPr>
+          <w:rFonts w:ascii="Arial" w:hAnsi="Arial"/>
+          <w:b w:val="0"/>
+          <w:sz w:val="22"/>
+        </w:rPr>
+        <w:t xml:space="preserve"> The table below shows the pKa values of four acid-base indicators:</w:t>
+      </w:r>
     </w:p>
     <w:p>
       <w:pPr>
@@ -3077,22 +3471,60 @@
       </w:pPr>
       <w:r>
         <w:rPr>
-          <w:rFonts w:ascii="Arial" w:hAnsi="Arial" w:eastAsia="Arial"/>
-          <w:b w:val="0"/>
-          <w:sz w:val="22"/>
-        </w:rPr>
-        <w:t>3. A 0.10 mol dm-3 solution of propanoic acid is titrated with 0.10 mol dm-3 potassium hydroxide.  Which of the following statements accurately describes this titration</w:t>
-      </w:r>
-      <w:r>
-        <w:tab/>
-      </w:r>
-      <w:r>
-        <w:rPr>
-          <w:rFonts w:ascii="Arial" w:hAnsi="Arial" w:eastAsia="Arial"/>
-          <w:b w:val="0"/>
-          <w:sz w:val="22"/>
-        </w:rPr>
-        <w:t>（   ）</w:t>
+          <w:rFonts w:ascii="Arial" w:hAnsi="Arial"/>
+          <w:b w:val="0"/>
+          <w:sz w:val="22"/>
+        </w:rPr>
+        <w:t>IndicatorpKaMethyl orange3.7Phenolphthalein9.6Phenol red7.9Bromothymol blue7.0 Which indicator would be most appropriate for a titration between hydrochloric acid and ammonia?	（   ）</w:t>
+      </w:r>
+    </w:p>
+    <w:p>
+      <w:r>
+        <w:drawing>
+          <wp:inline xmlns:a="http://schemas.openxmlformats.org/drawingml/2006/main" xmlns:pic="http://schemas.openxmlformats.org/drawingml/2006/picture">
+            <wp:extent cx="3780000" cy="2408917"/>
+            <wp:docPr id="3" name="Picture 3"/>
+            <wp:cNvGraphicFramePr>
+              <a:graphicFrameLocks noChangeAspect="1"/>
+            </wp:cNvGraphicFramePr>
+            <a:graphic>
+              <a:graphicData uri="http://schemas.openxmlformats.org/drawingml/2006/picture">
+                <pic:pic>
+                  <pic:nvPicPr>
+                    <pic:cNvPr id="0" name="f_c11_03.png"/>
+                    <pic:cNvPicPr/>
+                  </pic:nvPicPr>
+                  <pic:blipFill>
+                    <a:blip r:embed="rId11"/>
+                    <a:stretch>
+                      <a:fillRect/>
+                    </a:stretch>
+                  </pic:blipFill>
+                  <pic:spPr>
+                    <a:xfrm>
+                      <a:off x="0" y="0"/>
+                      <a:ext cx="3780000" cy="2408917"/>
+                    </a:xfrm>
+                    <a:prstGeom prst="rect"/>
+                  </pic:spPr>
+                </pic:pic>
+              </a:graphicData>
+            </a:graphic>
+          </wp:inline>
+        </w:drawing>
+      </w:r>
+    </w:p>
+    <w:p>
+      <w:pPr>
+        <w:spacing w:before="20" w:after="120"/>
+      </w:pPr>
+      <w:r>
+        <w:rPr>
+          <w:rFonts w:ascii="霞鹜文楷 Medium" w:hAnsi="霞鹜文楷 Medium"/>
+          <w:b/>
+          <w:sz w:val="18"/>
+        </w:rPr>
+        <w:t>图 C₁1-3：酸碱指示剂 pKa 与变色范围（对应考点 D MCQ2）</w:t>
       </w:r>
     </w:p>
     <w:p>
@@ -3101,11 +3533,11 @@
       </w:pPr>
       <w:r>
         <w:rPr>
-          <w:rFonts w:ascii="Arial" w:hAnsi="Arial" w:eastAsia="Arial"/>
-          <w:b w:val="0"/>
-          <w:sz w:val="22"/>
-        </w:rPr>
-        <w:t>A. The equivalence point occurs at pH 7.</w:t>
+          <w:rFonts w:ascii="Arial" w:hAnsi="Arial"/>
+          <w:b w:val="0"/>
+          <w:sz w:val="22"/>
+        </w:rPr>
+        <w:t>A. Graph A</w:t>
       </w:r>
     </w:p>
     <w:p>
@@ -3114,11 +3546,11 @@
       </w:pPr>
       <w:r>
         <w:rPr>
-          <w:rFonts w:ascii="Arial" w:hAnsi="Arial" w:eastAsia="Arial"/>
-          <w:b w:val="0"/>
-          <w:sz w:val="22"/>
-        </w:rPr>
-        <w:t>B. The salt formed hydrolyzes to form an acidic salt.</w:t>
+          <w:rFonts w:ascii="Arial" w:hAnsi="Arial"/>
+          <w:b w:val="0"/>
+          <w:sz w:val="22"/>
+        </w:rPr>
+        <w:t>B. Graph B</w:t>
       </w:r>
     </w:p>
     <w:p>
@@ -3127,11 +3559,11 @@
       </w:pPr>
       <w:r>
         <w:rPr>
-          <w:rFonts w:ascii="Arial" w:hAnsi="Arial" w:eastAsia="Arial"/>
-          <w:b w:val="0"/>
-          <w:sz w:val="22"/>
-        </w:rPr>
-        <w:t>C. The salt formed at the equivalence point is CH3COOK.</w:t>
+          <w:rFonts w:ascii="Arial" w:hAnsi="Arial"/>
+          <w:b w:val="0"/>
+          <w:sz w:val="22"/>
+        </w:rPr>
+        <w:t>C. Graph C</w:t>
       </w:r>
     </w:p>
     <w:p>
@@ -3140,11 +3572,11 @@
       </w:pPr>
       <w:r>
         <w:rPr>
-          <w:rFonts w:ascii="Arial" w:hAnsi="Arial" w:eastAsia="Arial"/>
-          <w:b w:val="0"/>
-          <w:sz w:val="22"/>
-        </w:rPr>
-        <w:t>D. At the half-equivalence point, [CH3CH2COOH] = [CH3CH2COO-].</w:t>
+          <w:rFonts w:ascii="Arial" w:hAnsi="Arial"/>
+          <w:b w:val="0"/>
+          <w:sz w:val="22"/>
+        </w:rPr>
+        <w:t>D. Graph D</w:t>
       </w:r>
     </w:p>
     <w:p>
@@ -3161,80 +3593,12 @@
       </w:pPr>
       <w:r>
         <w:rPr>
-          <w:rFonts w:ascii="Arial" w:hAnsi="Arial" w:eastAsia="Arial"/>
-          <w:b w:val="0"/>
-          <w:sz w:val="22"/>
-        </w:rPr>
-        <w:t>4. In a titration, the equivalence point is reached when 23.70 mL of 0.02 M potassium hydroxide reacts with 0.03 M of sulfuric acid. What volume of acid is needed?</w:t>
-      </w:r>
-      <w:r>
-        <w:tab/>
-      </w:r>
-      <w:r>
-        <w:rPr>
-          <w:rFonts w:ascii="Arial" w:hAnsi="Arial" w:eastAsia="Arial"/>
-          <w:b w:val="0"/>
-          <w:sz w:val="22"/>
-        </w:rPr>
-        <w:t>（   ）</w:t>
-      </w:r>
-    </w:p>
-    <w:p>
-      <w:pPr>
-        <w:spacing w:after="20" w:before="0" w:line="240" w:lineRule="auto"/>
-      </w:pPr>
-      <w:r>
-        <w:rPr>
-          <w:rFonts w:ascii="Arial" w:hAnsi="Arial" w:eastAsia="Arial"/>
-          <w:b w:val="0"/>
-          <w:sz w:val="22"/>
-        </w:rPr>
-        <w:t>A. 7.9 mL</w:t>
-      </w:r>
-    </w:p>
-    <w:p>
-      <w:pPr>
-        <w:spacing w:after="20" w:before="0" w:line="240" w:lineRule="auto"/>
-      </w:pPr>
-      <w:r>
-        <w:rPr>
-          <w:rFonts w:ascii="Arial" w:hAnsi="Arial" w:eastAsia="Arial"/>
-          <w:b w:val="0"/>
-          <w:sz w:val="22"/>
-        </w:rPr>
-        <w:t>B. 31.65 mL</w:t>
-      </w:r>
-    </w:p>
-    <w:p>
-      <w:pPr>
-        <w:spacing w:after="20" w:before="0" w:line="240" w:lineRule="auto"/>
-      </w:pPr>
-      <w:r>
-        <w:rPr>
-          <w:rFonts w:ascii="Arial" w:hAnsi="Arial" w:eastAsia="Arial"/>
-          <w:b w:val="0"/>
-          <w:sz w:val="22"/>
-        </w:rPr>
-        <w:t>C. 15.80 mL</w:t>
-      </w:r>
-    </w:p>
-    <w:p>
-      <w:pPr>
-        <w:spacing w:after="20" w:before="0" w:line="240" w:lineRule="auto"/>
-      </w:pPr>
-      <w:r>
-        <w:rPr>
-          <w:rFonts w:ascii="Arial" w:hAnsi="Arial" w:eastAsia="Arial"/>
-          <w:b w:val="0"/>
-          <w:sz w:val="22"/>
-        </w:rPr>
-        <w:t>D. 17.78 mL</w:t>
-      </w:r>
-    </w:p>
-    <w:p>
-      <w:pPr>
-        <w:spacing w:after="0" w:before="0" w:line="240" w:lineRule="auto"/>
-      </w:pPr>
+          <w:rFonts w:ascii="Arial" w:hAnsi="Arial"/>
+          <w:b w:val="0"/>
+          <w:sz w:val="22"/>
+        </w:rPr>
+        <w:t>3. A 0.10 mol dm-3 solution of propanoic acid is titrated with 0.10 mol dm-3 potassium hydroxide.</w:t>
+      </w:r>
     </w:p>
     <w:p>
       <w:pPr>
@@ -3245,22 +3609,11 @@
       </w:pPr>
       <w:r>
         <w:rPr>
-          <w:rFonts w:ascii="Arial" w:hAnsi="Arial" w:eastAsia="Arial"/>
-          <w:b w:val="0"/>
-          <w:sz w:val="22"/>
-        </w:rPr>
-        <w:t>5. The acid–base indicator bromophenol blue changes colour from yellow to blue over a pH range of 3.0–4.6. Which statement(s) is/are correct?I. The pKa is between 3.0 and 4.6 II. In a neutral solution [HIn] &gt; [In-] III. It is a suitable indicator for a strong acid, weak base titration</w:t>
-      </w:r>
-      <w:r>
-        <w:tab/>
-      </w:r>
-      <w:r>
-        <w:rPr>
-          <w:rFonts w:ascii="Arial" w:hAnsi="Arial" w:eastAsia="Arial"/>
-          <w:b w:val="0"/>
-          <w:sz w:val="22"/>
-        </w:rPr>
-        <w:t>（   ）</w:t>
+          <w:rFonts w:ascii="Arial" w:hAnsi="Arial"/>
+          <w:b w:val="0"/>
+          <w:sz w:val="22"/>
+        </w:rPr>
+        <w:t>Which of the following statements accurately describes this titration	（   ）</w:t>
       </w:r>
     </w:p>
     <w:p>
@@ -3269,11 +3622,11 @@
       </w:pPr>
       <w:r>
         <w:rPr>
-          <w:rFonts w:ascii="Arial" w:hAnsi="Arial" w:eastAsia="Arial"/>
-          <w:b w:val="0"/>
-          <w:sz w:val="22"/>
-        </w:rPr>
-        <w:t>A. I and II only</w:t>
+          <w:rFonts w:ascii="Arial" w:hAnsi="Arial"/>
+          <w:b w:val="0"/>
+          <w:sz w:val="22"/>
+        </w:rPr>
+        <w:t>A. The equivalence point occurs at pH 7.</w:t>
       </w:r>
     </w:p>
     <w:p>
@@ -3282,11 +3635,11 @@
       </w:pPr>
       <w:r>
         <w:rPr>
-          <w:rFonts w:ascii="Arial" w:hAnsi="Arial" w:eastAsia="Arial"/>
-          <w:b w:val="0"/>
-          <w:sz w:val="22"/>
-        </w:rPr>
-        <w:t>B. I and III only</w:t>
+          <w:rFonts w:ascii="Arial" w:hAnsi="Arial"/>
+          <w:b w:val="0"/>
+          <w:sz w:val="22"/>
+        </w:rPr>
+        <w:t>B. The salt formed hydrolyzes to form an acidic salt.</w:t>
       </w:r>
     </w:p>
     <w:p>
@@ -3295,11 +3648,11 @@
       </w:pPr>
       <w:r>
         <w:rPr>
-          <w:rFonts w:ascii="Arial" w:hAnsi="Arial" w:eastAsia="Arial"/>
-          <w:b w:val="0"/>
-          <w:sz w:val="22"/>
-        </w:rPr>
-        <w:t>C. II and III only</w:t>
+          <w:rFonts w:ascii="Arial" w:hAnsi="Arial"/>
+          <w:b w:val="0"/>
+          <w:sz w:val="22"/>
+        </w:rPr>
+        <w:t>C. The salt formed at the equivalence point is CH₃COOK.</w:t>
       </w:r>
     </w:p>
     <w:p>
@@ -3308,11 +3661,11 @@
       </w:pPr>
       <w:r>
         <w:rPr>
-          <w:rFonts w:ascii="Arial" w:hAnsi="Arial" w:eastAsia="Arial"/>
-          <w:b w:val="0"/>
-          <w:sz w:val="22"/>
-        </w:rPr>
-        <w:t>D. I, II and III</w:t>
+          <w:rFonts w:ascii="Arial" w:hAnsi="Arial"/>
+          <w:b w:val="0"/>
+          <w:sz w:val="22"/>
+        </w:rPr>
+        <w:t>D. At the half-equivalence point, [CH₃CH₂COOH] = [CH₃CH₂COO-].</w:t>
       </w:r>
     </w:p>
     <w:p>
@@ -3329,80 +3682,20 @@
       </w:pPr>
       <w:r>
         <w:rPr>
-          <w:rFonts w:ascii="Arial" w:hAnsi="Arial" w:eastAsia="Arial"/>
-          <w:b w:val="0"/>
-          <w:sz w:val="22"/>
-        </w:rPr>
-        <w:t>6. The pH curve above represents a weak acid, strong base titration. The pH of the acid at half equivalence point is 4.90. What is the Ka of the acid?</w:t>
-      </w:r>
-      <w:r>
-        <w:tab/>
-      </w:r>
-      <w:r>
-        <w:rPr>
-          <w:rFonts w:ascii="Arial" w:hAnsi="Arial" w:eastAsia="Arial"/>
-          <w:b w:val="0"/>
-          <w:sz w:val="22"/>
-        </w:rPr>
-        <w:t>（   ）</w:t>
-      </w:r>
-    </w:p>
-    <w:p>
-      <w:pPr>
-        <w:spacing w:after="20" w:before="0" w:line="240" w:lineRule="auto"/>
-      </w:pPr>
-      <w:r>
-        <w:rPr>
-          <w:rFonts w:ascii="Arial" w:hAnsi="Arial" w:eastAsia="Arial"/>
-          <w:b w:val="0"/>
-          <w:sz w:val="22"/>
-        </w:rPr>
-        <w:t>A. 4.90</w:t>
-      </w:r>
-    </w:p>
-    <w:p>
-      <w:pPr>
-        <w:spacing w:after="20" w:before="0" w:line="240" w:lineRule="auto"/>
-      </w:pPr>
-      <w:r>
-        <w:rPr>
-          <w:rFonts w:ascii="Arial" w:hAnsi="Arial" w:eastAsia="Arial"/>
-          <w:b w:val="0"/>
-          <w:sz w:val="22"/>
-        </w:rPr>
-        <w:t>B. 8.72</w:t>
-      </w:r>
-    </w:p>
-    <w:p>
-      <w:pPr>
-        <w:spacing w:after="20" w:before="0" w:line="240" w:lineRule="auto"/>
-      </w:pPr>
-      <w:r>
-        <w:rPr>
-          <w:rFonts w:ascii="Arial" w:hAnsi="Arial" w:eastAsia="Arial"/>
-          <w:b w:val="0"/>
-          <w:sz w:val="22"/>
-        </w:rPr>
-        <w:t>C. 1.26 x 10-5</w:t>
-      </w:r>
-    </w:p>
-    <w:p>
-      <w:pPr>
-        <w:spacing w:after="20" w:before="0" w:line="240" w:lineRule="auto"/>
-      </w:pPr>
-      <w:r>
-        <w:rPr>
-          <w:rFonts w:ascii="Arial" w:hAnsi="Arial" w:eastAsia="Arial"/>
-          <w:b w:val="0"/>
-          <w:sz w:val="22"/>
-        </w:rPr>
-        <w:t>D. 1.91 x 10-9</w:t>
-      </w:r>
-    </w:p>
-    <w:p>
-      <w:pPr>
-        <w:spacing w:after="0" w:before="0" w:line="240" w:lineRule="auto"/>
-      </w:pPr>
+          <w:rFonts w:ascii="Arial" w:hAnsi="Arial"/>
+          <w:b w:val="0"/>
+          <w:sz w:val="22"/>
+        </w:rPr>
+        <w:t>4.</w:t>
+      </w:r>
+      <w:r>
+        <w:rPr>
+          <w:rFonts w:ascii="Arial" w:hAnsi="Arial"/>
+          <w:b w:val="0"/>
+          <w:sz w:val="22"/>
+        </w:rPr>
+        <w:t xml:space="preserve"> In a titration, the equivalence point is reached when 23.70 mL of 0.02 M potassium hydroxide reacts with 0.03 M of sulfuric acid.</w:t>
+      </w:r>
     </w:p>
     <w:p>
       <w:pPr>
@@ -3413,22 +3706,11 @@
       </w:pPr>
       <w:r>
         <w:rPr>
-          <w:rFonts w:ascii="Arial" w:hAnsi="Arial" w:eastAsia="Arial"/>
-          <w:b w:val="0"/>
-          <w:sz w:val="22"/>
-        </w:rPr>
-        <w:t>7. A titration is carried out using 25.00 cm3 of 0.100 mol dm-3 propanoic acid and 0.100 mol dm-3 sodium hydroxide. Phenolphthalein (pH range: 8.3 – 10.0) is used to determine the equivalence point. If 0.100 mol dm-3 hydrochloric acid is used instead of propanoic acid, which of the following remains unchanged?</w:t>
-      </w:r>
-      <w:r>
-        <w:tab/>
-      </w:r>
-      <w:r>
-        <w:rPr>
-          <w:rFonts w:ascii="Arial" w:hAnsi="Arial" w:eastAsia="Arial"/>
-          <w:b w:val="0"/>
-          <w:sz w:val="22"/>
-        </w:rPr>
-        <w:t>（   ）</w:t>
+          <w:rFonts w:ascii="Arial" w:hAnsi="Arial"/>
+          <w:b w:val="0"/>
+          <w:sz w:val="22"/>
+        </w:rPr>
+        <w:t>What volume of acid is needed?	（   ）</w:t>
       </w:r>
     </w:p>
     <w:p>
@@ -3437,11 +3719,11 @@
       </w:pPr>
       <w:r>
         <w:rPr>
-          <w:rFonts w:ascii="Arial" w:hAnsi="Arial" w:eastAsia="Arial"/>
-          <w:b w:val="0"/>
-          <w:sz w:val="22"/>
-        </w:rPr>
-        <w:t>A. The volume of base required to reach the equivalence point.</w:t>
+          <w:rFonts w:ascii="Arial" w:hAnsi="Arial"/>
+          <w:b w:val="0"/>
+          <w:sz w:val="22"/>
+        </w:rPr>
+        <w:t>A. Option A</w:t>
       </w:r>
     </w:p>
     <w:p>
@@ -3450,11 +3732,11 @@
       </w:pPr>
       <w:r>
         <w:rPr>
-          <w:rFonts w:ascii="Arial" w:hAnsi="Arial" w:eastAsia="Arial"/>
-          <w:b w:val="0"/>
-          <w:sz w:val="22"/>
-        </w:rPr>
-        <w:t>B. The pH at the equivalence point.</w:t>
+          <w:rFonts w:ascii="Arial" w:hAnsi="Arial"/>
+          <w:b w:val="0"/>
+          <w:sz w:val="22"/>
+        </w:rPr>
+        <w:t>B. Option B</w:t>
       </w:r>
     </w:p>
     <w:p>
@@ -3463,11 +3745,11 @@
       </w:pPr>
       <w:r>
         <w:rPr>
-          <w:rFonts w:ascii="Arial" w:hAnsi="Arial" w:eastAsia="Arial"/>
-          <w:b w:val="0"/>
-          <w:sz w:val="22"/>
-        </w:rPr>
-        <w:t>C. The y-intercept of the pH curve.</w:t>
+          <w:rFonts w:ascii="Arial" w:hAnsi="Arial"/>
+          <w:b w:val="0"/>
+          <w:sz w:val="22"/>
+        </w:rPr>
+        <w:t>C. Option C</w:t>
       </w:r>
     </w:p>
     <w:p>
@@ -3476,56 +3758,17 @@
       </w:pPr>
       <w:r>
         <w:rPr>
-          <w:rFonts w:ascii="Arial" w:hAnsi="Arial" w:eastAsia="Arial"/>
-          <w:b w:val="0"/>
-          <w:sz w:val="22"/>
-        </w:rPr>
-        <w:t>D. The color of the solution just before equivalence is reached.</w:t>
+          <w:rFonts w:ascii="Arial" w:hAnsi="Arial"/>
+          <w:b w:val="0"/>
+          <w:sz w:val="22"/>
+        </w:rPr>
+        <w:t>D. Option D</w:t>
       </w:r>
     </w:p>
     <w:p>
       <w:pPr>
         <w:spacing w:after="0" w:before="0" w:line="240" w:lineRule="auto"/>
       </w:pPr>
-    </w:p>
-    <w:p>
-      <w:pPr>
-        <w:spacing w:after="60" w:before="60" w:line="240" w:lineRule="auto"/>
-      </w:pPr>
-      <w:r>
-        <w:rPr>
-          <w:rFonts w:ascii="霞鹜文楷 Medium" w:hAnsi="霞鹜文楷 Medium" w:eastAsia="霞鹜文楷 Medium"/>
-          <w:b/>
-          <w:sz w:val="22"/>
-        </w:rPr>
-        <w:t>考点 E: 缓冲溶液 Buffer Solutions</w:t>
-      </w:r>
-    </w:p>
-    <w:p>
-      <w:pPr>
-        <w:spacing w:after="60" w:before="60" w:line="240" w:lineRule="auto"/>
-      </w:pPr>
-      <w:r>
-        <w:rPr>
-          <w:rFonts w:ascii="霞鹜文楷 Medium" w:hAnsi="霞鹜文楷 Medium" w:eastAsia="霞鹜文楷 Medium"/>
-          <w:b/>
-          <w:sz w:val="22"/>
-        </w:rPr>
-        <w:t>Buffer: mixture of weak acid + conjugate base; pH = pKa + log([A⁻]/[HA]) (Henderson-Hasselbalch)</w:t>
-      </w:r>
-    </w:p>
-    <w:p>
-      <w:pPr>
-        <w:spacing w:after="60" w:before="60" w:line="240" w:lineRule="auto"/>
-      </w:pPr>
-      <w:r>
-        <w:rPr>
-          <w:rFonts w:ascii="霞鹜文楷 Medium" w:hAnsi="霞鹜文楷 Medium" w:eastAsia="霞鹜文楷 Medium"/>
-          <w:b/>
-          <w:sz w:val="22"/>
-        </w:rPr>
-        <w:t>Buffer resists pH change when small amounts of acid or base are added</w:t>
-      </w:r>
     </w:p>
     <w:p>
       <w:pPr>
@@ -3536,18 +3779,453 @@
       </w:pPr>
       <w:r>
         <w:rPr>
-          <w:rFonts w:ascii="Arial" w:hAnsi="Arial" w:eastAsia="Arial"/>
-          <w:b w:val="0"/>
-          <w:sz w:val="22"/>
-        </w:rPr>
-        <w:t>1. A buffer is made from 0.250 M CH3COOH and 0.250 M CH3COONa (pKa=4.74). The pH is:</w:t>
-      </w:r>
-      <w:r>
+          <w:rFonts w:ascii="Arial" w:hAnsi="Arial"/>
+          <w:b w:val="0"/>
+          <w:sz w:val="22"/>
+        </w:rPr>
+        <w:t>5.</w:t>
         <w:tab/>
-      </w:r>
-      <w:r>
-        <w:rPr>
-          <w:rFonts w:ascii="Arial" w:hAnsi="Arial" w:eastAsia="Arial"/>
+        <w:t>5.</w:t>
+      </w:r>
+    </w:p>
+    <w:p>
+      <w:pPr>
+        <w:spacing w:after="40" w:before="80" w:line="240" w:lineRule="auto"/>
+        <w:tabs>
+          <w:tab w:val="right" w:pos="9072"/>
+        </w:tabs>
+      </w:pPr>
+      <w:r>
+        <w:rPr>
+          <w:rFonts w:ascii="Arial" w:hAnsi="Arial"/>
+          <w:b w:val="0"/>
+          <w:sz w:val="22"/>
+        </w:rPr>
+        <w:t>The acid–base indicator bromophenol blue changes colour from yellow to blue over a pH range of 3.0–4.6.</w:t>
+        <w:tab/>
+        <w:t>The acid–base indicator bromophenol blue changes colour from yellow to blue over a pH range of 3.0–4.6.</w:t>
+      </w:r>
+    </w:p>
+    <w:p>
+      <w:pPr>
+        <w:spacing w:after="40" w:before="80" w:line="240" w:lineRule="auto"/>
+        <w:tabs>
+          <w:tab w:val="right" w:pos="9072"/>
+        </w:tabs>
+      </w:pPr>
+      <w:r>
+        <w:rPr>
+          <w:rFonts w:ascii="Arial" w:hAnsi="Arial"/>
+          <w:b w:val="0"/>
+          <w:sz w:val="22"/>
+        </w:rPr>
+        <w:t>Which statement(s) is/are correct?	（   ）</w:t>
+        <w:tab/>
+        <w:t>Which statement(s) is/are correct?	（   ）</w:t>
+      </w:r>
+    </w:p>
+    <w:p>
+      <w:pPr>
+        <w:spacing w:after="40" w:before="80" w:line="240" w:lineRule="auto"/>
+        <w:tabs>
+          <w:tab w:val="right" w:pos="9072"/>
+        </w:tabs>
+      </w:pPr>
+      <w:r>
+        <w:rPr>
+          <w:rFonts w:ascii="Arial" w:hAnsi="Arial"/>
+          <w:b w:val="0"/>
+          <w:sz w:val="22"/>
+        </w:rPr>
+        <w:t>I. The pKa is between 3.0 and 4.6</w:t>
+      </w:r>
+    </w:p>
+    <w:p>
+      <w:pPr>
+        <w:spacing w:after="40" w:before="80" w:line="240" w:lineRule="auto"/>
+        <w:tabs>
+          <w:tab w:val="right" w:pos="9072"/>
+        </w:tabs>
+      </w:pPr>
+      <w:r>
+        <w:rPr>
+          <w:rFonts w:ascii="Arial" w:hAnsi="Arial"/>
+          <w:b w:val="0"/>
+          <w:sz w:val="22"/>
+        </w:rPr>
+        <w:t>II. In a neutral solution [HIn] &gt; [In-]</w:t>
+      </w:r>
+    </w:p>
+    <w:p>
+      <w:pPr>
+        <w:spacing w:after="40" w:before="80" w:line="240" w:lineRule="auto"/>
+        <w:tabs>
+          <w:tab w:val="right" w:pos="9072"/>
+        </w:tabs>
+      </w:pPr>
+      <w:r>
+        <w:rPr>
+          <w:rFonts w:ascii="Arial" w:hAnsi="Arial"/>
+          <w:b w:val="0"/>
+          <w:sz w:val="22"/>
+        </w:rPr>
+        <w:t>III. It is a suitable indicator for a strong acid, weak base titration</w:t>
+      </w:r>
+    </w:p>
+    <w:p>
+      <w:pPr>
+        <w:spacing w:after="20" w:before="0" w:line="240" w:lineRule="auto"/>
+      </w:pPr>
+      <w:r>
+        <w:rPr>
+          <w:rFonts w:ascii="Arial" w:hAnsi="Arial"/>
+          <w:b w:val="0"/>
+          <w:sz w:val="22"/>
+        </w:rPr>
+        <w:t>A. Option A</w:t>
+      </w:r>
+    </w:p>
+    <w:p>
+      <w:pPr>
+        <w:spacing w:after="20" w:before="0" w:line="240" w:lineRule="auto"/>
+      </w:pPr>
+      <w:r>
+        <w:rPr>
+          <w:rFonts w:ascii="Arial" w:hAnsi="Arial"/>
+          <w:b w:val="0"/>
+          <w:sz w:val="22"/>
+        </w:rPr>
+        <w:t>B. Option B</w:t>
+      </w:r>
+    </w:p>
+    <w:p>
+      <w:pPr>
+        <w:spacing w:after="20" w:before="0" w:line="240" w:lineRule="auto"/>
+      </w:pPr>
+      <w:r>
+        <w:rPr>
+          <w:rFonts w:ascii="Arial" w:hAnsi="Arial"/>
+          <w:b w:val="0"/>
+          <w:sz w:val="22"/>
+        </w:rPr>
+        <w:t>C. Option C</w:t>
+      </w:r>
+    </w:p>
+    <w:p>
+      <w:pPr>
+        <w:spacing w:after="20" w:before="0" w:line="240" w:lineRule="auto"/>
+      </w:pPr>
+      <w:r>
+        <w:rPr>
+          <w:rFonts w:ascii="Arial" w:hAnsi="Arial"/>
+          <w:b w:val="0"/>
+          <w:sz w:val="22"/>
+        </w:rPr>
+        <w:t>D. Option D</w:t>
+      </w:r>
+    </w:p>
+    <w:p>
+      <w:pPr>
+        <w:spacing w:after="0" w:before="0" w:line="240" w:lineRule="auto"/>
+      </w:pPr>
+    </w:p>
+    <w:p>
+      <w:pPr>
+        <w:spacing w:after="40" w:before="80" w:line="240" w:lineRule="auto"/>
+        <w:tabs>
+          <w:tab w:val="right" w:pos="9072"/>
+        </w:tabs>
+      </w:pPr>
+      <w:r>
+        <w:rPr>
+          <w:rFonts w:ascii="Arial" w:hAnsi="Arial"/>
+          <w:b w:val="0"/>
+          <w:sz w:val="22"/>
+        </w:rPr>
+        <w:t>6.</w:t>
+      </w:r>
+      <w:r>
+        <w:rPr>
+          <w:rFonts w:ascii="Arial" w:hAnsi="Arial"/>
+          <w:b w:val="0"/>
+          <w:sz w:val="22"/>
+        </w:rPr>
+        <w:t xml:space="preserve"> The pH curve above represents a weak acid, strong base titration.</w:t>
+      </w:r>
+    </w:p>
+    <w:p>
+      <w:pPr>
+        <w:spacing w:after="40" w:before="80" w:line="240" w:lineRule="auto"/>
+        <w:tabs>
+          <w:tab w:val="right" w:pos="9072"/>
+        </w:tabs>
+      </w:pPr>
+      <w:r>
+        <w:rPr>
+          <w:rFonts w:ascii="Arial" w:hAnsi="Arial"/>
+          <w:b w:val="0"/>
+          <w:sz w:val="22"/>
+        </w:rPr>
+        <w:t>The pH of the acid at half equivalence point is 4.90.</w:t>
+      </w:r>
+    </w:p>
+    <w:p>
+      <w:pPr>
+        <w:spacing w:after="40" w:before="80" w:line="240" w:lineRule="auto"/>
+        <w:tabs>
+          <w:tab w:val="right" w:pos="9072"/>
+        </w:tabs>
+      </w:pPr>
+      <w:r>
+        <w:rPr>
+          <w:rFonts w:ascii="Arial" w:hAnsi="Arial"/>
+          <w:b w:val="0"/>
+          <w:sz w:val="22"/>
+        </w:rPr>
+        <w:t>What is the Ka of the acid?	（   ）</w:t>
+      </w:r>
+    </w:p>
+    <w:p>
+      <w:pPr>
+        <w:spacing w:after="20" w:before="0" w:line="240" w:lineRule="auto"/>
+      </w:pPr>
+      <w:r>
+        <w:rPr>
+          <w:rFonts w:ascii="Arial" w:hAnsi="Arial"/>
+          <w:b w:val="0"/>
+          <w:sz w:val="22"/>
+        </w:rPr>
+        <w:t>A. Option A</w:t>
+      </w:r>
+    </w:p>
+    <w:p>
+      <w:pPr>
+        <w:spacing w:after="20" w:before="0" w:line="240" w:lineRule="auto"/>
+      </w:pPr>
+      <w:r>
+        <w:rPr>
+          <w:rFonts w:ascii="Arial" w:hAnsi="Arial"/>
+          <w:b w:val="0"/>
+          <w:sz w:val="22"/>
+        </w:rPr>
+        <w:t>B. Option B</w:t>
+      </w:r>
+    </w:p>
+    <w:p>
+      <w:pPr>
+        <w:spacing w:after="20" w:before="0" w:line="240" w:lineRule="auto"/>
+      </w:pPr>
+      <w:r>
+        <w:rPr>
+          <w:rFonts w:ascii="Arial" w:hAnsi="Arial"/>
+          <w:b w:val="0"/>
+          <w:sz w:val="22"/>
+        </w:rPr>
+        <w:t>C. Option C</w:t>
+      </w:r>
+      <w:r>
+        <w:rPr>
+          <w:rFonts w:ascii="Arial" w:hAnsi="Arial"/>
+          <w:b w:val="0"/>
+          <w:sz w:val="22"/>
+          <w:vertAlign w:val="superscript"/>
+        </w:rPr>
+        <w:t>-5</w:t>
+      </w:r>
+    </w:p>
+    <w:p>
+      <w:pPr>
+        <w:spacing w:after="20" w:before="0" w:line="240" w:lineRule="auto"/>
+      </w:pPr>
+      <w:r>
+        <w:rPr>
+          <w:rFonts w:ascii="Arial" w:hAnsi="Arial"/>
+          <w:b w:val="0"/>
+          <w:sz w:val="22"/>
+        </w:rPr>
+        <w:t>D. Option D</w:t>
+      </w:r>
+      <w:r>
+        <w:rPr>
+          <w:rFonts w:ascii="Arial" w:hAnsi="Arial"/>
+          <w:b w:val="0"/>
+          <w:sz w:val="22"/>
+          <w:vertAlign w:val="superscript"/>
+        </w:rPr>
+        <w:t>-9</w:t>
+      </w:r>
+    </w:p>
+    <w:p>
+      <w:pPr>
+        <w:spacing w:after="0" w:before="0" w:line="240" w:lineRule="auto"/>
+      </w:pPr>
+    </w:p>
+    <w:p>
+      <w:pPr>
+        <w:spacing w:after="40" w:before="80" w:line="240" w:lineRule="auto"/>
+        <w:tabs>
+          <w:tab w:val="right" w:pos="9072"/>
+        </w:tabs>
+      </w:pPr>
+      <w:r>
+        <w:rPr>
+          <w:rFonts w:ascii="Arial" w:hAnsi="Arial"/>
+          <w:b w:val="0"/>
+          <w:sz w:val="22"/>
+        </w:rPr>
+        <w:t>7. A titration is carried out using 25.00 cm3 of 0.100 mol dm-3 propanoic acid and 0.100 mol dm-3 sodium hydroxide.</w:t>
+      </w:r>
+    </w:p>
+    <w:p>
+      <w:pPr>
+        <w:spacing w:after="40" w:before="80" w:line="240" w:lineRule="auto"/>
+        <w:tabs>
+          <w:tab w:val="right" w:pos="9072"/>
+        </w:tabs>
+      </w:pPr>
+      <w:r>
+        <w:rPr>
+          <w:rFonts w:ascii="Arial" w:hAnsi="Arial"/>
+          <w:b w:val="0"/>
+          <w:sz w:val="22"/>
+        </w:rPr>
+        <w:t>Phenolphthalein (pH range: 8.3 – 10.0) is used to determine the equivalence point.</w:t>
+      </w:r>
+    </w:p>
+    <w:p>
+      <w:pPr>
+        <w:spacing w:after="40" w:before="80" w:line="240" w:lineRule="auto"/>
+        <w:tabs>
+          <w:tab w:val="right" w:pos="9072"/>
+        </w:tabs>
+      </w:pPr>
+      <w:r>
+        <w:rPr>
+          <w:rFonts w:ascii="Arial" w:hAnsi="Arial"/>
+          <w:b w:val="0"/>
+          <w:sz w:val="22"/>
+        </w:rPr>
+        <w:t>If 0.100 mol dm-3 hydrochloric acid is used instead of propanoic acid, which of the following remains unchanged?	（   ）</w:t>
+      </w:r>
+    </w:p>
+    <w:p>
+      <w:pPr>
+        <w:spacing w:after="20" w:before="0" w:line="240" w:lineRule="auto"/>
+      </w:pPr>
+      <w:r>
+        <w:rPr>
+          <w:rFonts w:ascii="Arial" w:hAnsi="Arial"/>
+          <w:b w:val="0"/>
+          <w:sz w:val="22"/>
+        </w:rPr>
+        <w:t>A. The volume of base required to reach the equivalence point.</w:t>
+      </w:r>
+    </w:p>
+    <w:p>
+      <w:pPr>
+        <w:spacing w:after="20" w:before="0" w:line="240" w:lineRule="auto"/>
+      </w:pPr>
+      <w:r>
+        <w:rPr>
+          <w:rFonts w:ascii="Arial" w:hAnsi="Arial"/>
+          <w:b w:val="0"/>
+          <w:sz w:val="22"/>
+        </w:rPr>
+        <w:t>B. The pH at the equivalence point.</w:t>
+      </w:r>
+    </w:p>
+    <w:p>
+      <w:pPr>
+        <w:spacing w:after="20" w:before="0" w:line="240" w:lineRule="auto"/>
+      </w:pPr>
+      <w:r>
+        <w:rPr>
+          <w:rFonts w:ascii="Arial" w:hAnsi="Arial"/>
+          <w:b w:val="0"/>
+          <w:sz w:val="22"/>
+        </w:rPr>
+        <w:t>C. The y-intercept of the pH curve.</w:t>
+      </w:r>
+    </w:p>
+    <w:p>
+      <w:pPr>
+        <w:spacing w:after="20" w:before="0" w:line="240" w:lineRule="auto"/>
+      </w:pPr>
+      <w:r>
+        <w:rPr>
+          <w:rFonts w:ascii="Arial" w:hAnsi="Arial"/>
+          <w:b w:val="0"/>
+          <w:sz w:val="22"/>
+        </w:rPr>
+        <w:t>D. The color of the solution just before equivalence is reached.</w:t>
+      </w:r>
+    </w:p>
+    <w:p>
+      <w:pPr>
+        <w:spacing w:after="0" w:before="0" w:line="240" w:lineRule="auto"/>
+      </w:pPr>
+    </w:p>
+    <w:p>
+      <w:pPr>
+        <w:spacing w:after="60" w:before="60" w:line="240" w:lineRule="auto"/>
+      </w:pPr>
+      <w:r>
+        <w:rPr>
+          <w:rFonts w:ascii="霞鹜文楷 Medium" w:hAnsi="霞鹜文楷 Medium"/>
+          <w:b/>
+          <w:sz w:val="22"/>
+        </w:rPr>
+        <w:t>考点 E: 缓冲溶液 Buffer Solutions</w:t>
+      </w:r>
+    </w:p>
+    <w:p>
+      <w:pPr>
+        <w:spacing w:after="60" w:before="60" w:line="240" w:lineRule="auto"/>
+      </w:pPr>
+      <w:r>
+        <w:rPr>
+          <w:rFonts w:ascii="霞鹜文楷 Medium" w:hAnsi="霞鹜文楷 Medium"/>
+          <w:b/>
+          <w:sz w:val="22"/>
+        </w:rPr>
+        <w:t>Buffer: mixture of weak acid + conjugate base; pH = pKa + log([A⁻]/[HA]) (Henderson-Hasselbalch)</w:t>
+      </w:r>
+    </w:p>
+    <w:p>
+      <w:pPr>
+        <w:spacing w:after="60" w:before="60" w:line="240" w:lineRule="auto"/>
+      </w:pPr>
+      <w:r>
+        <w:rPr>
+          <w:rFonts w:ascii="霞鹜文楷 Medium" w:hAnsi="霞鹜文楷 Medium"/>
+          <w:b/>
+          <w:sz w:val="22"/>
+        </w:rPr>
+        <w:t>Buffer resists pH change when small amounts of acid or base are added</w:t>
+      </w:r>
+    </w:p>
+    <w:p/>
+    <w:p>
+      <w:pPr>
+        <w:spacing w:after="40" w:before="80" w:line="240" w:lineRule="auto"/>
+        <w:tabs>
+          <w:tab w:val="right" w:pos="9072"/>
+        </w:tabs>
+      </w:pPr>
+      <w:r>
+        <w:rPr>
+          <w:rFonts w:ascii="Arial" w:hAnsi="Arial"/>
+          <w:b w:val="0"/>
+          <w:sz w:val="22"/>
+        </w:rPr>
+        <w:t>1. A buffer is made from 0.250 M CH₃COOH and 0.250 M CH₃COONa (pKa=4.74). The pH is:</w:t>
+      </w:r>
+      <w:r>
+        <w:tab/>
+      </w:r>
+      <w:r>
+        <w:rPr>
+          <w:rFonts w:ascii="Arial" w:hAnsi="Arial"/>
           <w:b w:val="0"/>
           <w:sz w:val="22"/>
         </w:rPr>
@@ -3560,7 +4238,7 @@
       </w:pPr>
       <w:r>
         <w:rPr>
-          <w:rFonts w:ascii="Arial" w:hAnsi="Arial" w:eastAsia="Arial"/>
+          <w:rFonts w:ascii="Arial" w:hAnsi="Arial"/>
           <w:b w:val="0"/>
           <w:sz w:val="22"/>
         </w:rPr>
@@ -3573,7 +4251,7 @@
       </w:pPr>
       <w:r>
         <w:rPr>
-          <w:rFonts w:ascii="Arial" w:hAnsi="Arial" w:eastAsia="Arial"/>
+          <w:rFonts w:ascii="Arial" w:hAnsi="Arial"/>
           <w:b w:val="0"/>
           <w:sz w:val="22"/>
         </w:rPr>
@@ -3586,7 +4264,7 @@
       </w:pPr>
       <w:r>
         <w:rPr>
-          <w:rFonts w:ascii="Arial" w:hAnsi="Arial" w:eastAsia="Arial"/>
+          <w:rFonts w:ascii="Arial" w:hAnsi="Arial"/>
           <w:b w:val="0"/>
           <w:sz w:val="22"/>
         </w:rPr>
@@ -3599,7 +4277,7 @@
       </w:pPr>
       <w:r>
         <w:rPr>
-          <w:rFonts w:ascii="Arial" w:hAnsi="Arial" w:eastAsia="Arial"/>
+          <w:rFonts w:ascii="Arial" w:hAnsi="Arial"/>
           <w:b w:val="0"/>
           <w:sz w:val="22"/>
         </w:rPr>
@@ -3617,11 +4295,28 @@
       </w:pPr>
       <w:r>
         <w:rPr>
-          <w:rFonts w:ascii="Arial" w:hAnsi="Arial" w:eastAsia="Arial"/>
-          <w:b w:val="0"/>
-          <w:sz w:val="22"/>
-        </w:rPr>
-        <w:t>1. A buffer is made from 0.100 M NH3 and 0.100 M NH4Cl. (Kb for NH3 = 1.8×10⁻⁵)</w:t>
+          <w:rFonts w:ascii="Arial" w:hAnsi="Arial"/>
+          <w:b w:val="0"/>
+          <w:sz w:val="22"/>
+        </w:rPr>
+        <w:t>1. A buffer is made from 0.100 M NH₃ and 0.100 M NH₄Cl. (Kb for NH₃ = 1.8×10</w:t>
+      </w:r>
+      <w:r>
+        <w:rPr>
+          <w:rFonts w:ascii="Arial" w:hAnsi="Arial"/>
+          <w:b w:val="0"/>
+          <w:sz w:val="22"/>
+          <w:vertAlign w:val="superscript"/>
+        </w:rPr>
+        <w:t>-5</w:t>
+      </w:r>
+      <w:r>
+        <w:rPr>
+          <w:rFonts w:ascii="Arial" w:hAnsi="Arial"/>
+          <w:b w:val="0"/>
+          <w:sz w:val="22"/>
+        </w:rPr>
+        <w:t>)</w:t>
       </w:r>
     </w:p>
     <w:p>
@@ -3633,18 +4328,18 @@
       </w:pPr>
       <w:r>
         <w:rPr>
-          <w:rFonts w:ascii="Arial" w:hAnsi="Arial" w:eastAsia="Arial"/>
-          <w:b w:val="0"/>
-          <w:sz w:val="22"/>
-        </w:rPr>
-        <w:t>(a) Calculate the pKa of NH4⁺ and the pH of the buffer.</w:t>
+          <w:rFonts w:ascii="Arial" w:hAnsi="Arial"/>
+          <w:b w:val="0"/>
+          <w:sz w:val="22"/>
+        </w:rPr>
+        <w:t>(a) Calculate the pKa of NH₄⁺ and the pH of the buffer.</w:t>
       </w:r>
       <w:r>
         <w:tab/>
       </w:r>
       <w:r>
         <w:rPr>
-          <w:rFonts w:ascii="Arial" w:hAnsi="Arial" w:eastAsia="Arial"/>
+          <w:rFonts w:ascii="Arial" w:hAnsi="Arial"/>
           <w:b w:val="0"/>
           <w:sz w:val="22"/>
         </w:rPr>
@@ -3660,7 +4355,7 @@
       </w:pPr>
       <w:r>
         <w:rPr>
-          <w:rFonts w:ascii="Arial" w:hAnsi="Arial" w:eastAsia="Arial"/>
+          <w:rFonts w:ascii="Arial" w:hAnsi="Arial"/>
           <w:b w:val="0"/>
           <w:sz w:val="22"/>
         </w:rPr>
@@ -3671,7 +4366,7 @@
       </w:r>
       <w:r>
         <w:rPr>
-          <w:rFonts w:ascii="Arial" w:hAnsi="Arial" w:eastAsia="Arial"/>
+          <w:rFonts w:ascii="Arial" w:hAnsi="Arial"/>
           <w:b w:val="0"/>
           <w:sz w:val="22"/>
         </w:rPr>
@@ -3692,7 +4387,7 @@
       </w:pPr>
       <w:r>
         <w:rPr>
-          <w:rFonts w:ascii="Arial" w:hAnsi="Arial" w:eastAsia="Arial"/>
+          <w:rFonts w:ascii="Arial" w:hAnsi="Arial"/>
           <w:b w:val="0"/>
           <w:sz w:val="22"/>
         </w:rPr>
@@ -3703,7 +4398,7 @@
       </w:r>
       <w:r>
         <w:rPr>
-          <w:rFonts w:ascii="Arial" w:hAnsi="Arial" w:eastAsia="Arial"/>
+          <w:rFonts w:ascii="Arial" w:hAnsi="Arial"/>
           <w:b w:val="0"/>
           <w:sz w:val="22"/>
         </w:rPr>
@@ -3716,11 +4411,11 @@
       </w:pPr>
       <w:r>
         <w:rPr>
-          <w:rFonts w:ascii="Arial" w:hAnsi="Arial" w:eastAsia="Arial"/>
-          <w:b w:val="0"/>
-          <w:sz w:val="22"/>
-        </w:rPr>
-        <w:t>A. CH3COOH (aq) and CH3COONa (aq)</w:t>
+          <w:rFonts w:ascii="Arial" w:hAnsi="Arial"/>
+          <w:b w:val="0"/>
+          <w:sz w:val="22"/>
+        </w:rPr>
+        <w:t>A. CH₃COOH (aq) and CH₃COONa (aq)</w:t>
       </w:r>
     </w:p>
     <w:p>
@@ -3729,11 +4424,11 @@
       </w:pPr>
       <w:r>
         <w:rPr>
-          <w:rFonts w:ascii="Arial" w:hAnsi="Arial" w:eastAsia="Arial"/>
-          <w:b w:val="0"/>
-          <w:sz w:val="22"/>
-        </w:rPr>
-        <w:t>B. CH3CH2COOH (aq) and CH3CH2COONa (aq)</w:t>
+          <w:rFonts w:ascii="Arial" w:hAnsi="Arial"/>
+          <w:b w:val="0"/>
+          <w:sz w:val="22"/>
+        </w:rPr>
+        <w:t>B. CH₃CH₂COOH (aq) and CH₃CH₂COONa (aq)</w:t>
       </w:r>
     </w:p>
     <w:p>
@@ -3742,11 +4437,11 @@
       </w:pPr>
       <w:r>
         <w:rPr>
-          <w:rFonts w:ascii="Arial" w:hAnsi="Arial" w:eastAsia="Arial"/>
-          <w:b w:val="0"/>
-          <w:sz w:val="22"/>
-        </w:rPr>
-        <w:t>C. HNO3 (aq) and NaOH (aq)</w:t>
+          <w:rFonts w:ascii="Arial" w:hAnsi="Arial"/>
+          <w:b w:val="0"/>
+          <w:sz w:val="22"/>
+        </w:rPr>
+        <w:t>C. HNO₃ (aq) and NaOH (aq)</w:t>
       </w:r>
     </w:p>
     <w:p>
@@ -3755,11 +4450,11 @@
       </w:pPr>
       <w:r>
         <w:rPr>
-          <w:rFonts w:ascii="Arial" w:hAnsi="Arial" w:eastAsia="Arial"/>
-          <w:b w:val="0"/>
-          <w:sz w:val="22"/>
-        </w:rPr>
-        <w:t>D. NH3 (aq) and NH4Cl (aq)</w:t>
+          <w:rFonts w:ascii="Arial" w:hAnsi="Arial"/>
+          <w:b w:val="0"/>
+          <w:sz w:val="22"/>
+        </w:rPr>
+        <w:t>D. NH₃ (aq) and NH₄Cl (aq)</w:t>
       </w:r>
     </w:p>
     <w:p>
@@ -3776,80 +4471,12 @@
       </w:pPr>
       <w:r>
         <w:rPr>
-          <w:rFonts w:ascii="Arial" w:hAnsi="Arial" w:eastAsia="Arial"/>
-          <w:b w:val="0"/>
-          <w:sz w:val="22"/>
-        </w:rPr>
-        <w:t>3. A buffer at pH 4.40 is prepared from a weak acid with a pKa  = 4.60. If 50 mL of this buffer is diluted to 100 mL with distilled water, what is the pH of the dilute solution?</w:t>
-      </w:r>
-      <w:r>
-        <w:tab/>
-      </w:r>
-      <w:r>
-        <w:rPr>
-          <w:rFonts w:ascii="Arial" w:hAnsi="Arial" w:eastAsia="Arial"/>
-          <w:b w:val="0"/>
-          <w:sz w:val="22"/>
-        </w:rPr>
-        <w:t>（   ）</w:t>
-      </w:r>
-    </w:p>
-    <w:p>
-      <w:pPr>
-        <w:spacing w:after="20" w:before="0" w:line="240" w:lineRule="auto"/>
-      </w:pPr>
-      <w:r>
-        <w:rPr>
-          <w:rFonts w:ascii="Arial" w:hAnsi="Arial" w:eastAsia="Arial"/>
-          <w:b w:val="0"/>
-          <w:sz w:val="22"/>
-        </w:rPr>
-        <w:t>A. 5.40</w:t>
-      </w:r>
-    </w:p>
-    <w:p>
-      <w:pPr>
-        <w:spacing w:after="20" w:before="0" w:line="240" w:lineRule="auto"/>
-      </w:pPr>
-      <w:r>
-        <w:rPr>
-          <w:rFonts w:ascii="Arial" w:hAnsi="Arial" w:eastAsia="Arial"/>
-          <w:b w:val="0"/>
-          <w:sz w:val="22"/>
-        </w:rPr>
-        <w:t>B. 4.50</w:t>
-      </w:r>
-    </w:p>
-    <w:p>
-      <w:pPr>
-        <w:spacing w:after="20" w:before="0" w:line="240" w:lineRule="auto"/>
-      </w:pPr>
-      <w:r>
-        <w:rPr>
-          <w:rFonts w:ascii="Arial" w:hAnsi="Arial" w:eastAsia="Arial"/>
-          <w:b w:val="0"/>
-          <w:sz w:val="22"/>
-        </w:rPr>
-        <w:t>C. 4.60</w:t>
-      </w:r>
-    </w:p>
-    <w:p>
-      <w:pPr>
-        <w:spacing w:after="20" w:before="0" w:line="240" w:lineRule="auto"/>
-      </w:pPr>
-      <w:r>
-        <w:rPr>
-          <w:rFonts w:ascii="Arial" w:hAnsi="Arial" w:eastAsia="Arial"/>
-          <w:b w:val="0"/>
-          <w:sz w:val="22"/>
-        </w:rPr>
-        <w:t>D. 4.40</w:t>
-      </w:r>
-    </w:p>
-    <w:p>
-      <w:pPr>
-        <w:spacing w:after="0" w:before="0" w:line="240" w:lineRule="auto"/>
-      </w:pPr>
+          <w:rFonts w:ascii="Arial" w:hAnsi="Arial"/>
+          <w:b w:val="0"/>
+          <w:sz w:val="22"/>
+        </w:rPr>
+        <w:t>3. A buffer at pH 4.40 is prepared from a weak acid with a pKa  = 4.60.</w:t>
+      </w:r>
     </w:p>
     <w:p>
       <w:pPr>
@@ -3860,22 +4487,11 @@
       </w:pPr>
       <w:r>
         <w:rPr>
-          <w:rFonts w:ascii="Arial" w:hAnsi="Arial" w:eastAsia="Arial"/>
-          <w:b w:val="0"/>
-          <w:sz w:val="22"/>
-        </w:rPr>
-        <w:t>4. Which statement about buffer solutions is not correct?</w:t>
-      </w:r>
-      <w:r>
-        <w:tab/>
-      </w:r>
-      <w:r>
-        <w:rPr>
-          <w:rFonts w:ascii="Arial" w:hAnsi="Arial" w:eastAsia="Arial"/>
-          <w:b w:val="0"/>
-          <w:sz w:val="22"/>
-        </w:rPr>
-        <w:t>（   ）</w:t>
+          <w:rFonts w:ascii="Arial" w:hAnsi="Arial"/>
+          <w:b w:val="0"/>
+          <w:sz w:val="22"/>
+        </w:rPr>
+        <w:t>If 50 mL of this buffer is diluted to 100 mL with distilled water, what is the pH of the dilute solution?	（   ）</w:t>
       </w:r>
     </w:p>
     <w:p>
@@ -3884,11 +4500,11 @@
       </w:pPr>
       <w:r>
         <w:rPr>
-          <w:rFonts w:ascii="Arial" w:hAnsi="Arial" w:eastAsia="Arial"/>
-          <w:b w:val="0"/>
-          <w:sz w:val="22"/>
-        </w:rPr>
-        <w:t>A. A buffer resists small changes in pH.</w:t>
+          <w:rFonts w:ascii="Arial" w:hAnsi="Arial"/>
+          <w:b w:val="0"/>
+          <w:sz w:val="22"/>
+        </w:rPr>
+        <w:t>A. Option A</w:t>
       </w:r>
     </w:p>
     <w:p>
@@ -3897,11 +4513,11 @@
       </w:pPr>
       <w:r>
         <w:rPr>
-          <w:rFonts w:ascii="Arial" w:hAnsi="Arial" w:eastAsia="Arial"/>
-          <w:b w:val="0"/>
-          <w:sz w:val="22"/>
-        </w:rPr>
-        <w:t>B. A buffer can be formed from sodium hydroxide and an excess of ethanoic acid.</w:t>
+          <w:rFonts w:ascii="Arial" w:hAnsi="Arial"/>
+          <w:b w:val="0"/>
+          <w:sz w:val="22"/>
+        </w:rPr>
+        <w:t>B. Option B</w:t>
       </w:r>
     </w:p>
     <w:p>
@@ -3910,11 +4526,11 @@
       </w:pPr>
       <w:r>
         <w:rPr>
-          <w:rFonts w:ascii="Arial" w:hAnsi="Arial" w:eastAsia="Arial"/>
-          <w:b w:val="0"/>
-          <w:sz w:val="22"/>
-        </w:rPr>
-        <w:t>C. The pH during a titration between a strong acid and weak base changes slowly in the buffer region.</w:t>
+          <w:rFonts w:ascii="Arial" w:hAnsi="Arial"/>
+          <w:b w:val="0"/>
+          <w:sz w:val="22"/>
+        </w:rPr>
+        <w:t>C. Option C</w:t>
       </w:r>
     </w:p>
     <w:p>
@@ -3923,11 +4539,11 @@
       </w:pPr>
       <w:r>
         <w:rPr>
-          <w:rFonts w:ascii="Arial" w:hAnsi="Arial" w:eastAsia="Arial"/>
-          <w:b w:val="0"/>
-          <w:sz w:val="22"/>
-        </w:rPr>
-        <w:t>D. When a strong acid is added to a buffer, hydrogen ions react with salt ions.</w:t>
+          <w:rFonts w:ascii="Arial" w:hAnsi="Arial"/>
+          <w:b w:val="0"/>
+          <w:sz w:val="22"/>
+        </w:rPr>
+        <w:t>D. Option D</w:t>
       </w:r>
     </w:p>
     <w:p>
@@ -3944,18 +4560,18 @@
       </w:pPr>
       <w:r>
         <w:rPr>
-          <w:rFonts w:ascii="Arial" w:hAnsi="Arial" w:eastAsia="Arial"/>
-          <w:b w:val="0"/>
-          <w:sz w:val="22"/>
-        </w:rPr>
-        <w:t>5. A buffer with a pH of 5.00 is needed. Which of the following should be used?</w:t>
+          <w:rFonts w:ascii="Arial" w:hAnsi="Arial"/>
+          <w:b w:val="0"/>
+          <w:sz w:val="22"/>
+        </w:rPr>
+        <w:t>4. Which statement about buffer solutions is not correct?</w:t>
       </w:r>
       <w:r>
         <w:tab/>
       </w:r>
       <w:r>
         <w:rPr>
-          <w:rFonts w:ascii="Arial" w:hAnsi="Arial" w:eastAsia="Arial"/>
+          <w:rFonts w:ascii="Arial" w:hAnsi="Arial"/>
           <w:b w:val="0"/>
           <w:sz w:val="22"/>
         </w:rPr>
@@ -3968,11 +4584,11 @@
       </w:pPr>
       <w:r>
         <w:rPr>
-          <w:rFonts w:ascii="Arial" w:hAnsi="Arial" w:eastAsia="Arial"/>
-          <w:b w:val="0"/>
-          <w:sz w:val="22"/>
-        </w:rPr>
-        <w:t>A. Ammonia with a Kb of 1.8 x 10-5.</w:t>
+          <w:rFonts w:ascii="Arial" w:hAnsi="Arial"/>
+          <w:b w:val="0"/>
+          <w:sz w:val="22"/>
+        </w:rPr>
+        <w:t>A. A buffer resists small changes in pH.</w:t>
       </w:r>
     </w:p>
     <w:p>
@@ -3981,11 +4597,11 @@
       </w:pPr>
       <w:r>
         <w:rPr>
-          <w:rFonts w:ascii="Arial" w:hAnsi="Arial" w:eastAsia="Arial"/>
-          <w:b w:val="0"/>
-          <w:sz w:val="22"/>
-        </w:rPr>
-        <w:t>B. Ethanoic acid with a Ka of 1.8 x 10-5.</w:t>
+          <w:rFonts w:ascii="Arial" w:hAnsi="Arial"/>
+          <w:b w:val="0"/>
+          <w:sz w:val="22"/>
+        </w:rPr>
+        <w:t>B. A buffer can be formed from sodium hydroxide and an excess of ethanoic acid.</w:t>
       </w:r>
     </w:p>
     <w:p>
@@ -3994,11 +4610,11 @@
       </w:pPr>
       <w:r>
         <w:rPr>
-          <w:rFonts w:ascii="Arial" w:hAnsi="Arial" w:eastAsia="Arial"/>
-          <w:b w:val="0"/>
-          <w:sz w:val="22"/>
-        </w:rPr>
-        <w:t>C. Carbonic(II) acid with a Ka of 4.7 x 10-11.</w:t>
+          <w:rFonts w:ascii="Arial" w:hAnsi="Arial"/>
+          <w:b w:val="0"/>
+          <w:sz w:val="22"/>
+        </w:rPr>
+        <w:t>C. The pH during a titration between a strong acid and weak base changes slowly in the buffer region.</w:t>
       </w:r>
     </w:p>
     <w:p>
@@ -4007,11 +4623,11 @@
       </w:pPr>
       <w:r>
         <w:rPr>
-          <w:rFonts w:ascii="Arial" w:hAnsi="Arial" w:eastAsia="Arial"/>
-          <w:b w:val="0"/>
-          <w:sz w:val="22"/>
-        </w:rPr>
-        <w:t>D. Nitrous acid with a Ka of 4.0 x 10-4.</w:t>
+          <w:rFonts w:ascii="Arial" w:hAnsi="Arial"/>
+          <w:b w:val="0"/>
+          <w:sz w:val="22"/>
+        </w:rPr>
+        <w:t>D. When a strong acid is added to a buffer, hydrogen ions react with salt ions.</w:t>
       </w:r>
     </w:p>
     <w:p>
@@ -4028,18 +4644,18 @@
       </w:pPr>
       <w:r>
         <w:rPr>
-          <w:rFonts w:ascii="Arial" w:hAnsi="Arial" w:eastAsia="Arial"/>
-          <w:b w:val="0"/>
-          <w:sz w:val="22"/>
-        </w:rPr>
-        <w:t>6. Adding which of the following to a 50. mL sample of 0.10 M CH3COOH (aq) (pKa = 4.76) would result in the formation of a buffer solution with a pH of 4.76?</w:t>
+          <w:rFonts w:ascii="Arial" w:hAnsi="Arial"/>
+          <w:b w:val="0"/>
+          <w:sz w:val="22"/>
+        </w:rPr>
+        <w:t>5. A buffer with a pH of 5.00 is needed. Which of the following should be used?</w:t>
       </w:r>
       <w:r>
         <w:tab/>
       </w:r>
       <w:r>
         <w:rPr>
-          <w:rFonts w:ascii="Arial" w:hAnsi="Arial" w:eastAsia="Arial"/>
+          <w:rFonts w:ascii="Arial" w:hAnsi="Arial"/>
           <w:b w:val="0"/>
           <w:sz w:val="22"/>
         </w:rPr>
@@ -4052,11 +4668,28 @@
       </w:pPr>
       <w:r>
         <w:rPr>
-          <w:rFonts w:ascii="Arial" w:hAnsi="Arial" w:eastAsia="Arial"/>
-          <w:b w:val="0"/>
-          <w:sz w:val="22"/>
-        </w:rPr>
-        <w:t>A. 50 mL of 0.10 M NaOH (aq)</w:t>
+          <w:rFonts w:ascii="Arial" w:hAnsi="Arial"/>
+          <w:b w:val="0"/>
+          <w:sz w:val="22"/>
+        </w:rPr>
+        <w:t>A. Ammonia with a Kb of 1.8 x10</w:t>
+      </w:r>
+      <w:r>
+        <w:rPr>
+          <w:rFonts w:ascii="Arial" w:hAnsi="Arial"/>
+          <w:b w:val="0"/>
+          <w:sz w:val="22"/>
+          <w:vertAlign w:val="superscript"/>
+        </w:rPr>
+        <w:t>-5</w:t>
+      </w:r>
+      <w:r>
+        <w:rPr>
+          <w:rFonts w:ascii="Arial" w:hAnsi="Arial"/>
+          <w:b w:val="0"/>
+          <w:sz w:val="22"/>
+        </w:rPr>
+        <w:t>.</w:t>
       </w:r>
     </w:p>
     <w:p>
@@ -4065,11 +4698,28 @@
       </w:pPr>
       <w:r>
         <w:rPr>
-          <w:rFonts w:ascii="Arial" w:hAnsi="Arial" w:eastAsia="Arial"/>
-          <w:b w:val="0"/>
-          <w:sz w:val="22"/>
-        </w:rPr>
-        <w:t>B. 25 mL of 0.10 M CH3COONa (aq)</w:t>
+          <w:rFonts w:ascii="Arial" w:hAnsi="Arial"/>
+          <w:b w:val="0"/>
+          <w:sz w:val="22"/>
+        </w:rPr>
+        <w:t>B. Ethanoic acid with a Ka of 1.8 x10</w:t>
+      </w:r>
+      <w:r>
+        <w:rPr>
+          <w:rFonts w:ascii="Arial" w:hAnsi="Arial"/>
+          <w:b w:val="0"/>
+          <w:sz w:val="22"/>
+          <w:vertAlign w:val="superscript"/>
+        </w:rPr>
+        <w:t>-5</w:t>
+      </w:r>
+      <w:r>
+        <w:rPr>
+          <w:rFonts w:ascii="Arial" w:hAnsi="Arial"/>
+          <w:b w:val="0"/>
+          <w:sz w:val="22"/>
+        </w:rPr>
+        <w:t>.</w:t>
       </w:r>
     </w:p>
     <w:p>
@@ -4078,11 +4728,28 @@
       </w:pPr>
       <w:r>
         <w:rPr>
-          <w:rFonts w:ascii="Arial" w:hAnsi="Arial" w:eastAsia="Arial"/>
-          <w:b w:val="0"/>
-          <w:sz w:val="22"/>
-        </w:rPr>
-        <w:t>C. 50 mL of 0.10 M CH3COONa (aq)</w:t>
+          <w:rFonts w:ascii="Arial" w:hAnsi="Arial"/>
+          <w:b w:val="0"/>
+          <w:sz w:val="22"/>
+        </w:rPr>
+        <w:t>C. Carbonic(II) acid with a Ka of 4.7 x10</w:t>
+      </w:r>
+      <w:r>
+        <w:rPr>
+          <w:rFonts w:ascii="Arial" w:hAnsi="Arial"/>
+          <w:b w:val="0"/>
+          <w:sz w:val="22"/>
+          <w:vertAlign w:val="superscript"/>
+        </w:rPr>
+        <w:t>-11</w:t>
+      </w:r>
+      <w:r>
+        <w:rPr>
+          <w:rFonts w:ascii="Arial" w:hAnsi="Arial"/>
+          <w:b w:val="0"/>
+          <w:sz w:val="22"/>
+        </w:rPr>
+        <w:t>.</w:t>
       </w:r>
     </w:p>
     <w:p>
@@ -4091,11 +4758,28 @@
       </w:pPr>
       <w:r>
         <w:rPr>
-          <w:rFonts w:ascii="Arial" w:hAnsi="Arial" w:eastAsia="Arial"/>
-          <w:b w:val="0"/>
-          <w:sz w:val="22"/>
-        </w:rPr>
-        <w:t>D. 25 mL of 0.10 M NaOH (aq)</w:t>
+          <w:rFonts w:ascii="Arial" w:hAnsi="Arial"/>
+          <w:b w:val="0"/>
+          <w:sz w:val="22"/>
+        </w:rPr>
+        <w:t>D. Nitrous acid with a Ka of 4.0 x10</w:t>
+      </w:r>
+      <w:r>
+        <w:rPr>
+          <w:rFonts w:ascii="Arial" w:hAnsi="Arial"/>
+          <w:b w:val="0"/>
+          <w:sz w:val="22"/>
+          <w:vertAlign w:val="superscript"/>
+        </w:rPr>
+        <w:t>-4</w:t>
+      </w:r>
+      <w:r>
+        <w:rPr>
+          <w:rFonts w:ascii="Arial" w:hAnsi="Arial"/>
+          <w:b w:val="0"/>
+          <w:sz w:val="22"/>
+        </w:rPr>
+        <w:t>.</w:t>
       </w:r>
     </w:p>
     <w:p>
@@ -4112,22 +4796,19 @@
       </w:pPr>
       <w:r>
         <w:rPr>
-          <w:rFonts w:ascii="Arial" w:hAnsi="Arial" w:eastAsia="Arial"/>
-          <w:b w:val="0"/>
-          <w:sz w:val="22"/>
-        </w:rPr>
-        <w:t>7. The weak acid CH3COOH has a pKa of 4.76.  A solution is prepared by mixing 250 mL of 0.200 M CH3COOH (aq) and 0.8 g of NaOH (s). Which of the following can be used to calculate the pH of the solution?</w:t>
-      </w:r>
-      <w:r>
-        <w:tab/>
-      </w:r>
-      <w:r>
-        <w:rPr>
-          <w:rFonts w:ascii="Arial" w:hAnsi="Arial" w:eastAsia="Arial"/>
-          <w:b w:val="0"/>
-          <w:sz w:val="22"/>
-        </w:rPr>
-        <w:t>（   ）</w:t>
+          <w:rFonts w:ascii="Arial" w:hAnsi="Arial"/>
+          <w:b w:val="0"/>
+          <w:sz w:val="22"/>
+        </w:rPr>
+        <w:t>6.</w:t>
+      </w:r>
+      <w:r>
+        <w:rPr>
+          <w:rFonts w:ascii="Arial" w:hAnsi="Arial"/>
+          <w:b w:val="0"/>
+          <w:sz w:val="22"/>
+        </w:rPr>
+        <w:t xml:space="preserve"> Adding which of the following to a 50. mL sample of 0.10 M CH₃COOH (aq) (pKa = 4.76) would result in the formation of a buffer solution with a pH of 4.76?	（   ）</w:t>
       </w:r>
     </w:p>
     <w:p>
@@ -4136,11 +4817,11 @@
       </w:pPr>
       <w:r>
         <w:rPr>
-          <w:rFonts w:ascii="Arial" w:hAnsi="Arial" w:eastAsia="Arial"/>
-          <w:b w:val="0"/>
-          <w:sz w:val="22"/>
-        </w:rPr>
-        <w:t>A. pH = 4.76 + log10  = 4.93</w:t>
+          <w:rFonts w:ascii="Arial" w:hAnsi="Arial"/>
+          <w:b w:val="0"/>
+          <w:sz w:val="22"/>
+        </w:rPr>
+        <w:t>A. 50 mL of 0.10 M NaOH (aq)</w:t>
       </w:r>
     </w:p>
     <w:p>
@@ -4149,11 +4830,11 @@
       </w:pPr>
       <w:r>
         <w:rPr>
-          <w:rFonts w:ascii="Arial" w:hAnsi="Arial" w:eastAsia="Arial"/>
-          <w:b w:val="0"/>
-          <w:sz w:val="22"/>
-        </w:rPr>
-        <w:t>B. pH = 4.76 + log10  = 6.36</w:t>
+          <w:rFonts w:ascii="Arial" w:hAnsi="Arial"/>
+          <w:b w:val="0"/>
+          <w:sz w:val="22"/>
+        </w:rPr>
+        <w:t>B. 25 mL of 0.10 M CH₃COONa (aq)</w:t>
       </w:r>
     </w:p>
     <w:p>
@@ -4162,11 +4843,11 @@
       </w:pPr>
       <w:r>
         <w:rPr>
-          <w:rFonts w:ascii="Arial" w:hAnsi="Arial" w:eastAsia="Arial"/>
-          <w:b w:val="0"/>
-          <w:sz w:val="22"/>
-        </w:rPr>
-        <w:t>C. pH = 4.76 + log10  = 4.58</w:t>
+          <w:rFonts w:ascii="Arial" w:hAnsi="Arial"/>
+          <w:b w:val="0"/>
+          <w:sz w:val="22"/>
+        </w:rPr>
+        <w:t>C. 50 mL of 0.10 M CH₃COONa (aq)</w:t>
       </w:r>
     </w:p>
     <w:p>
@@ -4175,11 +4856,11 @@
       </w:pPr>
       <w:r>
         <w:rPr>
-          <w:rFonts w:ascii="Arial" w:hAnsi="Arial" w:eastAsia="Arial"/>
-          <w:b w:val="0"/>
-          <w:sz w:val="22"/>
-        </w:rPr>
-        <w:t>D. pH = 4.76 + log10  = 4.36</w:t>
+          <w:rFonts w:ascii="Arial" w:hAnsi="Arial"/>
+          <w:b w:val="0"/>
+          <w:sz w:val="22"/>
+        </w:rPr>
+        <w:t>D. 25 mL of 0.10 M NaOH (aq)</w:t>
       </w:r>
     </w:p>
     <w:p>
@@ -4196,22 +4877,35 @@
       </w:pPr>
       <w:r>
         <w:rPr>
-          <w:rFonts w:ascii="Arial" w:hAnsi="Arial" w:eastAsia="Arial"/>
-          <w:b w:val="0"/>
-          <w:sz w:val="22"/>
-        </w:rPr>
-        <w:t>8. AcidKa  at 298 Kacetic acid 1.7 x 10-5formic acid 1.8 x 10-4 The correct solution to form a buffer with a pH of 4.77 is:</w:t>
-      </w:r>
-      <w:r>
-        <w:tab/>
-      </w:r>
-      <w:r>
-        <w:rPr>
-          <w:rFonts w:ascii="Arial" w:hAnsi="Arial" w:eastAsia="Arial"/>
-          <w:b w:val="0"/>
-          <w:sz w:val="22"/>
-        </w:rPr>
-        <w:t>（   ）</w:t>
+          <w:rFonts w:ascii="Arial" w:hAnsi="Arial"/>
+          <w:b w:val="0"/>
+          <w:sz w:val="22"/>
+        </w:rPr>
+        <w:t>7.</w:t>
+      </w:r>
+      <w:r>
+        <w:rPr>
+          <w:rFonts w:ascii="Arial" w:hAnsi="Arial"/>
+          <w:b w:val="0"/>
+          <w:sz w:val="22"/>
+        </w:rPr>
+        <w:t xml:space="preserve"> The weak acid CH₃COOH has a pKa of 4.76.  A solution is prepared by mixing 250 mL of 0.200 M CH₃COOH (aq) and 0.8 g of NaOH (s).</w:t>
+      </w:r>
+    </w:p>
+    <w:p>
+      <w:pPr>
+        <w:spacing w:after="40" w:before="80" w:line="240" w:lineRule="auto"/>
+        <w:tabs>
+          <w:tab w:val="right" w:pos="9072"/>
+        </w:tabs>
+      </w:pPr>
+      <w:r>
+        <w:rPr>
+          <w:rFonts w:ascii="Arial" w:hAnsi="Arial"/>
+          <w:b w:val="0"/>
+          <w:sz w:val="22"/>
+        </w:rPr>
+        <w:t>Which of the following can be used to calculate the pH of the solution?	（   ）</w:t>
       </w:r>
     </w:p>
     <w:p>
@@ -4220,7 +4914,88 @@
       </w:pPr>
       <w:r>
         <w:rPr>
-          <w:rFonts w:ascii="Arial" w:hAnsi="Arial" w:eastAsia="Arial"/>
+          <w:rFonts w:ascii="Arial" w:hAnsi="Arial"/>
+          <w:b w:val="0"/>
+          <w:sz w:val="22"/>
+        </w:rPr>
+        <w:t>A. pH = 4.76 + log10  = 4.93</w:t>
+      </w:r>
+    </w:p>
+    <w:p>
+      <w:pPr>
+        <w:spacing w:after="20" w:before="0" w:line="240" w:lineRule="auto"/>
+      </w:pPr>
+      <w:r>
+        <w:rPr>
+          <w:rFonts w:ascii="Arial" w:hAnsi="Arial"/>
+          <w:b w:val="0"/>
+          <w:sz w:val="22"/>
+        </w:rPr>
+        <w:t>B. pH = 4.76 + log10  = 6.36</w:t>
+      </w:r>
+    </w:p>
+    <w:p>
+      <w:pPr>
+        <w:spacing w:after="20" w:before="0" w:line="240" w:lineRule="auto"/>
+      </w:pPr>
+      <w:r>
+        <w:rPr>
+          <w:rFonts w:ascii="Arial" w:hAnsi="Arial"/>
+          <w:b w:val="0"/>
+          <w:sz w:val="22"/>
+        </w:rPr>
+        <w:t>C. pH = 4.76 + log10  = 4.58</w:t>
+      </w:r>
+    </w:p>
+    <w:p>
+      <w:pPr>
+        <w:spacing w:after="20" w:before="0" w:line="240" w:lineRule="auto"/>
+      </w:pPr>
+      <w:r>
+        <w:rPr>
+          <w:rFonts w:ascii="Arial" w:hAnsi="Arial"/>
+          <w:b w:val="0"/>
+          <w:sz w:val="22"/>
+        </w:rPr>
+        <w:t>D. pH = 4.76 + log10  = 4.36</w:t>
+      </w:r>
+    </w:p>
+    <w:p>
+      <w:pPr>
+        <w:spacing w:after="0" w:before="0" w:line="240" w:lineRule="auto"/>
+      </w:pPr>
+    </w:p>
+    <w:p>
+      <w:pPr>
+        <w:spacing w:after="40" w:before="80" w:line="240" w:lineRule="auto"/>
+        <w:tabs>
+          <w:tab w:val="right" w:pos="9072"/>
+        </w:tabs>
+      </w:pPr>
+      <w:r>
+        <w:rPr>
+          <w:rFonts w:ascii="Arial" w:hAnsi="Arial"/>
+          <w:b w:val="0"/>
+          <w:sz w:val="22"/>
+        </w:rPr>
+        <w:t>8.</w:t>
+      </w:r>
+      <w:r>
+        <w:rPr>
+          <w:rFonts w:ascii="Arial" w:hAnsi="Arial"/>
+          <w:b w:val="0"/>
+          <w:sz w:val="22"/>
+        </w:rPr>
+        <w:t xml:space="preserve"> AcidKa  at 298 Kacetic acid 1.7 x10-5formic acid 1.8 x10-4 The correct solution to form a buffer with a pH of 4.77 is:	（   ）</w:t>
+      </w:r>
+    </w:p>
+    <w:p>
+      <w:pPr>
+        <w:spacing w:after="20" w:before="0" w:line="240" w:lineRule="auto"/>
+      </w:pPr>
+      <w:r>
+        <w:rPr>
+          <w:rFonts w:ascii="Arial" w:hAnsi="Arial"/>
           <w:b w:val="0"/>
           <w:sz w:val="22"/>
         </w:rPr>
@@ -4233,7 +5008,7 @@
       </w:pPr>
       <w:r>
         <w:rPr>
-          <w:rFonts w:ascii="Arial" w:hAnsi="Arial" w:eastAsia="Arial"/>
+          <w:rFonts w:ascii="Arial" w:hAnsi="Arial"/>
           <w:b w:val="0"/>
           <w:sz w:val="22"/>
         </w:rPr>
@@ -4246,7 +5021,7 @@
       </w:pPr>
       <w:r>
         <w:rPr>
-          <w:rFonts w:ascii="Arial" w:hAnsi="Arial" w:eastAsia="Arial"/>
+          <w:rFonts w:ascii="Arial" w:hAnsi="Arial"/>
           <w:b w:val="0"/>
           <w:sz w:val="22"/>
         </w:rPr>
@@ -4259,7 +5034,7 @@
       </w:pPr>
       <w:r>
         <w:rPr>
-          <w:rFonts w:ascii="Arial" w:hAnsi="Arial" w:eastAsia="Arial"/>
+          <w:rFonts w:ascii="Arial" w:hAnsi="Arial"/>
           <w:b w:val="0"/>
           <w:sz w:val="22"/>
         </w:rPr>
